--- a/综合练习/C语言前八章总复习.docx
+++ b/综合练习/C语言前八章总复习.docx
@@ -86,6 +86,48 @@
     </w:p>
     <w:p>
       <w:pPr>
+        <w:spacing w:after="40"/>
+        <w:ind w:left="454"/>
+      </w:pPr>
+      <w:r>
+        <w:rPr>
+          <w:rFonts w:ascii="微软雅黑" w:hAnsi="微软雅黑" w:eastAsia="微软雅黑"/>
+          <w:color w:val="000000"/>
+          <w:sz w:val="19"/>
+        </w:rPr>
+        <w:t>附录 A　原书章节对照表（按章节顺序）</w:t>
+      </w:r>
+    </w:p>
+    <w:p>
+      <w:pPr>
+        <w:spacing w:after="40"/>
+        <w:ind w:left="454"/>
+      </w:pPr>
+      <w:r>
+        <w:rPr>
+          <w:rFonts w:ascii="微软雅黑" w:hAnsi="微软雅黑" w:eastAsia="微软雅黑"/>
+          <w:color w:val="000000"/>
+          <w:sz w:val="19"/>
+        </w:rPr>
+        <w:t>附录 B　原文档漏掉的 7 个知识点</w:t>
+      </w:r>
+    </w:p>
+    <w:p>
+      <w:pPr>
+        <w:spacing w:after="40"/>
+        <w:ind w:left="454"/>
+      </w:pPr>
+      <w:r>
+        <w:rPr>
+          <w:rFonts w:ascii="微软雅黑" w:hAnsi="微软雅黑" w:eastAsia="微软雅黑"/>
+          <w:color w:val="000000"/>
+          <w:sz w:val="19"/>
+        </w:rPr>
+        <w:t>附录 C　原书这 6 节建议精读</w:t>
+      </w:r>
+    </w:p>
+    <w:p>
+      <w:pPr>
         <w:spacing w:after="80" w:before="0"/>
       </w:pPr>
       <w:r>
@@ -190,9 +232,11 @@
       <w:r>
         <w:rPr>
           <w:rFonts w:ascii="微软雅黑" w:hAnsi="微软雅黑" w:eastAsia="微软雅黑"/>
+          <w:b w:val="0"/>
+          <w:color w:val="000000"/>
           <w:sz w:val="19"/>
         </w:rPr>
-        <w:t>9　语法类　10　类型与转换　11　逻辑与条件</w:t>
+        <w:t>9 语法类　10 类型与转换　11 逻辑与条件（原书 2/3/5/6/7 章）</w:t>
       </w:r>
     </w:p>
     <w:p>
@@ -203,9 +247,11 @@
       <w:r>
         <w:rPr>
           <w:rFonts w:ascii="微软雅黑" w:hAnsi="微软雅黑" w:eastAsia="微软雅黑"/>
+          <w:b w:val="0"/>
+          <w:color w:val="000000"/>
           <w:sz w:val="19"/>
         </w:rPr>
-        <w:t>12　输入输出　13　数组与内存　14　状态与生命周期</w:t>
+        <w:t>12 输入输出　13 数组与内存　14 状态与生命周期（原书 4/8/10/12 章）</w:t>
       </w:r>
     </w:p>
     <w:p>
@@ -295,7 +341,7 @@
           <w:color w:val="1F3B73"/>
           <w:sz w:val="25"/>
         </w:rPr>
-        <w:t>1　程序骨架</w:t>
+        <w:t>1　程序骨架　（原书第 2 章 2.3 / 2.4 / 2.8）</w:t>
       </w:r>
     </w:p>
     <w:p>
@@ -893,7 +939,7 @@
           <w:color w:val="1F3B73"/>
           <w:sz w:val="25"/>
         </w:rPr>
-        <w:t>2　数据类型</w:t>
+        <w:t>2　数据类型　（原书第 3 章 3.3 / 3.4）</w:t>
       </w:r>
     </w:p>
     <w:tbl>
@@ -1926,11 +1972,11 @@
             <w:r/>
             <w:r>
               <w:rPr>
-                <w:rFonts w:ascii="微软雅黑" w:hAnsi="微软雅黑" w:eastAsia="微软雅黑"/>
+                <w:rFonts w:ascii="Consolas" w:hAnsi="Consolas" w:eastAsia="Consolas"/>
                 <w:b/>
                 <w:sz w:val="16"/>
               </w:rPr>
-              <w:t>`%lf`</w:t>
+              <w:t>%lf</w:t>
             </w:r>
           </w:p>
         </w:tc>
@@ -2375,7 +2421,7 @@
           <w:color w:val="1F3B73"/>
           <w:sz w:val="25"/>
         </w:rPr>
-        <w:t>3　格式化输入输出</w:t>
+        <w:t>3　格式化输入输出　（原书第 4 章 4.4）</w:t>
       </w:r>
     </w:p>
     <w:p>
@@ -3760,7 +3806,7 @@
           <w:color w:val="1F3B73"/>
           <w:sz w:val="25"/>
         </w:rPr>
-        <w:t>4　运算符与表达式</w:t>
+        <w:t>4　运算符与表达式　（原书第 5 章 5.2 ~ 5.5）</w:t>
       </w:r>
     </w:p>
     <w:p>
@@ -4840,11 +4886,11 @@
       </w:r>
       <w:r>
         <w:rPr>
-          <w:rFonts w:ascii="微软雅黑" w:hAnsi="微软雅黑" w:eastAsia="微软雅黑"/>
+          <w:rFonts w:ascii="Consolas" w:hAnsi="Consolas" w:eastAsia="Consolas"/>
           <w:b/>
           <w:sz w:val="20"/>
         </w:rPr>
-        <w:t>`==` 高于 `=`</w:t>
+        <w:t>== 高于 =</w:t>
       </w:r>
       <w:r>
         <w:rPr>
@@ -5441,7 +5487,7 @@
           <w:color w:val="1F3B73"/>
           <w:sz w:val="25"/>
         </w:rPr>
-        <w:t>5　控制流</w:t>
+        <w:t>5　控制流　（原书第 5 章 5.1 + 第 6 章 + 第 7 章）</w:t>
       </w:r>
     </w:p>
     <w:p>
@@ -6242,11 +6288,11 @@
             <w:r/>
             <w:r>
               <w:rPr>
-                <w:rFonts w:ascii="微软雅黑" w:hAnsi="微软雅黑" w:eastAsia="微软雅黑"/>
+                <w:rFonts w:ascii="Consolas" w:hAnsi="Consolas" w:eastAsia="Consolas"/>
                 <w:b/>
                 <w:sz w:val="17"/>
               </w:rPr>
-              <w:t>漏 `break` 会贯穿</w:t>
+              <w:t>漏 break 会贯穿</w:t>
             </w:r>
           </w:p>
         </w:tc>
@@ -6326,11 +6372,11 @@
             <w:r/>
             <w:r>
               <w:rPr>
-                <w:rFonts w:ascii="微软雅黑" w:hAnsi="微软雅黑" w:eastAsia="微软雅黑"/>
+                <w:rFonts w:ascii="Consolas" w:hAnsi="Consolas" w:eastAsia="Consolas"/>
                 <w:b/>
                 <w:sz w:val="17"/>
               </w:rPr>
-              <w:t>`case` 后不能直接声明变量</w:t>
+              <w:t>case 后不能直接声明变量</w:t>
             </w:r>
           </w:p>
         </w:tc>
@@ -6491,7 +6537,7 @@
           <w:color w:val="1F3B73"/>
           <w:sz w:val="25"/>
         </w:rPr>
-        <w:t>6　数组与字符串</w:t>
+        <w:t>6　数组与字符串　（第 4 章 4.2 + 第 6 章 6.11 + 第 10 章 10.1）</w:t>
       </w:r>
     </w:p>
     <w:p>
@@ -7264,7 +7310,7 @@
           <w:color w:val="1F3B73"/>
           <w:sz w:val="25"/>
         </w:rPr>
-        <w:t>7　字符判断与转换（ctype.h）</w:t>
+        <w:t>7　字符判断与转换　（原书第 7 章 7.2.2）</w:t>
       </w:r>
     </w:p>
     <w:p>
@@ -7274,10 +7320,11 @@
       <w:r>
         <w:rPr>
           <w:rFonts w:ascii="微软雅黑" w:hAnsi="微软雅黑" w:eastAsia="微软雅黑"/>
+          <w:b w:val="0"/>
           <w:color w:val="606060"/>
           <w:sz w:val="19"/>
         </w:rPr>
-        <w:t>这套函数第 4 章开始出现，第 7、8 章大量使用。</w:t>
+        <w:t>第 7 章 7.2.2 首次介绍（ctype.h 系列的字符函数），第 8 章 8.6.1 输入验证里大量使用。</w:t>
       </w:r>
     </w:p>
     <w:tbl>
@@ -8351,7 +8398,7 @@
           <w:color w:val="1F3B73"/>
           <w:sz w:val="25"/>
         </w:rPr>
-        <w:t>8　输入缓冲与 EOF</w:t>
+        <w:t>8　输入缓冲与 EOF　（原书第 8 章 8.1 ~ 8.4）</w:t>
       </w:r>
     </w:p>
     <w:p>
@@ -8477,12 +8524,12 @@
       </w:r>
       <w:r>
         <w:rPr>
-          <w:rFonts w:ascii="微软雅黑" w:hAnsi="微软雅黑" w:eastAsia="微软雅黑"/>
+          <w:rFonts w:ascii="Consolas" w:hAnsi="Consolas" w:eastAsia="Consolas"/>
           <w:b/>
           <w:color w:val="803000"/>
           <w:sz w:val="20"/>
         </w:rPr>
-        <w:t>`getchar` 和 `scanf` 共用同一个缓冲区</w:t>
+        <w:t>getchar 和 scanf 共用同一个缓冲区</w:t>
       </w:r>
       <w:r>
         <w:rPr>
@@ -8979,7 +9026,7 @@
           <w:color w:val="1F3B73"/>
           <w:sz w:val="25"/>
         </w:rPr>
-        <w:t>9　语法类（8 条）</w:t>
+        <w:t>9　语法类（8 条）　— 原书第 2、7 章</w:t>
       </w:r>
     </w:p>
     <w:tbl>
@@ -9765,7 +9812,7 @@
           <w:color w:val="1F3B73"/>
           <w:sz w:val="25"/>
         </w:rPr>
-        <w:t>10　类型与转换（8 条）</w:t>
+        <w:t>10　类型与转换（8 条）　— 原书第 3 章 3.4、第 5 章 5.5</w:t>
       </w:r>
     </w:p>
     <w:tbl>
@@ -10607,7 +10654,7 @@
           <w:color w:val="1F3B73"/>
           <w:sz w:val="25"/>
         </w:rPr>
-        <w:t>11　逻辑与条件（7 条）</w:t>
+        <w:t>11　逻辑与条件（7 条）　— 原书第 6 章 6.3、第 7 章 7.3</w:t>
       </w:r>
     </w:p>
     <w:tbl>
@@ -11392,7 +11439,7 @@
           <w:color w:val="1F3B73"/>
           <w:sz w:val="25"/>
         </w:rPr>
-        <w:t>12　输入输出（7 条）</w:t>
+        <w:t>12　输入输出（7 条）　— 原书第 4 章 4.4、第 8 章</w:t>
       </w:r>
     </w:p>
     <w:tbl>
@@ -12163,7 +12210,7 @@
           <w:color w:val="1F3B73"/>
           <w:sz w:val="25"/>
         </w:rPr>
-        <w:t>13　数组与内存（6 条）</w:t>
+        <w:t>13　数组与内存（6 条）　— 原书第 6 章 6.11、第 10 章 10.1.4</w:t>
       </w:r>
     </w:p>
     <w:tbl>
@@ -12901,7 +12948,7 @@
           <w:color w:val="1F3B73"/>
           <w:sz w:val="25"/>
         </w:rPr>
-        <w:t>14　状态与生命周期（5 条）</w:t>
+        <w:t>14　状态与生命周期（5 条）　— 原书第 9 章 9.1、第 12 章 12.1</w:t>
       </w:r>
     </w:p>
     <w:tbl>
@@ -16195,11 +16242,11 @@
             <w:r/>
             <w:r>
               <w:rPr>
-                <w:rFonts w:ascii="微软雅黑" w:hAnsi="微软雅黑" w:eastAsia="微软雅黑"/>
+                <w:rFonts w:ascii="Consolas" w:hAnsi="Consolas" w:eastAsia="Consolas"/>
                 <w:b/>
                 <w:sz w:val="16"/>
               </w:rPr>
-              <w:t>`%c`</w:t>
+              <w:t>%c</w:t>
             </w:r>
           </w:p>
         </w:tc>
@@ -16891,11 +16938,11 @@
             <w:r/>
             <w:r>
               <w:rPr>
-                <w:rFonts w:ascii="微软雅黑" w:hAnsi="微软雅黑" w:eastAsia="微软雅黑"/>
+                <w:rFonts w:ascii="Consolas" w:hAnsi="Consolas" w:eastAsia="Consolas"/>
                 <w:b/>
                 <w:sz w:val="16"/>
               </w:rPr>
-              <w:t>`getchar()`</w:t>
+              <w:t>getchar()</w:t>
             </w:r>
           </w:p>
         </w:tc>
@@ -16971,7 +17018,7 @@
                 <w:b/>
                 <w:sz w:val="16"/>
               </w:rPr>
-              <w:t>第 8 章</w:t>
+              <w:t>第 7 章 7.2.1</w:t>
             </w:r>
           </w:p>
         </w:tc>
@@ -18492,11 +18539,11 @@
             <w:r/>
             <w:r>
               <w:rPr>
-                <w:rFonts w:ascii="微软雅黑" w:hAnsi="微软雅黑" w:eastAsia="微软雅黑"/>
+                <w:rFonts w:ascii="Consolas" w:hAnsi="Consolas" w:eastAsia="Consolas"/>
                 <w:b/>
                 <w:sz w:val="16"/>
               </w:rPr>
-              <w:t>循环开头 `if (ch == EOF) break;`</w:t>
+              <w:t>循环开头 if (ch == EOF) break;</w:t>
             </w:r>
           </w:p>
         </w:tc>
@@ -18549,11 +18596,11 @@
             <w:r/>
             <w:r>
               <w:rPr>
-                <w:rFonts w:ascii="微软雅黑" w:hAnsi="微软雅黑" w:eastAsia="微软雅黑"/>
+                <w:rFonts w:ascii="Consolas" w:hAnsi="Consolas" w:eastAsia="Consolas"/>
                 <w:b/>
                 <w:sz w:val="16"/>
               </w:rPr>
-              <w:t>次数累加用 `while`，不是 `if`</w:t>
+              <w:t>次数累加用 while，不是 if</w:t>
             </w:r>
           </w:p>
         </w:tc>
@@ -18727,11 +18774,11 @@
             <w:r/>
             <w:r>
               <w:rPr>
-                <w:rFonts w:ascii="微软雅黑" w:hAnsi="微软雅黑" w:eastAsia="微软雅黑"/>
+                <w:rFonts w:ascii="Consolas" w:hAnsi="Consolas" w:eastAsia="Consolas"/>
                 <w:b/>
                 <w:sz w:val="16"/>
               </w:rPr>
-              <w:t>写进数组之前先查 `num &lt; 上限`</w:t>
+              <w:t>写进数组之前先查 num &lt; 上限</w:t>
             </w:r>
           </w:p>
         </w:tc>
@@ -22491,6 +22538,3953 @@
           <w:sz w:val="19"/>
         </w:rPr>
         <w:t>下一步：第 9 章《函数》。重点看「值传递」一节 —— 那是第 10 章指针的铺垫。</w:t>
+      </w:r>
+    </w:p>
+    <w:p>
+      <w:r>
+        <w:br w:type="page"/>
+      </w:r>
+    </w:p>
+    <w:p>
+      <w:pPr>
+        <w:pStyle w:val="Heading1"/>
+        <w:spacing w:before="280" w:after="100"/>
+      </w:pPr>
+      <w:r>
+        <w:rPr>
+          <w:rFonts w:ascii="微软雅黑" w:hAnsi="微软雅黑" w:eastAsia="微软雅黑"/>
+          <w:b/>
+          <w:color w:val="1F3B73"/>
+          <w:sz w:val="32"/>
+        </w:rPr>
+        <w:t>附录 A　原书章节对照表</w:t>
+      </w:r>
+    </w:p>
+    <w:p>
+      <w:pPr>
+        <w:spacing w:after="80" w:before="0"/>
+      </w:pPr>
+      <w:r>
+        <w:rPr>
+          <w:rFonts w:ascii="微软雅黑" w:hAnsi="微软雅黑" w:eastAsia="微软雅黑"/>
+          <w:color w:val="606060"/>
+          <w:sz w:val="19"/>
+        </w:rPr>
+        <w:t>按《C Primer Plus》前八章的顺序排，左边是书里的内容，右边是本复习文档的对应位置。想深挖某一节，直接翻书。</w:t>
+      </w:r>
+    </w:p>
+    <w:tbl>
+      <w:tblPr>
+        <w:tblStyle w:val="TableGrid"/>
+        <w:jc w:val="center"/>
+        <w:tblLook w:firstColumn="1" w:firstRow="1" w:lastColumn="0" w:lastRow="0" w:noHBand="0" w:noVBand="1" w:val="04A0"/>
+        <w:tblLayout w:type="fixed"/>
+        <w:tblW w:w="9412" w:type="dxa"/>
+      </w:tblPr>
+      <w:tblGrid>
+        <w:gridCol w:w="1218"/>
+        <w:gridCol w:w="5758"/>
+        <w:gridCol w:w="2436"/>
+      </w:tblGrid>
+      <w:tr>
+        <w:tc>
+          <w:tcPr>
+            <w:tcW w:type="dxa" w:w="1218"/>
+          </w:tcPr>
+          <w:p>
+            <w:pPr>
+              <w:spacing w:after="0"/>
+              <w:jc w:val="center"/>
+            </w:pPr>
+            <w:r/>
+            <w:r>
+              <w:rPr>
+                <w:rFonts w:ascii="微软雅黑" w:hAnsi="微软雅黑" w:eastAsia="微软雅黑"/>
+                <w:b/>
+                <w:sz w:val="16"/>
+              </w:rPr>
+              <w:t>原书章节</w:t>
+            </w:r>
+          </w:p>
+        </w:tc>
+        <w:tc>
+          <w:tcPr>
+            <w:tcW w:type="dxa" w:w="5757"/>
+          </w:tcPr>
+          <w:p>
+            <w:pPr>
+              <w:spacing w:after="0"/>
+              <w:jc w:val="center"/>
+            </w:pPr>
+            <w:r/>
+            <w:r>
+              <w:rPr>
+                <w:rFonts w:ascii="微软雅黑" w:hAnsi="微软雅黑" w:eastAsia="微软雅黑"/>
+                <w:b/>
+                <w:sz w:val="16"/>
+              </w:rPr>
+              <w:t>主要内容</w:t>
+            </w:r>
+          </w:p>
+        </w:tc>
+        <w:tc>
+          <w:tcPr>
+            <w:tcW w:type="dxa" w:w="2436"/>
+          </w:tcPr>
+          <w:p>
+            <w:pPr>
+              <w:spacing w:after="0"/>
+              <w:jc w:val="center"/>
+            </w:pPr>
+            <w:r/>
+            <w:r>
+              <w:rPr>
+                <w:rFonts w:ascii="微软雅黑" w:hAnsi="微软雅黑" w:eastAsia="微软雅黑"/>
+                <w:b/>
+                <w:sz w:val="16"/>
+              </w:rPr>
+              <w:t>本复习文档对应位置</w:t>
+            </w:r>
+          </w:p>
+        </w:tc>
+      </w:tr>
+      <w:tr>
+        <w:tc>
+          <w:tcPr>
+            <w:tcW w:type="dxa" w:w="1218"/>
+          </w:tcPr>
+          <w:p>
+            <w:pPr>
+              <w:spacing w:after="0"/>
+            </w:pPr>
+            <w:r/>
+            <w:r>
+              <w:rPr>
+                <w:rFonts w:ascii="微软雅黑" w:hAnsi="微软雅黑" w:eastAsia="微软雅黑"/>
+                <w:sz w:val="16"/>
+              </w:rPr>
+              <w:t>第 1 章</w:t>
+            </w:r>
+          </w:p>
+        </w:tc>
+        <w:tc>
+          <w:tcPr>
+            <w:tcW w:type="dxa" w:w="5757"/>
+          </w:tcPr>
+          <w:p>
+            <w:pPr>
+              <w:spacing w:after="0"/>
+            </w:pPr>
+            <w:r/>
+            <w:r>
+              <w:rPr>
+                <w:rFonts w:ascii="微软雅黑" w:hAnsi="微软雅黑" w:eastAsia="微软雅黑"/>
+                <w:sz w:val="16"/>
+              </w:rPr>
+              <w:t>1.4 计算机能做什么　1.5 高级语言和编译器　1.7 使用 C 的 7 个步骤　1.8 编程机制（目标代码、可执行文件、库）</w:t>
+            </w:r>
+          </w:p>
+        </w:tc>
+        <w:tc>
+          <w:tcPr>
+            <w:tcW w:type="dxa" w:w="2436"/>
+          </w:tcPr>
+          <w:p>
+            <w:pPr>
+              <w:spacing w:after="0"/>
+            </w:pPr>
+            <w:r/>
+            <w:r>
+              <w:rPr>
+                <w:rFonts w:ascii="微软雅黑" w:hAnsi="微软雅黑" w:eastAsia="微软雅黑"/>
+                <w:sz w:val="16"/>
+              </w:rPr>
+              <w:t>1　程序骨架</w:t>
+            </w:r>
+          </w:p>
+        </w:tc>
+      </w:tr>
+      <w:tr>
+        <w:tc>
+          <w:tcPr>
+            <w:tcW w:type="dxa" w:w="1218"/>
+          </w:tcPr>
+          <w:p>
+            <w:pPr>
+              <w:spacing w:after="0"/>
+            </w:pPr>
+            <w:r/>
+            <w:r>
+              <w:rPr>
+                <w:rFonts w:ascii="微软雅黑" w:hAnsi="微软雅黑" w:eastAsia="微软雅黑"/>
+                <w:sz w:val="16"/>
+              </w:rPr>
+              <w:t>第 2 章</w:t>
+            </w:r>
+          </w:p>
+        </w:tc>
+        <w:tc>
+          <w:tcPr>
+            <w:tcW w:type="dxa" w:w="5757"/>
+          </w:tcPr>
+          <w:p>
+            <w:pPr>
+              <w:spacing w:after="0"/>
+            </w:pPr>
+            <w:r/>
+            <w:r>
+              <w:rPr>
+                <w:rFonts w:ascii="微软雅黑" w:hAnsi="微软雅黑" w:eastAsia="微软雅黑"/>
+                <w:sz w:val="16"/>
+              </w:rPr>
+              <w:t xml:space="preserve">2.3 简单程序的结构　2.4 可读性技巧　</w:t>
+            </w:r>
+            <w:r>
+              <w:rPr>
+                <w:rFonts w:ascii="微软雅黑" w:hAnsi="微软雅黑" w:eastAsia="微软雅黑"/>
+                <w:b/>
+                <w:sz w:val="16"/>
+              </w:rPr>
+              <w:t>2.6 多个函数</w:t>
+            </w:r>
+            <w:r>
+              <w:rPr>
+                <w:rFonts w:ascii="微软雅黑" w:hAnsi="微软雅黑" w:eastAsia="微软雅黑"/>
+                <w:sz w:val="16"/>
+              </w:rPr>
+              <w:t xml:space="preserve">　</w:t>
+            </w:r>
+            <w:r>
+              <w:rPr>
+                <w:rFonts w:ascii="微软雅黑" w:hAnsi="微软雅黑" w:eastAsia="微软雅黑"/>
+                <w:b/>
+                <w:sz w:val="16"/>
+              </w:rPr>
+              <w:t>2.7 调试程序</w:t>
+            </w:r>
+            <w:r>
+              <w:rPr>
+                <w:rFonts w:ascii="微软雅黑" w:hAnsi="微软雅黑" w:eastAsia="微软雅黑"/>
+                <w:sz w:val="16"/>
+              </w:rPr>
+              <w:t>（语法错误 / 语义错误 / 程序状态）　2.8 关键字</w:t>
+            </w:r>
+          </w:p>
+        </w:tc>
+        <w:tc>
+          <w:tcPr>
+            <w:tcW w:type="dxa" w:w="2436"/>
+          </w:tcPr>
+          <w:p>
+            <w:pPr>
+              <w:spacing w:after="0"/>
+            </w:pPr>
+            <w:r/>
+            <w:r>
+              <w:rPr>
+                <w:rFonts w:ascii="微软雅黑" w:hAnsi="微软雅黑" w:eastAsia="微软雅黑"/>
+                <w:sz w:val="16"/>
+              </w:rPr>
+              <w:t>1　程序骨架　·　附录 B-1</w:t>
+            </w:r>
+          </w:p>
+        </w:tc>
+      </w:tr>
+      <w:tr>
+        <w:tc>
+          <w:tcPr>
+            <w:tcW w:type="dxa" w:w="1218"/>
+          </w:tcPr>
+          <w:p>
+            <w:pPr>
+              <w:spacing w:after="0"/>
+            </w:pPr>
+            <w:r/>
+            <w:r>
+              <w:rPr>
+                <w:rFonts w:ascii="微软雅黑" w:hAnsi="微软雅黑" w:eastAsia="微软雅黑"/>
+                <w:sz w:val="16"/>
+              </w:rPr>
+              <w:t>第 3 章</w:t>
+            </w:r>
+          </w:p>
+        </w:tc>
+        <w:tc>
+          <w:tcPr>
+            <w:tcW w:type="dxa" w:w="5757"/>
+          </w:tcPr>
+          <w:p>
+            <w:pPr>
+              <w:spacing w:after="0"/>
+            </w:pPr>
+            <w:r/>
+            <w:r>
+              <w:rPr>
+                <w:rFonts w:ascii="微软雅黑" w:hAnsi="微软雅黑" w:eastAsia="微软雅黑"/>
+                <w:sz w:val="16"/>
+              </w:rPr>
+              <w:t>3.3 数据类型关键字　3.4 基本类型（int、其他整数、char、</w:t>
+            </w:r>
+            <w:r>
+              <w:rPr>
+                <w:rFonts w:ascii="微软雅黑" w:hAnsi="微软雅黑" w:eastAsia="微软雅黑"/>
+                <w:b/>
+                <w:sz w:val="16"/>
+              </w:rPr>
+              <w:t>3.4.4 _Bool</w:t>
+            </w:r>
+            <w:r>
+              <w:rPr>
+                <w:rFonts w:ascii="微软雅黑" w:hAnsi="微软雅黑" w:eastAsia="微软雅黑"/>
+                <w:sz w:val="16"/>
+              </w:rPr>
+              <w:t>、</w:t>
+            </w:r>
+            <w:r>
+              <w:rPr>
+                <w:rFonts w:ascii="微软雅黑" w:hAnsi="微软雅黑" w:eastAsia="微软雅黑"/>
+                <w:b/>
+                <w:sz w:val="16"/>
+              </w:rPr>
+              <w:t>3.4.5 stdint.h</w:t>
+            </w:r>
+            <w:r>
+              <w:rPr>
+                <w:rFonts w:ascii="微软雅黑" w:hAnsi="微软雅黑" w:eastAsia="微软雅黑"/>
+                <w:sz w:val="16"/>
+              </w:rPr>
+              <w:t>、float/double）　3.6 参数和陷阱　3.7 转义序列</w:t>
+            </w:r>
+          </w:p>
+        </w:tc>
+        <w:tc>
+          <w:tcPr>
+            <w:tcW w:type="dxa" w:w="2436"/>
+          </w:tcPr>
+          <w:p>
+            <w:pPr>
+              <w:spacing w:after="0"/>
+            </w:pPr>
+            <w:r/>
+            <w:r>
+              <w:rPr>
+                <w:rFonts w:ascii="微软雅黑" w:hAnsi="微软雅黑" w:eastAsia="微软雅黑"/>
+                <w:sz w:val="16"/>
+              </w:rPr>
+              <w:t>2　数据类型　·　附录 B-2 / B-3</w:t>
+            </w:r>
+          </w:p>
+        </w:tc>
+      </w:tr>
+      <w:tr>
+        <w:tc>
+          <w:tcPr>
+            <w:tcW w:type="dxa" w:w="1218"/>
+          </w:tcPr>
+          <w:p>
+            <w:pPr>
+              <w:spacing w:after="0"/>
+            </w:pPr>
+            <w:r/>
+            <w:r>
+              <w:rPr>
+                <w:rFonts w:ascii="微软雅黑" w:hAnsi="微软雅黑" w:eastAsia="微软雅黑"/>
+                <w:sz w:val="16"/>
+              </w:rPr>
+              <w:t>第 4 章</w:t>
+            </w:r>
+          </w:p>
+        </w:tc>
+        <w:tc>
+          <w:tcPr>
+            <w:tcW w:type="dxa" w:w="5757"/>
+          </w:tcPr>
+          <w:p>
+            <w:pPr>
+              <w:spacing w:after="0"/>
+            </w:pPr>
+            <w:r/>
+            <w:r>
+              <w:rPr>
+                <w:rFonts w:ascii="微软雅黑" w:hAnsi="微软雅黑" w:eastAsia="微软雅黑"/>
+                <w:sz w:val="16"/>
+              </w:rPr>
+              <w:t xml:space="preserve">4.2 字符串（char 数组、null 字符、strlen）　</w:t>
+            </w:r>
+            <w:r>
+              <w:rPr>
+                <w:rFonts w:ascii="微软雅黑" w:hAnsi="微软雅黑" w:eastAsia="微软雅黑"/>
+                <w:b/>
+                <w:sz w:val="16"/>
+              </w:rPr>
+              <w:t>4.3 const 和 #define</w:t>
+            </w:r>
+            <w:r>
+              <w:rPr>
+                <w:rFonts w:ascii="微软雅黑" w:hAnsi="微软雅黑" w:eastAsia="微软雅黑"/>
+                <w:sz w:val="16"/>
+              </w:rPr>
+              <w:t xml:space="preserve">　4.4 printf / scanf（含 </w:t>
+            </w:r>
+            <w:r>
+              <w:rPr>
+                <w:rFonts w:ascii="微软雅黑" w:hAnsi="微软雅黑" w:eastAsia="微软雅黑"/>
+                <w:b/>
+                <w:sz w:val="16"/>
+              </w:rPr>
+              <w:t>4.4.6 \* 修饰符</w:t>
+            </w:r>
+            <w:r>
+              <w:rPr>
+                <w:rFonts w:ascii="微软雅黑" w:hAnsi="微软雅黑" w:eastAsia="微软雅黑"/>
+                <w:sz w:val="16"/>
+              </w:rPr>
+              <w:t>）</w:t>
+            </w:r>
+          </w:p>
+        </w:tc>
+        <w:tc>
+          <w:tcPr>
+            <w:tcW w:type="dxa" w:w="2436"/>
+          </w:tcPr>
+          <w:p>
+            <w:pPr>
+              <w:spacing w:after="0"/>
+            </w:pPr>
+            <w:r/>
+            <w:r>
+              <w:rPr>
+                <w:rFonts w:ascii="微软雅黑" w:hAnsi="微软雅黑" w:eastAsia="微软雅黑"/>
+                <w:sz w:val="16"/>
+              </w:rPr>
+              <w:t>3　格式化 I/O　6　数组与字符串　附录 B-4 / B-5</w:t>
+            </w:r>
+          </w:p>
+        </w:tc>
+      </w:tr>
+      <w:tr>
+        <w:tc>
+          <w:tcPr>
+            <w:tcW w:type="dxa" w:w="1218"/>
+          </w:tcPr>
+          <w:p>
+            <w:pPr>
+              <w:spacing w:after="0"/>
+            </w:pPr>
+            <w:r/>
+            <w:r>
+              <w:rPr>
+                <w:rFonts w:ascii="微软雅黑" w:hAnsi="微软雅黑" w:eastAsia="微软雅黑"/>
+                <w:sz w:val="16"/>
+              </w:rPr>
+              <w:t>第 5 章</w:t>
+            </w:r>
+          </w:p>
+        </w:tc>
+        <w:tc>
+          <w:tcPr>
+            <w:tcW w:type="dxa" w:w="5757"/>
+          </w:tcPr>
+          <w:p>
+            <w:pPr>
+              <w:spacing w:after="0"/>
+            </w:pPr>
+            <w:r/>
+            <w:r>
+              <w:rPr>
+                <w:rFonts w:ascii="微软雅黑" w:hAnsi="微软雅黑" w:eastAsia="微软雅黑"/>
+                <w:b/>
+                <w:sz w:val="16"/>
+              </w:rPr>
+              <w:t>5.1 循环简介</w:t>
+            </w:r>
+            <w:r>
+              <w:rPr>
+                <w:rFonts w:ascii="微软雅黑" w:hAnsi="微软雅黑" w:eastAsia="微软雅黑"/>
+                <w:sz w:val="16"/>
+              </w:rPr>
+              <w:t xml:space="preserve">　5.2 基本运算符（含优先级、求值顺序）　5.3 sizeof / % / ++ / --　5.4 表达式和语句（含复合语句）　5.5 类型转换</w:t>
+            </w:r>
+          </w:p>
+        </w:tc>
+        <w:tc>
+          <w:tcPr>
+            <w:tcW w:type="dxa" w:w="2436"/>
+          </w:tcPr>
+          <w:p>
+            <w:pPr>
+              <w:spacing w:after="0"/>
+            </w:pPr>
+            <w:r/>
+            <w:r>
+              <w:rPr>
+                <w:rFonts w:ascii="微软雅黑" w:hAnsi="微软雅黑" w:eastAsia="微软雅黑"/>
+                <w:sz w:val="16"/>
+              </w:rPr>
+              <w:t>4　运算符　5　控制流</w:t>
+            </w:r>
+          </w:p>
+        </w:tc>
+      </w:tr>
+      <w:tr>
+        <w:tc>
+          <w:tcPr>
+            <w:tcW w:type="dxa" w:w="1218"/>
+          </w:tcPr>
+          <w:p>
+            <w:pPr>
+              <w:spacing w:after="0"/>
+            </w:pPr>
+            <w:r/>
+            <w:r>
+              <w:rPr>
+                <w:rFonts w:ascii="微软雅黑" w:hAnsi="微软雅黑" w:eastAsia="微软雅黑"/>
+                <w:sz w:val="16"/>
+              </w:rPr>
+              <w:t>第 6 章</w:t>
+            </w:r>
+          </w:p>
+        </w:tc>
+        <w:tc>
+          <w:tcPr>
+            <w:tcW w:type="dxa" w:w="5757"/>
+          </w:tcPr>
+          <w:p>
+            <w:pPr>
+              <w:spacing w:after="0"/>
+            </w:pPr>
+            <w:r/>
+            <w:r>
+              <w:rPr>
+                <w:rFonts w:ascii="微软雅黑" w:hAnsi="微软雅黑" w:eastAsia="微软雅黑"/>
+                <w:sz w:val="16"/>
+              </w:rPr>
+              <w:t xml:space="preserve">6.2 while　6.3 关系运算符（什么是真、真值的问题、_Bool）　6.5 for　6.7 逗号运算符　6.8 do-while　6.10 嵌套循环　</w:t>
+            </w:r>
+            <w:r>
+              <w:rPr>
+                <w:rFonts w:ascii="微软雅黑" w:hAnsi="微软雅黑" w:eastAsia="微软雅黑"/>
+                <w:b/>
+                <w:sz w:val="16"/>
+              </w:rPr>
+              <w:t>6.11 数组简介</w:t>
+            </w:r>
+          </w:p>
+        </w:tc>
+        <w:tc>
+          <w:tcPr>
+            <w:tcW w:type="dxa" w:w="2436"/>
+          </w:tcPr>
+          <w:p>
+            <w:pPr>
+              <w:spacing w:after="0"/>
+            </w:pPr>
+            <w:r/>
+            <w:r>
+              <w:rPr>
+                <w:rFonts w:ascii="微软雅黑" w:hAnsi="微软雅黑" w:eastAsia="微软雅黑"/>
+                <w:sz w:val="16"/>
+              </w:rPr>
+              <w:t>5　控制流　6　数组与字符串</w:t>
+            </w:r>
+          </w:p>
+        </w:tc>
+      </w:tr>
+      <w:tr>
+        <w:tc>
+          <w:tcPr>
+            <w:tcW w:type="dxa" w:w="1218"/>
+          </w:tcPr>
+          <w:p>
+            <w:pPr>
+              <w:spacing w:after="0"/>
+            </w:pPr>
+            <w:r/>
+            <w:r>
+              <w:rPr>
+                <w:rFonts w:ascii="微软雅黑" w:hAnsi="微软雅黑" w:eastAsia="微软雅黑"/>
+                <w:sz w:val="16"/>
+              </w:rPr>
+              <w:t>第 7 章</w:t>
+            </w:r>
+          </w:p>
+        </w:tc>
+        <w:tc>
+          <w:tcPr>
+            <w:tcW w:type="dxa" w:w="5757"/>
+          </w:tcPr>
+          <w:p>
+            <w:pPr>
+              <w:spacing w:after="0"/>
+            </w:pPr>
+            <w:r/>
+            <w:r>
+              <w:rPr>
+                <w:rFonts w:ascii="微软雅黑" w:hAnsi="微软雅黑" w:eastAsia="微软雅黑"/>
+                <w:sz w:val="16"/>
+              </w:rPr>
+              <w:t>7.1–7.2 if / else if（</w:t>
+            </w:r>
+            <w:r>
+              <w:rPr>
+                <w:rFonts w:ascii="微软雅黑" w:hAnsi="微软雅黑" w:eastAsia="微软雅黑"/>
+                <w:b/>
+                <w:sz w:val="16"/>
+              </w:rPr>
+              <w:t>7.2.1 getchar 和 putchar</w:t>
+            </w:r>
+            <w:r>
+              <w:rPr>
+                <w:rFonts w:ascii="微软雅黑" w:hAnsi="微软雅黑" w:eastAsia="微软雅黑"/>
+                <w:sz w:val="16"/>
+              </w:rPr>
+              <w:t>、</w:t>
+            </w:r>
+            <w:r>
+              <w:rPr>
+                <w:rFonts w:ascii="微软雅黑" w:hAnsi="微软雅黑" w:eastAsia="微软雅黑"/>
+                <w:b/>
+                <w:sz w:val="16"/>
+              </w:rPr>
+              <w:t>7.2.2 ctype.h</w:t>
+            </w:r>
+            <w:r>
+              <w:rPr>
+                <w:rFonts w:ascii="微软雅黑" w:hAnsi="微软雅黑" w:eastAsia="微软雅黑"/>
+                <w:sz w:val="16"/>
+              </w:rPr>
+              <w:t xml:space="preserve">）　7.3 逻辑运算符　</w:t>
+            </w:r>
+            <w:r>
+              <w:rPr>
+                <w:rFonts w:ascii="微软雅黑" w:hAnsi="微软雅黑" w:eastAsia="微软雅黑"/>
+                <w:b/>
+                <w:sz w:val="16"/>
+              </w:rPr>
+              <w:t>7.5 条件运算符 ?:</w:t>
+            </w:r>
+            <w:r>
+              <w:rPr>
+                <w:rFonts w:ascii="微软雅黑" w:hAnsi="微软雅黑" w:eastAsia="微软雅黑"/>
+                <w:sz w:val="16"/>
+              </w:rPr>
+              <w:t xml:space="preserve">　7.6 continue / break　7.7 switch（</w:t>
+            </w:r>
+            <w:r>
+              <w:rPr>
+                <w:rFonts w:ascii="微软雅黑" w:hAnsi="微软雅黑" w:eastAsia="微软雅黑"/>
+                <w:b/>
+                <w:sz w:val="16"/>
+              </w:rPr>
+              <w:t>7.7.2 只读每行的首字符</w:t>
+            </w:r>
+            <w:r>
+              <w:rPr>
+                <w:rFonts w:ascii="微软雅黑" w:hAnsi="微软雅黑" w:eastAsia="微软雅黑"/>
+                <w:sz w:val="16"/>
+              </w:rPr>
+              <w:t>）　7.8 goto</w:t>
+            </w:r>
+          </w:p>
+        </w:tc>
+        <w:tc>
+          <w:tcPr>
+            <w:tcW w:type="dxa" w:w="2436"/>
+          </w:tcPr>
+          <w:p>
+            <w:pPr>
+              <w:spacing w:after="0"/>
+            </w:pPr>
+            <w:r/>
+            <w:r>
+              <w:rPr>
+                <w:rFonts w:ascii="微软雅黑" w:hAnsi="微软雅黑" w:eastAsia="微软雅黑"/>
+                <w:sz w:val="16"/>
+              </w:rPr>
+              <w:t>5　控制流　7　ctype　附录 B-6 / B-7</w:t>
+            </w:r>
+          </w:p>
+        </w:tc>
+      </w:tr>
+      <w:tr>
+        <w:tc>
+          <w:tcPr>
+            <w:tcW w:type="dxa" w:w="1218"/>
+          </w:tcPr>
+          <w:p>
+            <w:pPr>
+              <w:spacing w:after="0"/>
+            </w:pPr>
+            <w:r/>
+            <w:r>
+              <w:rPr>
+                <w:rFonts w:ascii="微软雅黑" w:hAnsi="微软雅黑" w:eastAsia="微软雅黑"/>
+                <w:sz w:val="16"/>
+              </w:rPr>
+              <w:t>第 8 章</w:t>
+            </w:r>
+          </w:p>
+        </w:tc>
+        <w:tc>
+          <w:tcPr>
+            <w:tcW w:type="dxa" w:w="5757"/>
+          </w:tcPr>
+          <w:p>
+            <w:pPr>
+              <w:spacing w:after="0"/>
+            </w:pPr>
+            <w:r/>
+            <w:r>
+              <w:rPr>
+                <w:rFonts w:ascii="微软雅黑" w:hAnsi="微软雅黑" w:eastAsia="微软雅黑"/>
+                <w:sz w:val="16"/>
+              </w:rPr>
+              <w:t xml:space="preserve">8.1 单字符 I/O　</w:t>
+            </w:r>
+            <w:r>
+              <w:rPr>
+                <w:rFonts w:ascii="微软雅黑" w:hAnsi="微软雅黑" w:eastAsia="微软雅黑"/>
+                <w:b/>
+                <w:sz w:val="16"/>
+              </w:rPr>
+              <w:t>8.2 缓冲区</w:t>
+            </w:r>
+            <w:r>
+              <w:rPr>
+                <w:rFonts w:ascii="微软雅黑" w:hAnsi="微软雅黑" w:eastAsia="微软雅黑"/>
+                <w:sz w:val="16"/>
+              </w:rPr>
+              <w:t xml:space="preserve">　</w:t>
+            </w:r>
+            <w:r>
+              <w:rPr>
+                <w:rFonts w:ascii="微软雅黑" w:hAnsi="微软雅黑" w:eastAsia="微软雅黑"/>
+                <w:b/>
+                <w:sz w:val="16"/>
+              </w:rPr>
+              <w:t>8.3 结束键盘输入（EOF）</w:t>
+            </w:r>
+            <w:r>
+              <w:rPr>
+                <w:rFonts w:ascii="微软雅黑" w:hAnsi="微软雅黑" w:eastAsia="微软雅黑"/>
+                <w:sz w:val="16"/>
+              </w:rPr>
+              <w:t xml:space="preserve">　8.4 重定向和文件　</w:t>
+            </w:r>
+            <w:r>
+              <w:rPr>
+                <w:rFonts w:ascii="微软雅黑" w:hAnsi="微软雅黑" w:eastAsia="微软雅黑"/>
+                <w:b/>
+                <w:sz w:val="16"/>
+              </w:rPr>
+              <w:t>8.5.2 混合数值和字符输入</w:t>
+            </w:r>
+            <w:r>
+              <w:rPr>
+                <w:rFonts w:ascii="微软雅黑" w:hAnsi="微软雅黑" w:eastAsia="微软雅黑"/>
+                <w:sz w:val="16"/>
+              </w:rPr>
+              <w:t xml:space="preserve">　</w:t>
+            </w:r>
+            <w:r>
+              <w:rPr>
+                <w:rFonts w:ascii="微软雅黑" w:hAnsi="微软雅黑" w:eastAsia="微软雅黑"/>
+                <w:b/>
+                <w:sz w:val="16"/>
+              </w:rPr>
+              <w:t>8.6 输入验证（8.6.2 输入流和数字）</w:t>
+            </w:r>
+            <w:r>
+              <w:rPr>
+                <w:rFonts w:ascii="微软雅黑" w:hAnsi="微软雅黑" w:eastAsia="微软雅黑"/>
+                <w:sz w:val="16"/>
+              </w:rPr>
+              <w:t xml:space="preserve">　</w:t>
+            </w:r>
+            <w:r>
+              <w:rPr>
+                <w:rFonts w:ascii="微软雅黑" w:hAnsi="微软雅黑" w:eastAsia="微软雅黑"/>
+                <w:b/>
+                <w:sz w:val="16"/>
+              </w:rPr>
+              <w:t>8.7 菜单浏览</w:t>
+            </w:r>
+          </w:p>
+        </w:tc>
+        <w:tc>
+          <w:tcPr>
+            <w:tcW w:type="dxa" w:w="2436"/>
+          </w:tcPr>
+          <w:p>
+            <w:pPr>
+              <w:spacing w:after="0"/>
+            </w:pPr>
+            <w:r/>
+            <w:r>
+              <w:rPr>
+                <w:rFonts w:ascii="微软雅黑" w:hAnsi="微软雅黑" w:eastAsia="微软雅黑"/>
+                <w:sz w:val="16"/>
+              </w:rPr>
+              <w:t>8　输入缓冲与 EOF　第四部分 输入处理专题　附录 C</w:t>
+            </w:r>
+          </w:p>
+        </w:tc>
+      </w:tr>
+    </w:tbl>
+    <w:p>
+      <w:pPr>
+        <w:spacing w:after="40"/>
+      </w:pPr>
+    </w:p>
+    <w:p>
+      <w:pPr>
+        <w:spacing w:after="80" w:before="80"/>
+      </w:pPr>
+      <w:r>
+        <w:rPr>
+          <w:rFonts w:ascii="微软雅黑" w:hAnsi="微软雅黑" w:eastAsia="微软雅黑"/>
+          <w:color w:val="606060"/>
+          <w:sz w:val="18"/>
+        </w:rPr>
+        <w:t>★ 粗体标出的是本复习文档把它单独拎出来重点讲的内容。</w:t>
+      </w:r>
+    </w:p>
+    <w:p>
+      <w:r>
+        <w:br w:type="page"/>
+      </w:r>
+    </w:p>
+    <w:p>
+      <w:pPr>
+        <w:pStyle w:val="Heading1"/>
+        <w:spacing w:before="280" w:after="100"/>
+      </w:pPr>
+      <w:r>
+        <w:rPr>
+          <w:rFonts w:ascii="微软雅黑" w:hAnsi="微软雅黑" w:eastAsia="微软雅黑"/>
+          <w:b/>
+          <w:color w:val="1F3B73"/>
+          <w:sz w:val="32"/>
+        </w:rPr>
+        <w:t>附录 B　原文档漏掉的 7 个知识点</w:t>
+      </w:r>
+    </w:p>
+    <w:p>
+      <w:pPr>
+        <w:spacing w:after="80" w:before="0"/>
+      </w:pPr>
+      <w:r>
+        <w:rPr>
+          <w:rFonts w:ascii="微软雅黑" w:hAnsi="微软雅黑" w:eastAsia="微软雅黑"/>
+          <w:color w:val="606060"/>
+          <w:sz w:val="19"/>
+        </w:rPr>
+        <w:t>这些是前八章里属于「知道就行」级别的内容，原文档没写，这里补上。</w:t>
+      </w:r>
+    </w:p>
+    <w:p>
+      <w:pPr>
+        <w:spacing w:after="80" w:before="160"/>
+      </w:pPr>
+      <w:r>
+        <w:rPr>
+          <w:rFonts w:ascii="微软雅黑" w:hAnsi="微软雅黑" w:eastAsia="微软雅黑"/>
+          <w:b/>
+          <w:color w:val="1F3B73"/>
+          <w:sz w:val="22"/>
+        </w:rPr>
+        <w:t>B-1　调试程序（原书 2.7）</w:t>
+      </w:r>
+    </w:p>
+    <w:tbl>
+      <w:tblPr>
+        <w:tblStyle w:val="TableGrid"/>
+        <w:jc w:val="center"/>
+        <w:tblLook w:firstColumn="1" w:firstRow="1" w:lastColumn="0" w:lastRow="0" w:noHBand="0" w:noVBand="1" w:val="04A0"/>
+        <w:tblLayout w:type="fixed"/>
+        <w:tblW w:w="9412" w:type="dxa"/>
+      </w:tblPr>
+      <w:tblGrid>
+        <w:gridCol w:w="1764"/>
+        <w:gridCol w:w="4706"/>
+        <w:gridCol w:w="2941"/>
+      </w:tblGrid>
+      <w:tr>
+        <w:tc>
+          <w:tcPr>
+            <w:tcW w:type="dxa" w:w="1765"/>
+          </w:tcPr>
+          <w:p>
+            <w:pPr>
+              <w:spacing w:after="0"/>
+              <w:jc w:val="center"/>
+            </w:pPr>
+            <w:r/>
+            <w:r>
+              <w:rPr>
+                <w:rFonts w:ascii="微软雅黑" w:hAnsi="微软雅黑" w:eastAsia="微软雅黑"/>
+                <w:b/>
+                <w:sz w:val="16"/>
+              </w:rPr>
+              <w:t>类型</w:t>
+            </w:r>
+          </w:p>
+        </w:tc>
+        <w:tc>
+          <w:tcPr>
+            <w:tcW w:type="dxa" w:w="4706"/>
+          </w:tcPr>
+          <w:p>
+            <w:pPr>
+              <w:spacing w:after="0"/>
+              <w:jc w:val="center"/>
+            </w:pPr>
+            <w:r/>
+            <w:r>
+              <w:rPr>
+                <w:rFonts w:ascii="微软雅黑" w:hAnsi="微软雅黑" w:eastAsia="微软雅黑"/>
+                <w:b/>
+                <w:sz w:val="16"/>
+              </w:rPr>
+              <w:t>例子</w:t>
+            </w:r>
+          </w:p>
+        </w:tc>
+        <w:tc>
+          <w:tcPr>
+            <w:tcW w:type="dxa" w:w="2941"/>
+          </w:tcPr>
+          <w:p>
+            <w:pPr>
+              <w:spacing w:after="0"/>
+              <w:jc w:val="center"/>
+            </w:pPr>
+            <w:r/>
+            <w:r>
+              <w:rPr>
+                <w:rFonts w:ascii="微软雅黑" w:hAnsi="微软雅黑" w:eastAsia="微软雅黑"/>
+                <w:b/>
+                <w:sz w:val="16"/>
+              </w:rPr>
+              <w:t>怎么发现</w:t>
+            </w:r>
+          </w:p>
+        </w:tc>
+      </w:tr>
+      <w:tr>
+        <w:tc>
+          <w:tcPr>
+            <w:tcW w:type="dxa" w:w="1765"/>
+          </w:tcPr>
+          <w:p>
+            <w:pPr>
+              <w:spacing w:after="0"/>
+            </w:pPr>
+            <w:r/>
+            <w:r>
+              <w:rPr>
+                <w:rFonts w:ascii="微软雅黑" w:hAnsi="微软雅黑" w:eastAsia="微软雅黑"/>
+                <w:b/>
+                <w:sz w:val="16"/>
+              </w:rPr>
+              <w:t>语法错误</w:t>
+            </w:r>
+          </w:p>
+        </w:tc>
+        <w:tc>
+          <w:tcPr>
+            <w:tcW w:type="dxa" w:w="4706"/>
+          </w:tcPr>
+          <w:p>
+            <w:pPr>
+              <w:spacing w:after="0"/>
+            </w:pPr>
+            <w:r/>
+            <w:r>
+              <w:rPr>
+                <w:rFonts w:ascii="微软雅黑" w:hAnsi="微软雅黑" w:eastAsia="微软雅黑"/>
+                <w:sz w:val="16"/>
+              </w:rPr>
+              <w:t>漏分号、括号不配对、变量未声明</w:t>
+            </w:r>
+          </w:p>
+        </w:tc>
+        <w:tc>
+          <w:tcPr>
+            <w:tcW w:type="dxa" w:w="2941"/>
+          </w:tcPr>
+          <w:p>
+            <w:pPr>
+              <w:spacing w:after="0"/>
+            </w:pPr>
+            <w:r/>
+            <w:r>
+              <w:rPr>
+                <w:rFonts w:ascii="微软雅黑" w:hAnsi="微软雅黑" w:eastAsia="微软雅黑"/>
+                <w:sz w:val="16"/>
+              </w:rPr>
+              <w:t>编译器直接报错，最容易</w:t>
+            </w:r>
+          </w:p>
+        </w:tc>
+      </w:tr>
+      <w:tr>
+        <w:tc>
+          <w:tcPr>
+            <w:tcW w:type="dxa" w:w="1765"/>
+          </w:tcPr>
+          <w:p>
+            <w:pPr>
+              <w:spacing w:after="0"/>
+            </w:pPr>
+            <w:r/>
+            <w:r>
+              <w:rPr>
+                <w:rFonts w:ascii="微软雅黑" w:hAnsi="微软雅黑" w:eastAsia="微软雅黑"/>
+                <w:b/>
+                <w:sz w:val="16"/>
+              </w:rPr>
+              <w:t>语义错误</w:t>
+            </w:r>
+          </w:p>
+        </w:tc>
+        <w:tc>
+          <w:tcPr>
+            <w:tcW w:type="dxa" w:w="4706"/>
+          </w:tcPr>
+          <w:p>
+            <w:pPr>
+              <w:spacing w:after="0"/>
+            </w:pPr>
+            <w:r/>
+            <w:r>
+              <w:rPr>
+                <w:rFonts w:ascii="微软雅黑" w:hAnsi="微软雅黑" w:eastAsia="微软雅黑"/>
+                <w:sz w:val="16"/>
+              </w:rPr>
+              <w:t xml:space="preserve">语法没错但逻辑错（如 </w:t>
+            </w:r>
+            <w:r>
+              <w:rPr>
+                <w:rFonts w:ascii="Consolas" w:hAnsi="Consolas" w:eastAsia="微软雅黑"/>
+                <w:sz w:val="15"/>
+              </w:rPr>
+              <w:t>i &lt;= n</w:t>
+            </w:r>
+            <w:r>
+              <w:rPr>
+                <w:rFonts w:ascii="微软雅黑" w:hAnsi="微软雅黑" w:eastAsia="微软雅黑"/>
+                <w:sz w:val="16"/>
+              </w:rPr>
+              <w:t xml:space="preserve"> 应为 </w:t>
+            </w:r>
+            <w:r>
+              <w:rPr>
+                <w:rFonts w:ascii="Consolas" w:hAnsi="Consolas" w:eastAsia="微软雅黑"/>
+                <w:sz w:val="15"/>
+              </w:rPr>
+              <w:t>i &lt; n</w:t>
+            </w:r>
+            <w:r>
+              <w:rPr>
+                <w:rFonts w:ascii="微软雅黑" w:hAnsi="微软雅黑" w:eastAsia="微软雅黑"/>
+                <w:sz w:val="16"/>
+              </w:rPr>
+              <w:t>）</w:t>
+            </w:r>
+          </w:p>
+        </w:tc>
+        <w:tc>
+          <w:tcPr>
+            <w:tcW w:type="dxa" w:w="2941"/>
+          </w:tcPr>
+          <w:p>
+            <w:pPr>
+              <w:spacing w:after="0"/>
+            </w:pPr>
+            <w:r/>
+            <w:r>
+              <w:rPr>
+                <w:rFonts w:ascii="微软雅黑" w:hAnsi="微软雅黑" w:eastAsia="微软雅黑"/>
+                <w:sz w:val="16"/>
+              </w:rPr>
+              <w:t>编译器不报，要自己测试</w:t>
+            </w:r>
+          </w:p>
+        </w:tc>
+      </w:tr>
+      <w:tr>
+        <w:tc>
+          <w:tcPr>
+            <w:tcW w:type="dxa" w:w="1765"/>
+          </w:tcPr>
+          <w:p>
+            <w:pPr>
+              <w:spacing w:after="0"/>
+            </w:pPr>
+            <w:r/>
+            <w:r>
+              <w:rPr>
+                <w:rFonts w:ascii="微软雅黑" w:hAnsi="微软雅黑" w:eastAsia="微软雅黑"/>
+                <w:b/>
+                <w:sz w:val="16"/>
+              </w:rPr>
+              <w:t>程序状态</w:t>
+            </w:r>
+          </w:p>
+        </w:tc>
+        <w:tc>
+          <w:tcPr>
+            <w:tcW w:type="dxa" w:w="4706"/>
+          </w:tcPr>
+          <w:p>
+            <w:pPr>
+              <w:spacing w:after="0"/>
+            </w:pPr>
+            <w:r/>
+            <w:r>
+              <w:rPr>
+                <w:rFonts w:ascii="微软雅黑" w:hAnsi="微软雅黑" w:eastAsia="微软雅黑"/>
+                <w:sz w:val="16"/>
+              </w:rPr>
+              <w:t>运行到某一步时各变量的值</w:t>
+            </w:r>
+          </w:p>
+        </w:tc>
+        <w:tc>
+          <w:tcPr>
+            <w:tcW w:type="dxa" w:w="2941"/>
+          </w:tcPr>
+          <w:p>
+            <w:pPr>
+              <w:spacing w:after="0"/>
+            </w:pPr>
+            <w:r/>
+            <w:r>
+              <w:rPr>
+                <w:rFonts w:ascii="微软雅黑" w:hAnsi="微软雅黑" w:eastAsia="微软雅黑"/>
+                <w:sz w:val="16"/>
+              </w:rPr>
+              <w:t xml:space="preserve">插 </w:t>
+            </w:r>
+            <w:r>
+              <w:rPr>
+                <w:rFonts w:ascii="Consolas" w:hAnsi="Consolas" w:eastAsia="微软雅黑"/>
+                <w:sz w:val="15"/>
+              </w:rPr>
+              <w:t>printf</w:t>
+            </w:r>
+            <w:r>
+              <w:rPr>
+                <w:rFonts w:ascii="微软雅黑" w:hAnsi="微软雅黑" w:eastAsia="微软雅黑"/>
+                <w:sz w:val="16"/>
+              </w:rPr>
+              <w:t xml:space="preserve"> 打印出来看</w:t>
+            </w:r>
+          </w:p>
+        </w:tc>
+      </w:tr>
+    </w:tbl>
+    <w:p>
+      <w:pPr>
+        <w:spacing w:after="40"/>
+      </w:pPr>
+    </w:p>
+    <w:p>
+      <w:pPr>
+        <w:spacing w:after="80" w:before="0"/>
+      </w:pPr>
+      <w:r>
+        <w:rPr>
+          <w:rFonts w:ascii="微软雅黑" w:hAnsi="微软雅黑" w:eastAsia="微软雅黑"/>
+          <w:color w:val="803000"/>
+          <w:sz w:val="19"/>
+        </w:rPr>
+        <w:t>⭐ 你这次十道题里踩的坑，</w:t>
+      </w:r>
+      <w:r>
+        <w:rPr>
+          <w:rFonts w:ascii="微软雅黑" w:hAnsi="微软雅黑" w:eastAsia="微软雅黑"/>
+          <w:b/>
+          <w:color w:val="803000"/>
+          <w:sz w:val="19"/>
+        </w:rPr>
+        <w:t>九成是语义错误</w:t>
+      </w:r>
+      <w:r>
+        <w:rPr>
+          <w:rFonts w:ascii="微软雅黑" w:hAnsi="微软雅黑" w:eastAsia="微软雅黑"/>
+          <w:color w:val="803000"/>
+          <w:sz w:val="19"/>
+        </w:rPr>
+        <w:t xml:space="preserve"> —— 编译器一声不响，运行时才出错。所以「写完先跑边界用例」比什么都重要。</w:t>
+      </w:r>
+    </w:p>
+    <w:p>
+      <w:pPr>
+        <w:spacing w:after="80" w:before="160"/>
+      </w:pPr>
+      <w:r>
+        <w:rPr>
+          <w:rFonts w:ascii="微软雅黑" w:hAnsi="微软雅黑" w:eastAsia="微软雅黑"/>
+          <w:b/>
+          <w:color w:val="1F3B73"/>
+          <w:sz w:val="22"/>
+        </w:rPr>
+        <w:t>B-2　_Bool 类型（原书 3.4.4 / 6.3.4）</w:t>
+      </w:r>
+    </w:p>
+    <w:p>
+      <w:pPr>
+        <w:spacing w:after="0" w:before="0"/>
+        <w:ind w:left="227"/>
+      </w:pPr>
+      <w:r>
+        <w:rPr>
+          <w:rFonts w:ascii="Consolas" w:hAnsi="Consolas" w:eastAsia="微软雅黑"/>
+          <w:sz w:val="17"/>
+        </w:rPr>
+        <w:t>_Bool flag = 1;        /* 只存 0 或 1 */</w:t>
+      </w:r>
+    </w:p>
+    <w:p>
+      <w:pPr>
+        <w:spacing w:after="0" w:before="0"/>
+        <w:ind w:left="227"/>
+      </w:pPr>
+      <w:r>
+        <w:rPr>
+          <w:rFonts w:ascii="Consolas" w:hAnsi="Consolas" w:eastAsia="微软雅黑"/>
+          <w:sz w:val="17"/>
+        </w:rPr>
+        <w:t>flag = 5;              /* 非 0 一律变成 1 */</w:t>
+      </w:r>
+    </w:p>
+    <w:p>
+      <w:pPr>
+        <w:spacing w:after="0" w:before="0"/>
+        <w:ind w:left="227"/>
+      </w:pPr>
+      <w:r>
+        <w:rPr>
+          <w:rFonts w:ascii="Consolas" w:hAnsi="Consolas" w:eastAsia="微软雅黑"/>
+          <w:sz w:val="17"/>
+        </w:rPr>
+        <w:t xml:space="preserve"> </w:t>
+      </w:r>
+    </w:p>
+    <w:p>
+      <w:pPr>
+        <w:spacing w:after="0" w:before="0"/>
+        <w:ind w:left="227"/>
+      </w:pPr>
+      <w:r>
+        <w:rPr>
+          <w:rFonts w:ascii="Consolas" w:hAnsi="Consolas" w:eastAsia="微软雅黑"/>
+          <w:sz w:val="17"/>
+        </w:rPr>
+        <w:t>/* C99 起可以用 &lt;stdbool.h&gt;，写起来更像 C++ */</w:t>
+      </w:r>
+    </w:p>
+    <w:p>
+      <w:pPr>
+        <w:spacing w:after="0" w:before="0"/>
+        <w:ind w:left="227"/>
+      </w:pPr>
+      <w:r>
+        <w:rPr>
+          <w:rFonts w:ascii="Consolas" w:hAnsi="Consolas" w:eastAsia="微软雅黑"/>
+          <w:sz w:val="17"/>
+        </w:rPr>
+        <w:t>#include &lt;stdbool.h&gt;</w:t>
+      </w:r>
+    </w:p>
+    <w:p>
+      <w:pPr>
+        <w:spacing w:after="0" w:before="0"/>
+        <w:ind w:left="227"/>
+      </w:pPr>
+      <w:r>
+        <w:rPr>
+          <w:rFonts w:ascii="Consolas" w:hAnsi="Consolas" w:eastAsia="微软雅黑"/>
+          <w:sz w:val="17"/>
+        </w:rPr>
+        <w:t>bool ok = true;        /* true = 1, false = 0 */</w:t>
+      </w:r>
+    </w:p>
+    <w:p>
+      <w:pPr>
+        <w:spacing w:after="20"/>
+      </w:pPr>
+    </w:p>
+    <w:p>
+      <w:pPr>
+        <w:spacing w:after="80" w:before="0"/>
+      </w:pPr>
+      <w:r>
+        <w:rPr>
+          <w:rFonts w:ascii="微软雅黑" w:hAnsi="微软雅黑" w:eastAsia="微软雅黑"/>
+          <w:color w:val="606060"/>
+          <w:sz w:val="19"/>
+        </w:rPr>
+        <w:t>前八章的代码里几乎用不到 —— 用 int 当标志就够了。知道有这么个东西即可。</w:t>
+      </w:r>
+    </w:p>
+    <w:p>
+      <w:pPr>
+        <w:spacing w:after="80" w:before="160"/>
+      </w:pPr>
+      <w:r>
+        <w:rPr>
+          <w:rFonts w:ascii="微软雅黑" w:hAnsi="微软雅黑" w:eastAsia="微软雅黑"/>
+          <w:b/>
+          <w:color w:val="1F3B73"/>
+          <w:sz w:val="22"/>
+        </w:rPr>
+        <w:t>B-3　可移植类型 stdint.h / inttypes.h（原书 3.4.5）</w:t>
+      </w:r>
+    </w:p>
+    <w:p>
+      <w:pPr>
+        <w:spacing w:after="0" w:before="0"/>
+        <w:ind w:left="227"/>
+      </w:pPr>
+      <w:r>
+        <w:rPr>
+          <w:rFonts w:ascii="Consolas" w:hAnsi="Consolas" w:eastAsia="微软雅黑"/>
+          <w:sz w:val="17"/>
+        </w:rPr>
+        <w:t>#include &lt;stdint.h&gt;</w:t>
+      </w:r>
+    </w:p>
+    <w:p>
+      <w:pPr>
+        <w:spacing w:after="0" w:before="0"/>
+        <w:ind w:left="227"/>
+      </w:pPr>
+      <w:r>
+        <w:rPr>
+          <w:rFonts w:ascii="Consolas" w:hAnsi="Consolas" w:eastAsia="微软雅黑"/>
+          <w:sz w:val="17"/>
+        </w:rPr>
+        <w:t>int32_t  a;      /* 明确 32 位有符号 */</w:t>
+      </w:r>
+    </w:p>
+    <w:p>
+      <w:pPr>
+        <w:spacing w:after="0" w:before="0"/>
+        <w:ind w:left="227"/>
+      </w:pPr>
+      <w:r>
+        <w:rPr>
+          <w:rFonts w:ascii="Consolas" w:hAnsi="Consolas" w:eastAsia="微软雅黑"/>
+          <w:sz w:val="17"/>
+        </w:rPr>
+        <w:t>uint8_t  b;      /* 明确 8 位无符号  */</w:t>
+      </w:r>
+    </w:p>
+    <w:p>
+      <w:pPr>
+        <w:spacing w:after="0" w:before="0"/>
+        <w:ind w:left="227"/>
+      </w:pPr>
+      <w:r>
+        <w:rPr>
+          <w:rFonts w:ascii="Consolas" w:hAnsi="Consolas" w:eastAsia="微软雅黑"/>
+          <w:sz w:val="17"/>
+        </w:rPr>
+        <w:t>int64_t  c;      /* 明确 64 位有符号 */</w:t>
+      </w:r>
+    </w:p>
+    <w:p>
+      <w:pPr>
+        <w:spacing w:after="20"/>
+      </w:pPr>
+    </w:p>
+    <w:p>
+      <w:pPr>
+        <w:spacing w:after="80" w:before="0"/>
+      </w:pPr>
+      <w:r>
+        <w:rPr>
+          <w:rFonts w:ascii="微软雅黑" w:hAnsi="微软雅黑" w:eastAsia="微软雅黑"/>
+          <w:color w:val="606060"/>
+          <w:sz w:val="19"/>
+        </w:rPr>
+        <w:t>好处：</w:t>
+      </w:r>
+      <w:r>
+        <w:rPr>
+          <w:rFonts w:ascii="微软雅黑" w:hAnsi="微软雅黑" w:eastAsia="微软雅黑"/>
+          <w:b/>
+          <w:color w:val="606060"/>
+          <w:sz w:val="19"/>
+        </w:rPr>
+        <w:t>不管什么平台，位数固定</w:t>
+      </w:r>
+      <w:r>
+        <w:rPr>
+          <w:rFonts w:ascii="微软雅黑" w:hAnsi="微软雅黑" w:eastAsia="微软雅黑"/>
+          <w:color w:val="606060"/>
+          <w:sz w:val="19"/>
+        </w:rPr>
+        <w:t>。</w:t>
+      </w:r>
+      <w:r>
+        <w:rPr>
+          <w:rFonts w:ascii="Consolas" w:hAnsi="Consolas" w:eastAsia="微软雅黑"/>
+          <w:color w:val="606060"/>
+          <w:sz w:val="17"/>
+        </w:rPr>
+        <w:t>int</w:t>
+      </w:r>
+      <w:r>
+        <w:rPr>
+          <w:rFonts w:ascii="微软雅黑" w:hAnsi="微软雅黑" w:eastAsia="微软雅黑"/>
+          <w:color w:val="606060"/>
+          <w:sz w:val="19"/>
+        </w:rPr>
+        <w:t xml:space="preserve"> 在不同平台可能是 2 或 4 字节，这些类型不会变。但前八章的题目不需要，用 </w:t>
+      </w:r>
+      <w:r>
+        <w:rPr>
+          <w:rFonts w:ascii="Consolas" w:hAnsi="Consolas" w:eastAsia="微软雅黑"/>
+          <w:color w:val="606060"/>
+          <w:sz w:val="17"/>
+        </w:rPr>
+        <w:t>int</w:t>
+      </w:r>
+      <w:r>
+        <w:rPr>
+          <w:rFonts w:ascii="微软雅黑" w:hAnsi="微软雅黑" w:eastAsia="微软雅黑"/>
+          <w:color w:val="606060"/>
+          <w:sz w:val="19"/>
+        </w:rPr>
+        <w:t xml:space="preserve"> / </w:t>
+      </w:r>
+      <w:r>
+        <w:rPr>
+          <w:rFonts w:ascii="Consolas" w:hAnsi="Consolas" w:eastAsia="微软雅黑"/>
+          <w:color w:val="606060"/>
+          <w:sz w:val="17"/>
+        </w:rPr>
+        <w:t>long</w:t>
+      </w:r>
+      <w:r>
+        <w:rPr>
+          <w:rFonts w:ascii="微软雅黑" w:hAnsi="微软雅黑" w:eastAsia="微软雅黑"/>
+          <w:color w:val="606060"/>
+          <w:sz w:val="19"/>
+        </w:rPr>
+        <w:t xml:space="preserve"> 就够。</w:t>
+      </w:r>
+    </w:p>
+    <w:p>
+      <w:pPr>
+        <w:spacing w:after="80" w:before="160"/>
+      </w:pPr>
+      <w:r>
+        <w:rPr>
+          <w:rFonts w:ascii="微软雅黑" w:hAnsi="微软雅黑" w:eastAsia="微软雅黑"/>
+          <w:b/>
+          <w:color w:val="1F3B73"/>
+          <w:sz w:val="22"/>
+        </w:rPr>
+        <w:t>B-4　const 限定符（原书 4.3.1）</w:t>
+      </w:r>
+    </w:p>
+    <w:p>
+      <w:pPr>
+        <w:spacing w:after="0" w:before="0"/>
+        <w:ind w:left="227"/>
+      </w:pPr>
+      <w:r>
+        <w:rPr>
+          <w:rFonts w:ascii="Consolas" w:hAnsi="Consolas" w:eastAsia="微软雅黑"/>
+          <w:sz w:val="17"/>
+        </w:rPr>
+        <w:t>const int LIMIT = 100;</w:t>
+      </w:r>
+    </w:p>
+    <w:p>
+      <w:pPr>
+        <w:spacing w:after="0" w:before="0"/>
+        <w:ind w:left="227"/>
+      </w:pPr>
+      <w:r>
+        <w:rPr>
+          <w:rFonts w:ascii="Consolas" w:hAnsi="Consolas" w:eastAsia="微软雅黑"/>
+          <w:sz w:val="17"/>
+        </w:rPr>
+        <w:t>LIMIT = 200;            /* ✗ 编译错误：只读变量不能改 */</w:t>
+      </w:r>
+    </w:p>
+    <w:p>
+      <w:pPr>
+        <w:spacing w:after="0" w:before="0"/>
+        <w:ind w:left="227"/>
+      </w:pPr>
+      <w:r>
+        <w:rPr>
+          <w:rFonts w:ascii="Consolas" w:hAnsi="Consolas" w:eastAsia="微软雅黑"/>
+          <w:sz w:val="17"/>
+        </w:rPr>
+        <w:t xml:space="preserve"> </w:t>
+      </w:r>
+    </w:p>
+    <w:p>
+      <w:pPr>
+        <w:spacing w:after="0" w:before="0"/>
+        <w:ind w:left="227"/>
+      </w:pPr>
+      <w:r>
+        <w:rPr>
+          <w:rFonts w:ascii="Consolas" w:hAnsi="Consolas" w:eastAsia="微软雅黑"/>
+          <w:sz w:val="17"/>
+        </w:rPr>
+        <w:t>/* 常用来代替"魔法数字" */</w:t>
+      </w:r>
+    </w:p>
+    <w:p>
+      <w:pPr>
+        <w:spacing w:after="0" w:before="0"/>
+        <w:ind w:left="227"/>
+      </w:pPr>
+      <w:r>
+        <w:rPr>
+          <w:rFonts w:ascii="Consolas" w:hAnsi="Consolas" w:eastAsia="微软雅黑"/>
+          <w:sz w:val="17"/>
+        </w:rPr>
+        <w:t>int data[LIMIT];        /* ✓ 比到处写 100 好 */</w:t>
+      </w:r>
+    </w:p>
+    <w:p>
+      <w:pPr>
+        <w:spacing w:after="20"/>
+      </w:pPr>
+    </w:p>
+    <w:p>
+      <w:pPr>
+        <w:spacing w:after="80" w:before="0"/>
+      </w:pPr>
+      <w:r>
+        <w:rPr>
+          <w:rFonts w:ascii="微软雅黑" w:hAnsi="微软雅黑" w:eastAsia="微软雅黑"/>
+          <w:color w:val="C00000"/>
+          <w:sz w:val="19"/>
+        </w:rPr>
+        <w:t>⚠ 但注意：</w:t>
+      </w:r>
+      <w:r>
+        <w:rPr>
+          <w:rFonts w:ascii="微软雅黑" w:hAnsi="微软雅黑" w:eastAsia="微软雅黑"/>
+          <w:b/>
+          <w:color w:val="C00000"/>
+          <w:sz w:val="19"/>
+        </w:rPr>
+        <w:t xml:space="preserve">C 的 </w:t>
+      </w:r>
+      <w:r>
+        <w:rPr>
+          <w:rFonts w:ascii="Consolas" w:hAnsi="Consolas" w:eastAsia="微软雅黑"/>
+          <w:b/>
+          <w:color w:val="C00000"/>
+          <w:sz w:val="17"/>
+        </w:rPr>
+        <w:t>const</w:t>
+      </w:r>
+      <w:r>
+        <w:rPr>
+          <w:rFonts w:ascii="微软雅黑" w:hAnsi="微软雅黑" w:eastAsia="微软雅黑"/>
+          <w:b/>
+          <w:color w:val="C00000"/>
+          <w:sz w:val="19"/>
+        </w:rPr>
+        <w:t xml:space="preserve"> 不是「编译期常量」</w:t>
+      </w:r>
+      <w:r>
+        <w:rPr>
+          <w:rFonts w:ascii="微软雅黑" w:hAnsi="微软雅黑" w:eastAsia="微软雅黑"/>
+          <w:color w:val="C00000"/>
+          <w:sz w:val="19"/>
+        </w:rPr>
+        <w:t xml:space="preserve"> —— </w:t>
+      </w:r>
+      <w:r>
+        <w:rPr>
+          <w:rFonts w:ascii="Consolas" w:hAnsi="Consolas" w:eastAsia="微软雅黑"/>
+          <w:color w:val="C00000"/>
+          <w:sz w:val="17"/>
+        </w:rPr>
+        <w:t>const int n = 10; int a[n] = {0};</w:t>
+      </w:r>
+      <w:r>
+        <w:rPr>
+          <w:rFonts w:ascii="微软雅黑" w:hAnsi="微软雅黑" w:eastAsia="微软雅黑"/>
+          <w:color w:val="C00000"/>
+          <w:sz w:val="19"/>
+        </w:rPr>
+        <w:t xml:space="preserve"> 仍然报错 ✗</w:t>
+      </w:r>
+    </w:p>
+    <w:p>
+      <w:pPr>
+        <w:spacing w:after="80" w:before="160"/>
+      </w:pPr>
+      <w:r>
+        <w:rPr>
+          <w:rFonts w:ascii="微软雅黑" w:hAnsi="微软雅黑" w:eastAsia="微软雅黑"/>
+          <w:b/>
+          <w:color w:val="1F3B73"/>
+          <w:sz w:val="22"/>
+        </w:rPr>
+        <w:t>B-5　明示常量 #define（原书 4.3.2）</w:t>
+      </w:r>
+    </w:p>
+    <w:p>
+      <w:pPr>
+        <w:spacing w:after="0" w:before="0"/>
+        <w:ind w:left="227"/>
+      </w:pPr>
+      <w:r>
+        <w:rPr>
+          <w:rFonts w:ascii="Consolas" w:hAnsi="Consolas" w:eastAsia="微软雅黑"/>
+          <w:sz w:val="17"/>
+        </w:rPr>
+        <w:t>#define MAX 100              /* 注意：行尾【不加分号】 */</w:t>
+      </w:r>
+    </w:p>
+    <w:p>
+      <w:pPr>
+        <w:spacing w:after="0" w:before="0"/>
+        <w:ind w:left="227"/>
+      </w:pPr>
+      <w:r>
+        <w:rPr>
+          <w:rFonts w:ascii="Consolas" w:hAnsi="Consolas" w:eastAsia="微软雅黑"/>
+          <w:sz w:val="17"/>
+        </w:rPr>
+        <w:t>#define PI  3.14159</w:t>
+      </w:r>
+    </w:p>
+    <w:p>
+      <w:pPr>
+        <w:spacing w:after="0" w:before="0"/>
+        <w:ind w:left="227"/>
+      </w:pPr>
+      <w:r>
+        <w:rPr>
+          <w:rFonts w:ascii="Consolas" w:hAnsi="Consolas" w:eastAsia="微软雅黑"/>
+          <w:sz w:val="17"/>
+        </w:rPr>
+        <w:t xml:space="preserve"> </w:t>
+      </w:r>
+    </w:p>
+    <w:p>
+      <w:pPr>
+        <w:spacing w:after="0" w:before="0"/>
+        <w:ind w:left="227"/>
+      </w:pPr>
+      <w:r>
+        <w:rPr>
+          <w:rFonts w:ascii="Consolas" w:hAnsi="Consolas" w:eastAsia="微软雅黑"/>
+          <w:sz w:val="17"/>
+        </w:rPr>
+        <w:t>int data[MAX];               /* 预处理阶段直接替换成 int data[100]; */</w:t>
+      </w:r>
+    </w:p>
+    <w:p>
+      <w:pPr>
+        <w:spacing w:after="20"/>
+      </w:pPr>
+    </w:p>
+    <w:tbl>
+      <w:tblPr>
+        <w:tblStyle w:val="TableGrid"/>
+        <w:jc w:val="center"/>
+        <w:tblLook w:firstColumn="1" w:firstRow="1" w:lastColumn="0" w:lastRow="0" w:noHBand="0" w:noVBand="1" w:val="04A0"/>
+        <w:tblLayout w:type="fixed"/>
+        <w:tblW w:w="9412" w:type="dxa"/>
+      </w:tblPr>
+      <w:tblGrid>
+        <w:gridCol w:w="1882"/>
+        <w:gridCol w:w="3764"/>
+        <w:gridCol w:w="3764"/>
+      </w:tblGrid>
+      <w:tr>
+        <w:tc>
+          <w:tcPr>
+            <w:tcW w:type="dxa" w:w="1882"/>
+          </w:tcPr>
+          <w:p>
+            <w:pPr>
+              <w:spacing w:after="0"/>
+              <w:jc w:val="center"/>
+            </w:pPr>
+            <w:r/>
+            <w:r>
+              <w:rPr>
+                <w:rFonts w:ascii="微软雅黑" w:hAnsi="微软雅黑" w:eastAsia="微软雅黑"/>
+                <w:b/>
+                <w:sz w:val="17"/>
+              </w:rPr>
+            </w:r>
+          </w:p>
+        </w:tc>
+        <w:tc>
+          <w:tcPr>
+            <w:tcW w:type="dxa" w:w="3764"/>
+          </w:tcPr>
+          <w:p>
+            <w:pPr>
+              <w:spacing w:after="0"/>
+              <w:jc w:val="center"/>
+            </w:pPr>
+            <w:r/>
+            <w:r>
+              <w:rPr>
+                <w:rFonts w:ascii="微软雅黑" w:hAnsi="微软雅黑" w:eastAsia="微软雅黑"/>
+                <w:b/>
+                <w:sz w:val="17"/>
+              </w:rPr>
+              <w:t>#define MAX 100</w:t>
+            </w:r>
+          </w:p>
+        </w:tc>
+        <w:tc>
+          <w:tcPr>
+            <w:tcW w:type="dxa" w:w="3764"/>
+          </w:tcPr>
+          <w:p>
+            <w:pPr>
+              <w:spacing w:after="0"/>
+              <w:jc w:val="center"/>
+            </w:pPr>
+            <w:r/>
+            <w:r>
+              <w:rPr>
+                <w:rFonts w:ascii="微软雅黑" w:hAnsi="微软雅黑" w:eastAsia="微软雅黑"/>
+                <w:b/>
+                <w:sz w:val="17"/>
+              </w:rPr>
+              <w:t>const int MAX = 100</w:t>
+            </w:r>
+          </w:p>
+        </w:tc>
+      </w:tr>
+      <w:tr>
+        <w:tc>
+          <w:tcPr>
+            <w:tcW w:type="dxa" w:w="1882"/>
+          </w:tcPr>
+          <w:p>
+            <w:pPr>
+              <w:spacing w:after="0"/>
+            </w:pPr>
+            <w:r/>
+            <w:r>
+              <w:rPr>
+                <w:rFonts w:ascii="微软雅黑" w:hAnsi="微软雅黑" w:eastAsia="微软雅黑"/>
+                <w:sz w:val="17"/>
+              </w:rPr>
+              <w:t>处理时机</w:t>
+            </w:r>
+          </w:p>
+        </w:tc>
+        <w:tc>
+          <w:tcPr>
+            <w:tcW w:type="dxa" w:w="3764"/>
+          </w:tcPr>
+          <w:p>
+            <w:pPr>
+              <w:spacing w:after="0"/>
+            </w:pPr>
+            <w:r/>
+            <w:r>
+              <w:rPr>
+                <w:rFonts w:ascii="微软雅黑" w:hAnsi="微软雅黑" w:eastAsia="微软雅黑"/>
+                <w:b/>
+                <w:sz w:val="17"/>
+              </w:rPr>
+              <w:t>预处理</w:t>
+            </w:r>
+            <w:r>
+              <w:rPr>
+                <w:rFonts w:ascii="微软雅黑" w:hAnsi="微软雅黑" w:eastAsia="微软雅黑"/>
+                <w:sz w:val="17"/>
+              </w:rPr>
+              <w:t>阶段文本替换</w:t>
+            </w:r>
+          </w:p>
+        </w:tc>
+        <w:tc>
+          <w:tcPr>
+            <w:tcW w:type="dxa" w:w="3764"/>
+          </w:tcPr>
+          <w:p>
+            <w:pPr>
+              <w:spacing w:after="0"/>
+            </w:pPr>
+            <w:r/>
+            <w:r>
+              <w:rPr>
+                <w:rFonts w:ascii="微软雅黑" w:hAnsi="微软雅黑" w:eastAsia="微软雅黑"/>
+                <w:b/>
+                <w:sz w:val="17"/>
+              </w:rPr>
+              <w:t>编译</w:t>
+            </w:r>
+            <w:r>
+              <w:rPr>
+                <w:rFonts w:ascii="微软雅黑" w:hAnsi="微软雅黑" w:eastAsia="微软雅黑"/>
+                <w:sz w:val="17"/>
+              </w:rPr>
+              <w:t>阶段</w:t>
+            </w:r>
+          </w:p>
+        </w:tc>
+      </w:tr>
+      <w:tr>
+        <w:tc>
+          <w:tcPr>
+            <w:tcW w:type="dxa" w:w="1882"/>
+          </w:tcPr>
+          <w:p>
+            <w:pPr>
+              <w:spacing w:after="0"/>
+            </w:pPr>
+            <w:r/>
+            <w:r>
+              <w:rPr>
+                <w:rFonts w:ascii="微软雅黑" w:hAnsi="微软雅黑" w:eastAsia="微软雅黑"/>
+                <w:sz w:val="17"/>
+              </w:rPr>
+              <w:t>有类型吗</w:t>
+            </w:r>
+          </w:p>
+        </w:tc>
+        <w:tc>
+          <w:tcPr>
+            <w:tcW w:type="dxa" w:w="3764"/>
+          </w:tcPr>
+          <w:p>
+            <w:pPr>
+              <w:spacing w:after="0"/>
+            </w:pPr>
+            <w:r/>
+            <w:r>
+              <w:rPr>
+                <w:rFonts w:ascii="微软雅黑" w:hAnsi="微软雅黑" w:eastAsia="微软雅黑"/>
+                <w:sz w:val="17"/>
+              </w:rPr>
+              <w:t>没有（纯文本）</w:t>
+            </w:r>
+          </w:p>
+        </w:tc>
+        <w:tc>
+          <w:tcPr>
+            <w:tcW w:type="dxa" w:w="3764"/>
+          </w:tcPr>
+          <w:p>
+            <w:pPr>
+              <w:spacing w:after="0"/>
+            </w:pPr>
+            <w:r/>
+            <w:r>
+              <w:rPr>
+                <w:rFonts w:ascii="微软雅黑" w:hAnsi="微软雅黑" w:eastAsia="微软雅黑"/>
+                <w:sz w:val="17"/>
+              </w:rPr>
+              <w:t>有（int）</w:t>
+            </w:r>
+          </w:p>
+        </w:tc>
+      </w:tr>
+      <w:tr>
+        <w:tc>
+          <w:tcPr>
+            <w:tcW w:type="dxa" w:w="1882"/>
+          </w:tcPr>
+          <w:p>
+            <w:pPr>
+              <w:spacing w:after="0"/>
+            </w:pPr>
+            <w:r/>
+            <w:r>
+              <w:rPr>
+                <w:rFonts w:ascii="微软雅黑" w:hAnsi="微软雅黑" w:eastAsia="微软雅黑"/>
+                <w:sz w:val="17"/>
+              </w:rPr>
+              <w:t>能调试吗</w:t>
+            </w:r>
+          </w:p>
+        </w:tc>
+        <w:tc>
+          <w:tcPr>
+            <w:tcW w:type="dxa" w:w="3764"/>
+          </w:tcPr>
+          <w:p>
+            <w:pPr>
+              <w:spacing w:after="0"/>
+            </w:pPr>
+            <w:r/>
+            <w:r>
+              <w:rPr>
+                <w:rFonts w:ascii="微软雅黑" w:hAnsi="微软雅黑" w:eastAsia="微软雅黑"/>
+                <w:sz w:val="17"/>
+              </w:rPr>
+              <w:t>不能（看不到符号）</w:t>
+            </w:r>
+          </w:p>
+        </w:tc>
+        <w:tc>
+          <w:tcPr>
+            <w:tcW w:type="dxa" w:w="3764"/>
+          </w:tcPr>
+          <w:p>
+            <w:pPr>
+              <w:spacing w:after="0"/>
+            </w:pPr>
+            <w:r/>
+            <w:r>
+              <w:rPr>
+                <w:rFonts w:ascii="微软雅黑" w:hAnsi="微软雅黑" w:eastAsia="微软雅黑"/>
+                <w:sz w:val="17"/>
+              </w:rPr>
+              <w:t>能</w:t>
+            </w:r>
+          </w:p>
+        </w:tc>
+      </w:tr>
+      <w:tr>
+        <w:tc>
+          <w:tcPr>
+            <w:tcW w:type="dxa" w:w="1882"/>
+          </w:tcPr>
+          <w:p>
+            <w:pPr>
+              <w:spacing w:after="0"/>
+            </w:pPr>
+            <w:r/>
+            <w:r>
+              <w:rPr>
+                <w:rFonts w:ascii="微软雅黑" w:hAnsi="微软雅黑" w:eastAsia="微软雅黑"/>
+                <w:sz w:val="17"/>
+              </w:rPr>
+              <w:t>能做数组大小吗</w:t>
+            </w:r>
+          </w:p>
+        </w:tc>
+        <w:tc>
+          <w:tcPr>
+            <w:tcW w:type="dxa" w:w="3764"/>
+          </w:tcPr>
+          <w:p>
+            <w:pPr>
+              <w:spacing w:after="0"/>
+            </w:pPr>
+            <w:r/>
+            <w:r>
+              <w:rPr>
+                <w:rFonts w:ascii="微软雅黑" w:hAnsi="微软雅黑" w:eastAsia="微软雅黑"/>
+                <w:b/>
+                <w:sz w:val="17"/>
+              </w:rPr>
+              <w:t>能</w:t>
+            </w:r>
+          </w:p>
+        </w:tc>
+        <w:tc>
+          <w:tcPr>
+            <w:tcW w:type="dxa" w:w="3764"/>
+          </w:tcPr>
+          <w:p>
+            <w:pPr>
+              <w:spacing w:after="0"/>
+            </w:pPr>
+            <w:r/>
+            <w:r>
+              <w:rPr>
+                <w:rFonts w:ascii="微软雅黑" w:hAnsi="微软雅黑" w:eastAsia="微软雅黑"/>
+                <w:sz w:val="17"/>
+              </w:rPr>
+              <w:t>不能（C 里）</w:t>
+            </w:r>
+          </w:p>
+        </w:tc>
+      </w:tr>
+    </w:tbl>
+    <w:p>
+      <w:pPr>
+        <w:spacing w:after="40"/>
+      </w:pPr>
+    </w:p>
+    <w:p>
+      <w:pPr>
+        <w:spacing w:after="80" w:before="160"/>
+      </w:pPr>
+      <w:r>
+        <w:rPr>
+          <w:rFonts w:ascii="微软雅黑" w:hAnsi="微软雅黑" w:eastAsia="微软雅黑"/>
+          <w:b/>
+          <w:color w:val="1F3B73"/>
+          <w:sz w:val="22"/>
+        </w:rPr>
+        <w:t>B-6　printf / scanf 的 * 修饰符（原书 4.4.6）</w:t>
+      </w:r>
+    </w:p>
+    <w:p>
+      <w:pPr>
+        <w:spacing w:after="0" w:before="0"/>
+        <w:ind w:left="227"/>
+      </w:pPr>
+      <w:r>
+        <w:rPr>
+          <w:rFonts w:ascii="Consolas" w:hAnsi="Consolas" w:eastAsia="微软雅黑"/>
+          <w:sz w:val="17"/>
+        </w:rPr>
+        <w:t>printf("%*d", 5, 42);       /* 宽度由参数给 → "   42" */</w:t>
+      </w:r>
+    </w:p>
+    <w:p>
+      <w:pPr>
+        <w:spacing w:after="0" w:before="0"/>
+        <w:ind w:left="227"/>
+      </w:pPr>
+      <w:r>
+        <w:rPr>
+          <w:rFonts w:ascii="Consolas" w:hAnsi="Consolas" w:eastAsia="微软雅黑"/>
+          <w:sz w:val="17"/>
+        </w:rPr>
+        <w:t>printf("%.*f", 2, 3.14159); /* 小数位数由参数给 → "3.14" */</w:t>
+      </w:r>
+    </w:p>
+    <w:p>
+      <w:pPr>
+        <w:spacing w:after="0" w:before="0"/>
+        <w:ind w:left="227"/>
+      </w:pPr>
+      <w:r>
+        <w:rPr>
+          <w:rFonts w:ascii="Consolas" w:hAnsi="Consolas" w:eastAsia="微软雅黑"/>
+          <w:sz w:val="17"/>
+        </w:rPr>
+        <w:t xml:space="preserve"> </w:t>
+      </w:r>
+    </w:p>
+    <w:p>
+      <w:pPr>
+        <w:spacing w:after="0" w:before="0"/>
+        <w:ind w:left="227"/>
+      </w:pPr>
+      <w:r>
+        <w:rPr>
+          <w:rFonts w:ascii="Consolas" w:hAnsi="Consolas" w:eastAsia="微软雅黑"/>
+          <w:sz w:val="17"/>
+        </w:rPr>
+        <w:t>int w = 8;</w:t>
+      </w:r>
+    </w:p>
+    <w:p>
+      <w:pPr>
+        <w:spacing w:after="0" w:before="0"/>
+        <w:ind w:left="227"/>
+      </w:pPr>
+      <w:r>
+        <w:rPr>
+          <w:rFonts w:ascii="Consolas" w:hAnsi="Consolas" w:eastAsia="微软雅黑"/>
+          <w:sz w:val="17"/>
+        </w:rPr>
+        <w:t>printf("%*d\n", w, 42);     /* 宽度可以动态变化 */</w:t>
+      </w:r>
+    </w:p>
+    <w:p>
+      <w:pPr>
+        <w:spacing w:after="20"/>
+      </w:pPr>
+    </w:p>
+    <w:p>
+      <w:pPr>
+        <w:spacing w:after="80" w:before="0"/>
+      </w:pPr>
+      <w:r>
+        <w:rPr>
+          <w:rFonts w:ascii="微软雅黑" w:hAnsi="微软雅黑" w:eastAsia="微软雅黑"/>
+          <w:color w:val="606060"/>
+          <w:sz w:val="19"/>
+        </w:rPr>
+        <w:t>用途：宽度/精度需要在运行时决定时（比如按数据最大值算对齐宽度）。前八章题目用不着，知道即可。</w:t>
+      </w:r>
+    </w:p>
+    <w:p>
+      <w:pPr>
+        <w:spacing w:after="80" w:before="160"/>
+      </w:pPr>
+      <w:r>
+        <w:rPr>
+          <w:rFonts w:ascii="微软雅黑" w:hAnsi="微软雅黑" w:eastAsia="微软雅黑"/>
+          <w:b/>
+          <w:color w:val="1F3B73"/>
+          <w:sz w:val="22"/>
+        </w:rPr>
+        <w:t>B-7　条件运算符 ? :（原书 7.5）</w:t>
+      </w:r>
+    </w:p>
+    <w:p>
+      <w:pPr>
+        <w:spacing w:after="0" w:before="0"/>
+        <w:ind w:left="227"/>
+      </w:pPr>
+      <w:r>
+        <w:rPr>
+          <w:rFonts w:ascii="Consolas" w:hAnsi="Consolas" w:eastAsia="微软雅黑"/>
+          <w:sz w:val="17"/>
+        </w:rPr>
+        <w:t>/* 形式： 条件 ? 值1 : 值2      条件为真取 值1，否则取 值2 */</w:t>
+      </w:r>
+    </w:p>
+    <w:p>
+      <w:pPr>
+        <w:spacing w:after="0" w:before="0"/>
+        <w:ind w:left="227"/>
+      </w:pPr>
+      <w:r>
+        <w:rPr>
+          <w:rFonts w:ascii="Consolas" w:hAnsi="Consolas" w:eastAsia="微软雅黑"/>
+          <w:sz w:val="17"/>
+        </w:rPr>
+        <w:t xml:space="preserve"> </w:t>
+      </w:r>
+    </w:p>
+    <w:p>
+      <w:pPr>
+        <w:spacing w:after="0" w:before="0"/>
+        <w:ind w:left="227"/>
+      </w:pPr>
+      <w:r>
+        <w:rPr>
+          <w:rFonts w:ascii="Consolas" w:hAnsi="Consolas" w:eastAsia="微软雅黑"/>
+          <w:sz w:val="17"/>
+        </w:rPr>
+        <w:t>int max = (a &gt; b) ? a : b;              /* 代替一个 if-else */</w:t>
+      </w:r>
+    </w:p>
+    <w:p>
+      <w:pPr>
+        <w:spacing w:after="0" w:before="0"/>
+        <w:ind w:left="227"/>
+      </w:pPr>
+      <w:r>
+        <w:rPr>
+          <w:rFonts w:ascii="Consolas" w:hAnsi="Consolas" w:eastAsia="微软雅黑"/>
+          <w:sz w:val="17"/>
+        </w:rPr>
+        <w:t>printf("%s\n", (n % 2 == 0) ? "偶数" : "奇数");</w:t>
+      </w:r>
+    </w:p>
+    <w:p>
+      <w:pPr>
+        <w:spacing w:after="20"/>
+      </w:pPr>
+    </w:p>
+    <w:tbl>
+      <w:tblPr>
+        <w:tblStyle w:val="TableGrid"/>
+        <w:jc w:val="center"/>
+        <w:tblLook w:firstColumn="1" w:firstRow="1" w:lastColumn="0" w:lastRow="0" w:noHBand="0" w:noVBand="1" w:val="04A0"/>
+        <w:tblLayout w:type="fixed"/>
+        <w:tblW w:w="9412" w:type="dxa"/>
+      </w:tblPr>
+      <w:tblGrid>
+        <w:gridCol w:w="2172"/>
+        <w:gridCol w:w="3620"/>
+        <w:gridCol w:w="3620"/>
+      </w:tblGrid>
+      <w:tr>
+        <w:tc>
+          <w:tcPr>
+            <w:tcW w:type="dxa" w:w="2172"/>
+          </w:tcPr>
+          <w:p>
+            <w:pPr>
+              <w:spacing w:after="0"/>
+              <w:jc w:val="center"/>
+            </w:pPr>
+            <w:r/>
+            <w:r>
+              <w:rPr>
+                <w:rFonts w:ascii="微软雅黑" w:hAnsi="微软雅黑" w:eastAsia="微软雅黑"/>
+                <w:b/>
+                <w:sz w:val="17"/>
+              </w:rPr>
+            </w:r>
+          </w:p>
+        </w:tc>
+        <w:tc>
+          <w:tcPr>
+            <w:tcW w:type="dxa" w:w="3620"/>
+          </w:tcPr>
+          <w:p>
+            <w:pPr>
+              <w:spacing w:after="0"/>
+              <w:jc w:val="center"/>
+            </w:pPr>
+            <w:r/>
+            <w:r>
+              <w:rPr>
+                <w:rFonts w:ascii="微软雅黑" w:hAnsi="微软雅黑" w:eastAsia="微软雅黑"/>
+                <w:b/>
+                <w:sz w:val="17"/>
+              </w:rPr>
+              <w:t>用 ?:</w:t>
+            </w:r>
+          </w:p>
+        </w:tc>
+        <w:tc>
+          <w:tcPr>
+            <w:tcW w:type="dxa" w:w="3620"/>
+          </w:tcPr>
+          <w:p>
+            <w:pPr>
+              <w:spacing w:after="0"/>
+              <w:jc w:val="center"/>
+            </w:pPr>
+            <w:r/>
+            <w:r>
+              <w:rPr>
+                <w:rFonts w:ascii="微软雅黑" w:hAnsi="微软雅黑" w:eastAsia="微软雅黑"/>
+                <w:b/>
+                <w:sz w:val="17"/>
+              </w:rPr>
+              <w:t>用 if-else</w:t>
+            </w:r>
+          </w:p>
+        </w:tc>
+      </w:tr>
+      <w:tr>
+        <w:tc>
+          <w:tcPr>
+            <w:tcW w:type="dxa" w:w="2172"/>
+          </w:tcPr>
+          <w:p>
+            <w:pPr>
+              <w:spacing w:after="0"/>
+            </w:pPr>
+            <w:r/>
+            <w:r>
+              <w:rPr>
+                <w:rFonts w:ascii="微软雅黑" w:hAnsi="微软雅黑" w:eastAsia="微软雅黑"/>
+                <w:sz w:val="17"/>
+              </w:rPr>
+              <w:t>代码长度</w:t>
+            </w:r>
+          </w:p>
+        </w:tc>
+        <w:tc>
+          <w:tcPr>
+            <w:tcW w:type="dxa" w:w="3620"/>
+          </w:tcPr>
+          <w:p>
+            <w:pPr>
+              <w:spacing w:after="0"/>
+            </w:pPr>
+            <w:r/>
+            <w:r>
+              <w:rPr>
+                <w:rFonts w:ascii="微软雅黑" w:hAnsi="微软雅黑" w:eastAsia="微软雅黑"/>
+                <w:sz w:val="17"/>
+              </w:rPr>
+              <w:t>1 行</w:t>
+            </w:r>
+          </w:p>
+        </w:tc>
+        <w:tc>
+          <w:tcPr>
+            <w:tcW w:type="dxa" w:w="3620"/>
+          </w:tcPr>
+          <w:p>
+            <w:pPr>
+              <w:spacing w:after="0"/>
+            </w:pPr>
+            <w:r/>
+            <w:r>
+              <w:rPr>
+                <w:rFonts w:ascii="微软雅黑" w:hAnsi="微软雅黑" w:eastAsia="微软雅黑"/>
+                <w:sz w:val="17"/>
+              </w:rPr>
+              <w:t>4~6 行</w:t>
+            </w:r>
+          </w:p>
+        </w:tc>
+      </w:tr>
+      <w:tr>
+        <w:tc>
+          <w:tcPr>
+            <w:tcW w:type="dxa" w:w="2172"/>
+          </w:tcPr>
+          <w:p>
+            <w:pPr>
+              <w:spacing w:after="0"/>
+            </w:pPr>
+            <w:r/>
+            <w:r>
+              <w:rPr>
+                <w:rFonts w:ascii="微软雅黑" w:hAnsi="微软雅黑" w:eastAsia="微软雅黑"/>
+                <w:sz w:val="17"/>
+              </w:rPr>
+              <w:t>可读性</w:t>
+            </w:r>
+          </w:p>
+        </w:tc>
+        <w:tc>
+          <w:tcPr>
+            <w:tcW w:type="dxa" w:w="3620"/>
+          </w:tcPr>
+          <w:p>
+            <w:pPr>
+              <w:spacing w:after="0"/>
+            </w:pPr>
+            <w:r/>
+            <w:r>
+              <w:rPr>
+                <w:rFonts w:ascii="微软雅黑" w:hAnsi="微软雅黑" w:eastAsia="微软雅黑"/>
+                <w:sz w:val="17"/>
+              </w:rPr>
+              <w:t>简单场景更好</w:t>
+            </w:r>
+          </w:p>
+        </w:tc>
+        <w:tc>
+          <w:tcPr>
+            <w:tcW w:type="dxa" w:w="3620"/>
+          </w:tcPr>
+          <w:p>
+            <w:pPr>
+              <w:spacing w:after="0"/>
+            </w:pPr>
+            <w:r/>
+            <w:r>
+              <w:rPr>
+                <w:rFonts w:ascii="微软雅黑" w:hAnsi="微软雅黑" w:eastAsia="微软雅黑"/>
+                <w:sz w:val="17"/>
+              </w:rPr>
+              <w:t>复杂场景更好</w:t>
+            </w:r>
+          </w:p>
+        </w:tc>
+      </w:tr>
+      <w:tr>
+        <w:tc>
+          <w:tcPr>
+            <w:tcW w:type="dxa" w:w="2172"/>
+          </w:tcPr>
+          <w:p>
+            <w:pPr>
+              <w:spacing w:after="0"/>
+            </w:pPr>
+            <w:r/>
+            <w:r>
+              <w:rPr>
+                <w:rFonts w:ascii="微软雅黑" w:hAnsi="微软雅黑" w:eastAsia="微软雅黑"/>
+                <w:sz w:val="17"/>
+              </w:rPr>
+              <w:t>能写多条语句吗</w:t>
+            </w:r>
+          </w:p>
+        </w:tc>
+        <w:tc>
+          <w:tcPr>
+            <w:tcW w:type="dxa" w:w="3620"/>
+          </w:tcPr>
+          <w:p>
+            <w:pPr>
+              <w:spacing w:after="0"/>
+            </w:pPr>
+            <w:r/>
+            <w:r>
+              <w:rPr>
+                <w:rFonts w:ascii="微软雅黑" w:hAnsi="微软雅黑" w:eastAsia="微软雅黑"/>
+                <w:b/>
+                <w:sz w:val="17"/>
+              </w:rPr>
+              <w:t>不能</w:t>
+            </w:r>
+          </w:p>
+        </w:tc>
+        <w:tc>
+          <w:tcPr>
+            <w:tcW w:type="dxa" w:w="3620"/>
+          </w:tcPr>
+          <w:p>
+            <w:pPr>
+              <w:spacing w:after="0"/>
+            </w:pPr>
+            <w:r/>
+            <w:r>
+              <w:rPr>
+                <w:rFonts w:ascii="微软雅黑" w:hAnsi="微软雅黑" w:eastAsia="微软雅黑"/>
+                <w:sz w:val="17"/>
+              </w:rPr>
+              <w:t>能</w:t>
+            </w:r>
+          </w:p>
+        </w:tc>
+      </w:tr>
+    </w:tbl>
+    <w:p>
+      <w:pPr>
+        <w:spacing w:after="40"/>
+      </w:pPr>
+    </w:p>
+    <w:p>
+      <w:pPr>
+        <w:spacing w:after="80" w:before="0"/>
+      </w:pPr>
+      <w:r>
+        <w:rPr>
+          <w:rFonts w:ascii="微软雅黑" w:hAnsi="微软雅黑" w:eastAsia="微软雅黑"/>
+          <w:color w:val="803000"/>
+          <w:sz w:val="19"/>
+        </w:rPr>
+        <w:t>⚠ 不要嵌套太多层，</w:t>
+      </w:r>
+      <w:r>
+        <w:rPr>
+          <w:rFonts w:ascii="Consolas" w:hAnsi="Consolas" w:eastAsia="微软雅黑"/>
+          <w:color w:val="803000"/>
+          <w:sz w:val="17"/>
+        </w:rPr>
+        <w:t>a ? b : c ? d : e</w:t>
+      </w:r>
+      <w:r>
+        <w:rPr>
+          <w:rFonts w:ascii="微软雅黑" w:hAnsi="微软雅黑" w:eastAsia="微软雅黑"/>
+          <w:color w:val="803000"/>
+          <w:sz w:val="19"/>
+        </w:rPr>
+        <w:t xml:space="preserve"> 这种读起来很痛苦。</w:t>
+      </w:r>
+    </w:p>
+    <w:p>
+      <w:r>
+        <w:br w:type="page"/>
+      </w:r>
+    </w:p>
+    <w:p>
+      <w:pPr>
+        <w:pStyle w:val="Heading1"/>
+        <w:spacing w:before="280" w:after="100"/>
+      </w:pPr>
+      <w:r>
+        <w:rPr>
+          <w:rFonts w:ascii="微软雅黑" w:hAnsi="微软雅黑" w:eastAsia="微软雅黑"/>
+          <w:b/>
+          <w:color w:val="1F3B73"/>
+          <w:sz w:val="32"/>
+        </w:rPr>
+        <w:t>附录 C　原书这 6 节建议精读</w:t>
+      </w:r>
+    </w:p>
+    <w:p>
+      <w:pPr>
+        <w:spacing w:after="80" w:before="0"/>
+      </w:pPr>
+      <w:r>
+        <w:rPr>
+          <w:rFonts w:ascii="微软雅黑" w:hAnsi="微软雅黑" w:eastAsia="微软雅黑"/>
+          <w:color w:val="606060"/>
+          <w:sz w:val="19"/>
+        </w:rPr>
+        <w:t>按你的实际水平，下面这几节最值得花时间。它们直接对应你踩过的坑和下一步要写的代码。</w:t>
+      </w:r>
+    </w:p>
+    <w:tbl>
+      <w:tblPr>
+        <w:tblStyle w:val="TableGrid"/>
+        <w:jc w:val="center"/>
+        <w:tblLook w:firstColumn="1" w:firstRow="1" w:lastColumn="0" w:lastRow="0" w:noHBand="0" w:noVBand="1" w:val="04A0"/>
+        <w:tblLayout w:type="fixed"/>
+        <w:tblW w:w="9412" w:type="dxa"/>
+      </w:tblPr>
+      <w:tblGrid>
+        <w:gridCol w:w="885"/>
+        <w:gridCol w:w="2436"/>
+        <w:gridCol w:w="2546"/>
+        <w:gridCol w:w="3543"/>
+      </w:tblGrid>
+      <w:tr>
+        <w:tc>
+          <w:tcPr>
+            <w:tcW w:type="dxa" w:w="886"/>
+          </w:tcPr>
+          <w:p>
+            <w:pPr>
+              <w:spacing w:after="0"/>
+              <w:jc w:val="center"/>
+            </w:pPr>
+            <w:r/>
+            <w:r>
+              <w:rPr>
+                <w:rFonts w:ascii="微软雅黑" w:hAnsi="微软雅黑" w:eastAsia="微软雅黑"/>
+                <w:b/>
+                <w:sz w:val="16"/>
+              </w:rPr>
+              <w:t>优先级</w:t>
+            </w:r>
+          </w:p>
+        </w:tc>
+        <w:tc>
+          <w:tcPr>
+            <w:tcW w:type="dxa" w:w="2436"/>
+          </w:tcPr>
+          <w:p>
+            <w:pPr>
+              <w:spacing w:after="0"/>
+              <w:jc w:val="center"/>
+            </w:pPr>
+            <w:r/>
+            <w:r>
+              <w:rPr>
+                <w:rFonts w:ascii="微软雅黑" w:hAnsi="微软雅黑" w:eastAsia="微软雅黑"/>
+                <w:b/>
+                <w:sz w:val="16"/>
+              </w:rPr>
+              <w:t>原书小节</w:t>
+            </w:r>
+          </w:p>
+        </w:tc>
+        <w:tc>
+          <w:tcPr>
+            <w:tcW w:type="dxa" w:w="2547"/>
+          </w:tcPr>
+          <w:p>
+            <w:pPr>
+              <w:spacing w:after="0"/>
+              <w:jc w:val="center"/>
+            </w:pPr>
+            <w:r/>
+            <w:r>
+              <w:rPr>
+                <w:rFonts w:ascii="微软雅黑" w:hAnsi="微软雅黑" w:eastAsia="微软雅黑"/>
+                <w:b/>
+                <w:sz w:val="16"/>
+              </w:rPr>
+              <w:t>讲什么</w:t>
+            </w:r>
+          </w:p>
+        </w:tc>
+        <w:tc>
+          <w:tcPr>
+            <w:tcW w:type="dxa" w:w="3543"/>
+          </w:tcPr>
+          <w:p>
+            <w:pPr>
+              <w:spacing w:after="0"/>
+              <w:jc w:val="center"/>
+            </w:pPr>
+            <w:r/>
+            <w:r>
+              <w:rPr>
+                <w:rFonts w:ascii="微软雅黑" w:hAnsi="微软雅黑" w:eastAsia="微软雅黑"/>
+                <w:b/>
+                <w:sz w:val="16"/>
+              </w:rPr>
+              <w:t>为什么对你重要</w:t>
+            </w:r>
+          </w:p>
+        </w:tc>
+      </w:tr>
+      <w:tr>
+        <w:tc>
+          <w:tcPr>
+            <w:tcW w:type="dxa" w:w="886"/>
+          </w:tcPr>
+          <w:p>
+            <w:pPr>
+              <w:spacing w:after="0"/>
+            </w:pPr>
+            <w:r/>
+            <w:r>
+              <w:rPr>
+                <w:rFonts w:ascii="微软雅黑" w:hAnsi="微软雅黑" w:eastAsia="微软雅黑"/>
+                <w:sz w:val="16"/>
+              </w:rPr>
+              <w:t>★★★</w:t>
+            </w:r>
+          </w:p>
+        </w:tc>
+        <w:tc>
+          <w:tcPr>
+            <w:tcW w:type="dxa" w:w="2436"/>
+          </w:tcPr>
+          <w:p>
+            <w:pPr>
+              <w:spacing w:after="0"/>
+            </w:pPr>
+            <w:r/>
+            <w:r>
+              <w:rPr>
+                <w:rFonts w:ascii="微软雅黑" w:hAnsi="微软雅黑" w:eastAsia="微软雅黑"/>
+                <w:b/>
+                <w:sz w:val="16"/>
+              </w:rPr>
+              <w:t>8.7 菜单浏览</w:t>
+            </w:r>
+          </w:p>
+        </w:tc>
+        <w:tc>
+          <w:tcPr>
+            <w:tcW w:type="dxa" w:w="2547"/>
+          </w:tcPr>
+          <w:p>
+            <w:pPr>
+              <w:spacing w:after="0"/>
+            </w:pPr>
+            <w:r/>
+            <w:r>
+              <w:rPr>
+                <w:rFonts w:ascii="微软雅黑" w:hAnsi="微软雅黑" w:eastAsia="微软雅黑"/>
+                <w:sz w:val="16"/>
+              </w:rPr>
+              <w:t>8.7.1 任务、8.7.2 使执行更顺利、</w:t>
+            </w:r>
+            <w:r>
+              <w:rPr>
+                <w:rFonts w:ascii="微软雅黑" w:hAnsi="微软雅黑" w:eastAsia="微软雅黑"/>
+                <w:b/>
+                <w:sz w:val="16"/>
+              </w:rPr>
+              <w:t>8.7.3 混合字符和数值输入</w:t>
+            </w:r>
+          </w:p>
+        </w:tc>
+        <w:tc>
+          <w:tcPr>
+            <w:tcW w:type="dxa" w:w="3543"/>
+          </w:tcPr>
+          <w:p>
+            <w:pPr>
+              <w:spacing w:after="0"/>
+            </w:pPr>
+            <w:r/>
+            <w:r>
+              <w:rPr>
+                <w:rFonts w:ascii="微软雅黑" w:hAnsi="微软雅黑" w:eastAsia="微软雅黑"/>
+                <w:b/>
+                <w:sz w:val="16"/>
+              </w:rPr>
+              <w:t>第 10 题的骨架就是这一节</w:t>
+            </w:r>
+            <w:r>
+              <w:rPr>
+                <w:rFonts w:ascii="微软雅黑" w:hAnsi="微软雅黑" w:eastAsia="微软雅黑"/>
+                <w:sz w:val="16"/>
+              </w:rPr>
+              <w:t xml:space="preserve"> —— 菜单驱动 + 混合输入 + 清缓冲区，书上给了完整示例</w:t>
+            </w:r>
+          </w:p>
+        </w:tc>
+      </w:tr>
+      <w:tr>
+        <w:tc>
+          <w:tcPr>
+            <w:tcW w:type="dxa" w:w="886"/>
+          </w:tcPr>
+          <w:p>
+            <w:pPr>
+              <w:spacing w:after="0"/>
+            </w:pPr>
+            <w:r/>
+            <w:r>
+              <w:rPr>
+                <w:rFonts w:ascii="微软雅黑" w:hAnsi="微软雅黑" w:eastAsia="微软雅黑"/>
+                <w:sz w:val="16"/>
+              </w:rPr>
+              <w:t>★★★</w:t>
+            </w:r>
+          </w:p>
+        </w:tc>
+        <w:tc>
+          <w:tcPr>
+            <w:tcW w:type="dxa" w:w="2436"/>
+          </w:tcPr>
+          <w:p>
+            <w:pPr>
+              <w:spacing w:after="0"/>
+            </w:pPr>
+            <w:r/>
+            <w:r>
+              <w:rPr>
+                <w:rFonts w:ascii="微软雅黑" w:hAnsi="微软雅黑" w:eastAsia="微软雅黑"/>
+                <w:b/>
+                <w:sz w:val="16"/>
+              </w:rPr>
+              <w:t>8.6 输入验证</w:t>
+            </w:r>
+          </w:p>
+        </w:tc>
+        <w:tc>
+          <w:tcPr>
+            <w:tcW w:type="dxa" w:w="2547"/>
+          </w:tcPr>
+          <w:p>
+            <w:pPr>
+              <w:spacing w:after="0"/>
+            </w:pPr>
+            <w:r/>
+            <w:r>
+              <w:rPr>
+                <w:rFonts w:ascii="微软雅黑" w:hAnsi="微软雅黑" w:eastAsia="微软雅黑"/>
+                <w:sz w:val="16"/>
+              </w:rPr>
+              <w:t>8.6.1 分析程序、</w:t>
+            </w:r>
+            <w:r>
+              <w:rPr>
+                <w:rFonts w:ascii="微软雅黑" w:hAnsi="微软雅黑" w:eastAsia="微软雅黑"/>
+                <w:b/>
+                <w:sz w:val="16"/>
+              </w:rPr>
+              <w:t>8.6.2 输入流和数字</w:t>
+            </w:r>
+          </w:p>
+        </w:tc>
+        <w:tc>
+          <w:tcPr>
+            <w:tcW w:type="dxa" w:w="3543"/>
+          </w:tcPr>
+          <w:p>
+            <w:pPr>
+              <w:spacing w:after="0"/>
+            </w:pPr>
+            <w:r/>
+            <w:r>
+              <w:rPr>
+                <w:rFonts w:ascii="微软雅黑" w:hAnsi="微软雅黑" w:eastAsia="微软雅黑"/>
+                <w:sz w:val="16"/>
+              </w:rPr>
+              <w:t>你问过「</w:t>
+            </w:r>
+            <w:r>
+              <w:rPr>
+                <w:rFonts w:ascii="Consolas" w:hAnsi="Consolas" w:eastAsia="微软雅黑"/>
+                <w:sz w:val="14"/>
+              </w:rPr>
+              <w:t>scanf</w:t>
+            </w:r>
+            <w:r>
+              <w:rPr>
+                <w:rFonts w:ascii="微软雅黑" w:hAnsi="微软雅黑" w:eastAsia="微软雅黑"/>
+                <w:sz w:val="16"/>
+              </w:rPr>
+              <w:t xml:space="preserve"> 读失败为什么死循环」—— 这一节讲清楚了输入流和数字的关系</w:t>
+            </w:r>
+          </w:p>
+        </w:tc>
+      </w:tr>
+      <w:tr>
+        <w:tc>
+          <w:tcPr>
+            <w:tcW w:type="dxa" w:w="886"/>
+          </w:tcPr>
+          <w:p>
+            <w:pPr>
+              <w:spacing w:after="0"/>
+            </w:pPr>
+            <w:r/>
+            <w:r>
+              <w:rPr>
+                <w:rFonts w:ascii="微软雅黑" w:hAnsi="微软雅黑" w:eastAsia="微软雅黑"/>
+                <w:sz w:val="16"/>
+              </w:rPr>
+              <w:t>★★★</w:t>
+            </w:r>
+          </w:p>
+        </w:tc>
+        <w:tc>
+          <w:tcPr>
+            <w:tcW w:type="dxa" w:w="2436"/>
+          </w:tcPr>
+          <w:p>
+            <w:pPr>
+              <w:spacing w:after="0"/>
+            </w:pPr>
+            <w:r/>
+            <w:r>
+              <w:rPr>
+                <w:rFonts w:ascii="微软雅黑" w:hAnsi="微软雅黑" w:eastAsia="微软雅黑"/>
+                <w:b/>
+                <w:sz w:val="16"/>
+              </w:rPr>
+              <w:t>8.5.2 混合数值和字符输入</w:t>
+            </w:r>
+          </w:p>
+        </w:tc>
+        <w:tc>
+          <w:tcPr>
+            <w:tcW w:type="dxa" w:w="2547"/>
+          </w:tcPr>
+          <w:p>
+            <w:pPr>
+              <w:spacing w:after="0"/>
+            </w:pPr>
+            <w:r/>
+            <w:r>
+              <w:rPr>
+                <w:rFonts w:ascii="微软雅黑" w:hAnsi="微软雅黑" w:eastAsia="微软雅黑"/>
+                <w:sz w:val="16"/>
+              </w:rPr>
+              <w:t>数值和字符混着读时会发生什么</w:t>
+            </w:r>
+          </w:p>
+        </w:tc>
+        <w:tc>
+          <w:tcPr>
+            <w:tcW w:type="dxa" w:w="3543"/>
+          </w:tcPr>
+          <w:p>
+            <w:pPr>
+              <w:spacing w:after="0"/>
+            </w:pPr>
+            <w:r/>
+            <w:r>
+              <w:rPr>
+                <w:rFonts w:ascii="微软雅黑" w:hAnsi="微软雅黑" w:eastAsia="微软雅黑"/>
+                <w:sz w:val="16"/>
+              </w:rPr>
+              <w:t>你问过「</w:t>
+            </w:r>
+            <w:r>
+              <w:rPr>
+                <w:rFonts w:ascii="Consolas" w:hAnsi="Consolas" w:eastAsia="微软雅黑"/>
+                <w:sz w:val="14"/>
+              </w:rPr>
+              <w:t>scanf</w:t>
+            </w:r>
+            <w:r>
+              <w:rPr>
+                <w:rFonts w:ascii="微软雅黑" w:hAnsi="微软雅黑" w:eastAsia="微软雅黑"/>
+                <w:sz w:val="16"/>
+              </w:rPr>
+              <w:t xml:space="preserve"> 和 </w:t>
+            </w:r>
+            <w:r>
+              <w:rPr>
+                <w:rFonts w:ascii="Consolas" w:hAnsi="Consolas" w:eastAsia="微软雅黑"/>
+                <w:sz w:val="14"/>
+              </w:rPr>
+              <w:t>getchar</w:t>
+            </w:r>
+            <w:r>
+              <w:rPr>
+                <w:rFonts w:ascii="微软雅黑" w:hAnsi="微软雅黑" w:eastAsia="微软雅黑"/>
+                <w:sz w:val="16"/>
+              </w:rPr>
+              <w:t xml:space="preserve"> 的区别」—— 这就是标准答案所在</w:t>
+            </w:r>
+          </w:p>
+        </w:tc>
+      </w:tr>
+      <w:tr>
+        <w:tc>
+          <w:tcPr>
+            <w:tcW w:type="dxa" w:w="886"/>
+          </w:tcPr>
+          <w:p>
+            <w:pPr>
+              <w:spacing w:after="0"/>
+            </w:pPr>
+            <w:r/>
+            <w:r>
+              <w:rPr>
+                <w:rFonts w:ascii="微软雅黑" w:hAnsi="微软雅黑" w:eastAsia="微软雅黑"/>
+                <w:sz w:val="16"/>
+              </w:rPr>
+              <w:t>★★☆</w:t>
+            </w:r>
+          </w:p>
+        </w:tc>
+        <w:tc>
+          <w:tcPr>
+            <w:tcW w:type="dxa" w:w="2436"/>
+          </w:tcPr>
+          <w:p>
+            <w:pPr>
+              <w:spacing w:after="0"/>
+            </w:pPr>
+            <w:r/>
+            <w:r>
+              <w:rPr>
+                <w:rFonts w:ascii="微软雅黑" w:hAnsi="微软雅黑" w:eastAsia="微软雅黑"/>
+                <w:b/>
+                <w:sz w:val="16"/>
+              </w:rPr>
+              <w:t>8.2 缓冲区</w:t>
+            </w:r>
+          </w:p>
+        </w:tc>
+        <w:tc>
+          <w:tcPr>
+            <w:tcW w:type="dxa" w:w="2547"/>
+          </w:tcPr>
+          <w:p>
+            <w:pPr>
+              <w:spacing w:after="0"/>
+            </w:pPr>
+            <w:r/>
+            <w:r>
+              <w:rPr>
+                <w:rFonts w:ascii="微软雅黑" w:hAnsi="微软雅黑" w:eastAsia="微软雅黑"/>
+                <w:sz w:val="16"/>
+              </w:rPr>
+              <w:t>行缓冲、为什么程序要等回车</w:t>
+            </w:r>
+          </w:p>
+        </w:tc>
+        <w:tc>
+          <w:tcPr>
+            <w:tcW w:type="dxa" w:w="3543"/>
+          </w:tcPr>
+          <w:p>
+            <w:pPr>
+              <w:spacing w:after="0"/>
+            </w:pPr>
+            <w:r/>
+            <w:r>
+              <w:rPr>
+                <w:rFonts w:ascii="微软雅黑" w:hAnsi="微软雅黑" w:eastAsia="微软雅黑"/>
+                <w:sz w:val="16"/>
+              </w:rPr>
+              <w:t>你问过「为什么按 Enter 才进缓冲区」—— 这一节有图和例子</w:t>
+            </w:r>
+          </w:p>
+        </w:tc>
+      </w:tr>
+      <w:tr>
+        <w:tc>
+          <w:tcPr>
+            <w:tcW w:type="dxa" w:w="886"/>
+          </w:tcPr>
+          <w:p>
+            <w:pPr>
+              <w:spacing w:after="0"/>
+            </w:pPr>
+            <w:r/>
+            <w:r>
+              <w:rPr>
+                <w:rFonts w:ascii="微软雅黑" w:hAnsi="微软雅黑" w:eastAsia="微软雅黑"/>
+                <w:sz w:val="16"/>
+              </w:rPr>
+              <w:t>★★☆</w:t>
+            </w:r>
+          </w:p>
+        </w:tc>
+        <w:tc>
+          <w:tcPr>
+            <w:tcW w:type="dxa" w:w="2436"/>
+          </w:tcPr>
+          <w:p>
+            <w:pPr>
+              <w:spacing w:after="0"/>
+            </w:pPr>
+            <w:r/>
+            <w:r>
+              <w:rPr>
+                <w:rFonts w:ascii="微软雅黑" w:hAnsi="微软雅黑" w:eastAsia="微软雅黑"/>
+                <w:b/>
+                <w:sz w:val="16"/>
+              </w:rPr>
+              <w:t>7.7.2 只读每行的首字符</w:t>
+            </w:r>
+          </w:p>
+        </w:tc>
+        <w:tc>
+          <w:tcPr>
+            <w:tcW w:type="dxa" w:w="2547"/>
+          </w:tcPr>
+          <w:p>
+            <w:pPr>
+              <w:spacing w:after="0"/>
+            </w:pPr>
+            <w:r/>
+            <w:r>
+              <w:rPr>
+                <w:rFonts w:ascii="Consolas" w:hAnsi="Consolas" w:eastAsia="微软雅黑"/>
+                <w:sz w:val="14"/>
+              </w:rPr>
+              <w:t>while (getchar() != '\n')</w:t>
+            </w:r>
+            <w:r>
+              <w:rPr>
+                <w:rFonts w:ascii="微软雅黑" w:hAnsi="微软雅黑" w:eastAsia="微软雅黑"/>
+                <w:sz w:val="16"/>
+              </w:rPr>
+              <w:t xml:space="preserve"> 的标准用法</w:t>
+            </w:r>
+          </w:p>
+        </w:tc>
+        <w:tc>
+          <w:tcPr>
+            <w:tcW w:type="dxa" w:w="3543"/>
+          </w:tcPr>
+          <w:p>
+            <w:pPr>
+              <w:spacing w:after="0"/>
+            </w:pPr>
+            <w:r/>
+            <w:r>
+              <w:rPr>
+                <w:rFonts w:ascii="微软雅黑" w:hAnsi="微软雅黑" w:eastAsia="微软雅黑"/>
+                <w:sz w:val="16"/>
+              </w:rPr>
+              <w:t>你在第 8/9/10 题手写的「清缓冲区」，书上是这么讲的</w:t>
+            </w:r>
+          </w:p>
+        </w:tc>
+      </w:tr>
+      <w:tr>
+        <w:tc>
+          <w:tcPr>
+            <w:tcW w:type="dxa" w:w="886"/>
+          </w:tcPr>
+          <w:p>
+            <w:pPr>
+              <w:spacing w:after="0"/>
+            </w:pPr>
+            <w:r/>
+            <w:r>
+              <w:rPr>
+                <w:rFonts w:ascii="微软雅黑" w:hAnsi="微软雅黑" w:eastAsia="微软雅黑"/>
+                <w:sz w:val="16"/>
+              </w:rPr>
+              <w:t>★★☆</w:t>
+            </w:r>
+          </w:p>
+        </w:tc>
+        <w:tc>
+          <w:tcPr>
+            <w:tcW w:type="dxa" w:w="2436"/>
+          </w:tcPr>
+          <w:p>
+            <w:pPr>
+              <w:spacing w:after="0"/>
+            </w:pPr>
+            <w:r/>
+            <w:r>
+              <w:rPr>
+                <w:rFonts w:ascii="微软雅黑" w:hAnsi="微软雅黑" w:eastAsia="微软雅黑"/>
+                <w:sz w:val="16"/>
+              </w:rPr>
+              <w:t>7.2.2 ctype.h 系列的字符函数</w:t>
+            </w:r>
+          </w:p>
+        </w:tc>
+        <w:tc>
+          <w:tcPr>
+            <w:tcW w:type="dxa" w:w="2547"/>
+          </w:tcPr>
+          <w:p>
+            <w:pPr>
+              <w:spacing w:after="0"/>
+            </w:pPr>
+            <w:r/>
+            <w:r>
+              <w:rPr>
+                <w:rFonts w:ascii="微软雅黑" w:hAnsi="微软雅黑" w:eastAsia="微软雅黑"/>
+                <w:sz w:val="16"/>
+              </w:rPr>
+              <w:t>13 个函数的完整说明</w:t>
+            </w:r>
+          </w:p>
+        </w:tc>
+        <w:tc>
+          <w:tcPr>
+            <w:tcW w:type="dxa" w:w="3543"/>
+          </w:tcPr>
+          <w:p>
+            <w:pPr>
+              <w:spacing w:after="0"/>
+            </w:pPr>
+            <w:r/>
+            <w:r>
+              <w:rPr>
+                <w:rFonts w:ascii="微软雅黑" w:hAnsi="微软雅黑" w:eastAsia="微软雅黑"/>
+                <w:sz w:val="16"/>
+              </w:rPr>
+              <w:t>第 4 题的字符分类全靠它；顺便看清返回值的含义</w:t>
+            </w:r>
+          </w:p>
+        </w:tc>
+      </w:tr>
+    </w:tbl>
+    <w:p>
+      <w:pPr>
+        <w:spacing w:after="40"/>
+      </w:pPr>
+    </w:p>
+    <w:p>
+      <w:pPr>
+        <w:spacing w:after="80" w:before="200"/>
+      </w:pPr>
+      <w:r>
+        <w:rPr>
+          <w:rFonts w:ascii="微软雅黑" w:hAnsi="微软雅黑" w:eastAsia="微软雅黑"/>
+          <w:b/>
+          <w:color w:val="1F3B73"/>
+          <w:sz w:val="22"/>
+        </w:rPr>
+        <w:t>读法建议</w:t>
+      </w:r>
+    </w:p>
+    <w:p>
+      <w:pPr>
+        <w:spacing w:after="80" w:before="0"/>
+      </w:pPr>
+      <w:r>
+        <w:rPr>
+          <w:rFonts w:ascii="微软雅黑" w:hAnsi="微软雅黑" w:eastAsia="微软雅黑"/>
+          <w:sz w:val="20"/>
+        </w:rPr>
+        <w:t>① 先读 8.7（菜单浏览）—— 它能把第 10 题的重构思路讲透</w:t>
+      </w:r>
+    </w:p>
+    <w:p>
+      <w:pPr>
+        <w:spacing w:after="80" w:before="0"/>
+      </w:pPr>
+      <w:r>
+        <w:rPr>
+          <w:rFonts w:ascii="微软雅黑" w:hAnsi="微软雅黑" w:eastAsia="微软雅黑"/>
+          <w:sz w:val="20"/>
+        </w:rPr>
+        <w:t>② 再读 8.6.2 和 8.5.2 —— 解决你在输入处理上的所有疑问</w:t>
+      </w:r>
+    </w:p>
+    <w:p>
+      <w:pPr>
+        <w:spacing w:after="80" w:before="0"/>
+      </w:pPr>
+      <w:r>
+        <w:rPr>
+          <w:rFonts w:ascii="微软雅黑" w:hAnsi="微软雅黑" w:eastAsia="微软雅黑"/>
+          <w:sz w:val="20"/>
+        </w:rPr>
+        <w:t>③ 最后翻 8.2 和 7.7.2 —— 把「缓冲区」和「清行」这两件事彻底搞清楚</w:t>
+      </w:r>
+    </w:p>
+    <w:p>
+      <w:pPr>
+        <w:spacing w:after="80" w:before="0"/>
+      </w:pPr>
+      <w:r>
+        <w:rPr>
+          <w:rFonts w:ascii="微软雅黑" w:hAnsi="微软雅黑" w:eastAsia="微软雅黑"/>
+          <w:sz w:val="20"/>
+        </w:rPr>
+        <w:t>④ ctype 那一节当工具书，用到哪个查哪个</w:t>
+      </w:r>
+    </w:p>
+    <w:p>
+      <w:pPr>
+        <w:spacing w:after="80" w:before="120"/>
+      </w:pPr>
+      <w:r>
+        <w:rPr>
+          <w:rFonts w:ascii="微软雅黑" w:hAnsi="微软雅黑" w:eastAsia="微软雅黑"/>
+          <w:color w:val="803000"/>
+          <w:sz w:val="19"/>
+        </w:rPr>
+        <w:t>读完这 6 节，第 8 章就算真正过关了 —— 这是前八章最难、也最容易被跳过的一章。</w:t>
+      </w:r>
+    </w:p>
+    <w:p/>
+    <w:p>
+      <w:pPr>
+        <w:spacing w:after="80" w:before="160"/>
+        <w:jc w:val="center"/>
+      </w:pPr>
+      <w:r>
+        <w:rPr>
+          <w:rFonts w:ascii="微软雅黑" w:hAnsi="微软雅黑" w:eastAsia="微软雅黑"/>
+          <w:color w:val="606060"/>
+          <w:sz w:val="20"/>
+        </w:rPr>
+        <w:t>—— 附录完 ——</w:t>
+      </w:r>
+    </w:p>
+    <w:p>
+      <w:pPr>
+        <w:spacing w:after="80" w:before="200"/>
+      </w:pPr>
+      <w:r>
+        <w:rPr>
+          <w:rFonts w:ascii="微软雅黑" w:hAnsi="微软雅黑" w:eastAsia="微软雅黑"/>
+          <w:b/>
+          <w:color w:val="1F3B73"/>
+          <w:sz w:val="22"/>
+        </w:rPr>
+        <w:t>B-8　你已经用到的「超出前八章」的东西，在原书哪一节</w:t>
+      </w:r>
+    </w:p>
+    <w:p>
+      <w:pPr>
+        <w:spacing w:after="80" w:before="0"/>
+      </w:pPr>
+      <w:r>
+        <w:rPr>
+          <w:rFonts w:ascii="微软雅黑" w:hAnsi="微软雅黑" w:eastAsia="微软雅黑"/>
+          <w:color w:val="606060"/>
+          <w:sz w:val="19"/>
+        </w:rPr>
+        <w:t>你在十道题里用过一些第 9 章以后的内容。等学到那儿可以对照：</w:t>
+      </w:r>
+    </w:p>
+    <w:tbl>
+      <w:tblPr>
+        <w:tblStyle w:val="TableGrid"/>
+        <w:jc w:val="center"/>
+        <w:tblLook w:firstColumn="1" w:firstRow="1" w:lastColumn="0" w:lastRow="0" w:noHBand="0" w:noVBand="1" w:val="04A0"/>
+        <w:tblLayout w:type="fixed"/>
+        <w:tblW w:w="9412" w:type="dxa"/>
+      </w:tblPr>
+      <w:tblGrid>
+        <w:gridCol w:w="2381"/>
+        <w:gridCol w:w="3061"/>
+        <w:gridCol w:w="1474"/>
+        <w:gridCol w:w="2494"/>
+      </w:tblGrid>
+      <w:tr>
+        <w:tc>
+          <w:tcPr>
+            <w:tcW w:type="dxa" w:w="2381"/>
+          </w:tcPr>
+          <w:p>
+            <w:pPr>
+              <w:spacing w:after="0"/>
+              <w:jc w:val="center"/>
+            </w:pPr>
+            <w:r/>
+            <w:r>
+              <w:rPr>
+                <w:rFonts w:ascii="微软雅黑" w:hAnsi="微软雅黑" w:eastAsia="微软雅黑"/>
+                <w:b/>
+                <w:sz w:val="16"/>
+              </w:rPr>
+              <w:t>你用过的</w:t>
+            </w:r>
+          </w:p>
+        </w:tc>
+        <w:tc>
+          <w:tcPr>
+            <w:tcW w:type="dxa" w:w="3061"/>
+          </w:tcPr>
+          <w:p>
+            <w:pPr>
+              <w:spacing w:after="0"/>
+              <w:jc w:val="center"/>
+            </w:pPr>
+            <w:r/>
+            <w:r>
+              <w:rPr>
+                <w:rFonts w:ascii="微软雅黑" w:hAnsi="微软雅黑" w:eastAsia="微软雅黑"/>
+                <w:b/>
+                <w:sz w:val="16"/>
+              </w:rPr>
+              <w:t>原书位置</w:t>
+            </w:r>
+          </w:p>
+        </w:tc>
+        <w:tc>
+          <w:tcPr>
+            <w:tcW w:type="dxa" w:w="1474"/>
+          </w:tcPr>
+          <w:p>
+            <w:pPr>
+              <w:spacing w:after="0"/>
+              <w:jc w:val="center"/>
+            </w:pPr>
+            <w:r/>
+            <w:r>
+              <w:rPr>
+                <w:rFonts w:ascii="微软雅黑" w:hAnsi="微软雅黑" w:eastAsia="微软雅黑"/>
+                <w:b/>
+                <w:sz w:val="16"/>
+              </w:rPr>
+              <w:t>章节</w:t>
+            </w:r>
+          </w:p>
+        </w:tc>
+        <w:tc>
+          <w:tcPr>
+            <w:tcW w:type="dxa" w:w="2494"/>
+          </w:tcPr>
+          <w:p>
+            <w:pPr>
+              <w:spacing w:after="0"/>
+              <w:jc w:val="center"/>
+            </w:pPr>
+            <w:r/>
+            <w:r>
+              <w:rPr>
+                <w:rFonts w:ascii="微软雅黑" w:hAnsi="微软雅黑" w:eastAsia="微软雅黑"/>
+                <w:b/>
+                <w:sz w:val="16"/>
+              </w:rPr>
+              <w:t>能不能在自测册里用</w:t>
+            </w:r>
+          </w:p>
+        </w:tc>
+      </w:tr>
+      <w:tr>
+        <w:tc>
+          <w:tcPr>
+            <w:tcW w:type="dxa" w:w="2381"/>
+          </w:tcPr>
+          <w:p>
+            <w:pPr>
+              <w:spacing w:after="0"/>
+            </w:pPr>
+            <w:r/>
+            <w:r>
+              <w:rPr>
+                <w:rFonts w:ascii="Consolas" w:hAnsi="Consolas" w:eastAsia="微软雅黑"/>
+                <w:sz w:val="15"/>
+              </w:rPr>
+              <w:t>rand()</w:t>
+            </w:r>
+            <w:r>
+              <w:rPr>
+                <w:rFonts w:ascii="微软雅黑" w:hAnsi="微软雅黑" w:eastAsia="微软雅黑"/>
+                <w:sz w:val="16"/>
+              </w:rPr>
+              <w:t xml:space="preserve"> / </w:t>
+            </w:r>
+            <w:r>
+              <w:rPr>
+                <w:rFonts w:ascii="Consolas" w:hAnsi="Consolas" w:eastAsia="微软雅黑"/>
+                <w:sz w:val="15"/>
+              </w:rPr>
+              <w:t>srand()</w:t>
+            </w:r>
+            <w:r>
+              <w:rPr>
+                <w:rFonts w:ascii="微软雅黑" w:hAnsi="微软雅黑" w:eastAsia="微软雅黑"/>
+                <w:sz w:val="16"/>
+              </w:rPr>
+              <w:t xml:space="preserve"> / </w:t>
+            </w:r>
+            <w:r>
+              <w:rPr>
+                <w:rFonts w:ascii="Consolas" w:hAnsi="Consolas" w:eastAsia="微软雅黑"/>
+                <w:sz w:val="15"/>
+              </w:rPr>
+              <w:t>time()</w:t>
+            </w:r>
+          </w:p>
+        </w:tc>
+        <w:tc>
+          <w:tcPr>
+            <w:tcW w:type="dxa" w:w="3061"/>
+          </w:tcPr>
+          <w:p>
+            <w:pPr>
+              <w:spacing w:after="0"/>
+            </w:pPr>
+            <w:r/>
+            <w:r>
+              <w:rPr>
+                <w:rFonts w:ascii="微软雅黑" w:hAnsi="微软雅黑" w:eastAsia="微软雅黑"/>
+                <w:b/>
+                <w:sz w:val="16"/>
+              </w:rPr>
+              <w:t>12.2 随机数函数和静态变量</w:t>
+            </w:r>
+          </w:p>
+        </w:tc>
+        <w:tc>
+          <w:tcPr>
+            <w:tcW w:type="dxa" w:w="1474"/>
+          </w:tcPr>
+          <w:p>
+            <w:pPr>
+              <w:spacing w:after="0"/>
+            </w:pPr>
+            <w:r/>
+            <w:r>
+              <w:rPr>
+                <w:rFonts w:ascii="微软雅黑" w:hAnsi="微软雅黑" w:eastAsia="微软雅黑"/>
+                <w:b/>
+                <w:sz w:val="16"/>
+              </w:rPr>
+              <w:t>第 12 章</w:t>
+            </w:r>
+          </w:p>
+        </w:tc>
+        <w:tc>
+          <w:tcPr>
+            <w:tcW w:type="dxa" w:w="2494"/>
+          </w:tcPr>
+          <w:p>
+            <w:pPr>
+              <w:spacing w:after="0"/>
+            </w:pPr>
+            <w:r/>
+            <w:r>
+              <w:rPr>
+                <w:rFonts w:ascii="微软雅黑" w:hAnsi="微软雅黑" w:eastAsia="微软雅黑"/>
+                <w:sz w:val="16"/>
+              </w:rPr>
+              <w:t>第 9 题的「进阶可选」允许 ✓</w:t>
+            </w:r>
+          </w:p>
+        </w:tc>
+      </w:tr>
+      <w:tr>
+        <w:tc>
+          <w:tcPr>
+            <w:tcW w:type="dxa" w:w="2381"/>
+          </w:tcPr>
+          <w:p>
+            <w:pPr>
+              <w:spacing w:after="0"/>
+            </w:pPr>
+            <w:r/>
+            <w:r>
+              <w:rPr>
+                <w:rFonts w:ascii="Consolas" w:hAnsi="Consolas" w:eastAsia="微软雅黑"/>
+                <w:sz w:val="15"/>
+              </w:rPr>
+              <w:t>strlen()</w:t>
+            </w:r>
+          </w:p>
+        </w:tc>
+        <w:tc>
+          <w:tcPr>
+            <w:tcW w:type="dxa" w:w="3061"/>
+          </w:tcPr>
+          <w:p>
+            <w:pPr>
+              <w:spacing w:after="0"/>
+            </w:pPr>
+            <w:r/>
+            <w:r>
+              <w:rPr>
+                <w:rFonts w:ascii="微软雅黑" w:hAnsi="微软雅黑" w:eastAsia="微软雅黑"/>
+                <w:sz w:val="16"/>
+              </w:rPr>
+              <w:t>4.2.3（第 4 章）/ 11.5.1</w:t>
+            </w:r>
+          </w:p>
+        </w:tc>
+        <w:tc>
+          <w:tcPr>
+            <w:tcW w:type="dxa" w:w="1474"/>
+          </w:tcPr>
+          <w:p>
+            <w:pPr>
+              <w:spacing w:after="0"/>
+            </w:pPr>
+            <w:r/>
+            <w:r>
+              <w:rPr>
+                <w:rFonts w:ascii="微软雅黑" w:hAnsi="微软雅黑" w:eastAsia="微软雅黑"/>
+                <w:sz w:val="16"/>
+              </w:rPr>
+              <w:t>第 4 / 11 章</w:t>
+            </w:r>
+          </w:p>
+        </w:tc>
+        <w:tc>
+          <w:tcPr>
+            <w:tcW w:type="dxa" w:w="2494"/>
+          </w:tcPr>
+          <w:p>
+            <w:pPr>
+              <w:spacing w:after="0"/>
+            </w:pPr>
+            <w:r/>
+            <w:r>
+              <w:rPr>
+                <w:rFonts w:ascii="微软雅黑" w:hAnsi="微软雅黑" w:eastAsia="微软雅黑"/>
+                <w:b/>
+                <w:sz w:val="16"/>
+              </w:rPr>
+              <w:t>第 4 章就学了，允许</w:t>
+            </w:r>
+            <w:r>
+              <w:rPr>
+                <w:rFonts w:ascii="微软雅黑" w:hAnsi="微软雅黑" w:eastAsia="微软雅黑"/>
+                <w:sz w:val="16"/>
+              </w:rPr>
+              <w:t xml:space="preserve"> ✓</w:t>
+            </w:r>
+          </w:p>
+        </w:tc>
+      </w:tr>
+      <w:tr>
+        <w:tc>
+          <w:tcPr>
+            <w:tcW w:type="dxa" w:w="2381"/>
+          </w:tcPr>
+          <w:p>
+            <w:pPr>
+              <w:spacing w:after="0"/>
+            </w:pPr>
+            <w:r/>
+            <w:r>
+              <w:rPr>
+                <w:rFonts w:ascii="Consolas" w:hAnsi="Consolas" w:eastAsia="微软雅黑"/>
+                <w:sz w:val="15"/>
+              </w:rPr>
+              <w:t>fgets()</w:t>
+            </w:r>
+          </w:p>
+        </w:tc>
+        <w:tc>
+          <w:tcPr>
+            <w:tcW w:type="dxa" w:w="3061"/>
+          </w:tcPr>
+          <w:p>
+            <w:pPr>
+              <w:spacing w:after="0"/>
+            </w:pPr>
+            <w:r/>
+            <w:r>
+              <w:rPr>
+                <w:rFonts w:ascii="微软雅黑" w:hAnsi="微软雅黑" w:eastAsia="微软雅黑"/>
+                <w:b/>
+                <w:sz w:val="16"/>
+              </w:rPr>
+              <w:t>11.2.3 gets() 的替代品</w:t>
+            </w:r>
+          </w:p>
+        </w:tc>
+        <w:tc>
+          <w:tcPr>
+            <w:tcW w:type="dxa" w:w="1474"/>
+          </w:tcPr>
+          <w:p>
+            <w:pPr>
+              <w:spacing w:after="0"/>
+            </w:pPr>
+            <w:r/>
+            <w:r>
+              <w:rPr>
+                <w:rFonts w:ascii="微软雅黑" w:hAnsi="微软雅黑" w:eastAsia="微软雅黑"/>
+                <w:b/>
+                <w:sz w:val="16"/>
+              </w:rPr>
+              <w:t>第 11 章</w:t>
+            </w:r>
+          </w:p>
+        </w:tc>
+        <w:tc>
+          <w:tcPr>
+            <w:tcW w:type="dxa" w:w="2494"/>
+          </w:tcPr>
+          <w:p>
+            <w:pPr>
+              <w:spacing w:after="0"/>
+            </w:pPr>
+            <w:r/>
+            <w:r>
+              <w:rPr>
+                <w:rFonts w:ascii="微软雅黑" w:hAnsi="微软雅黑" w:eastAsia="微软雅黑"/>
+                <w:sz w:val="16"/>
+              </w:rPr>
+              <w:t>不允许（参数涉及指针）✗</w:t>
+            </w:r>
+          </w:p>
+        </w:tc>
+      </w:tr>
+      <w:tr>
+        <w:tc>
+          <w:tcPr>
+            <w:tcW w:type="dxa" w:w="2381"/>
+          </w:tcPr>
+          <w:p>
+            <w:pPr>
+              <w:spacing w:after="0"/>
+            </w:pPr>
+            <w:r/>
+            <w:r>
+              <w:rPr>
+                <w:rFonts w:ascii="Consolas" w:hAnsi="Consolas" w:eastAsia="微软雅黑"/>
+                <w:sz w:val="15"/>
+              </w:rPr>
+              <w:t>strcpy()</w:t>
+            </w:r>
+            <w:r>
+              <w:rPr>
+                <w:rFonts w:ascii="微软雅黑" w:hAnsi="微软雅黑" w:eastAsia="微软雅黑"/>
+                <w:sz w:val="16"/>
+              </w:rPr>
+              <w:t xml:space="preserve"> / </w:t>
+            </w:r>
+            <w:r>
+              <w:rPr>
+                <w:rFonts w:ascii="Consolas" w:hAnsi="Consolas" w:eastAsia="微软雅黑"/>
+                <w:sz w:val="15"/>
+              </w:rPr>
+              <w:t>strcmp()</w:t>
+            </w:r>
+          </w:p>
+        </w:tc>
+        <w:tc>
+          <w:tcPr>
+            <w:tcW w:type="dxa" w:w="3061"/>
+          </w:tcPr>
+          <w:p>
+            <w:pPr>
+              <w:spacing w:after="0"/>
+            </w:pPr>
+            <w:r/>
+            <w:r>
+              <w:rPr>
+                <w:rFonts w:ascii="微软雅黑" w:hAnsi="微软雅黑" w:eastAsia="微软雅黑"/>
+                <w:sz w:val="16"/>
+              </w:rPr>
+              <w:t>11.5.4 / 11.5.5</w:t>
+            </w:r>
+          </w:p>
+        </w:tc>
+        <w:tc>
+          <w:tcPr>
+            <w:tcW w:type="dxa" w:w="1474"/>
+          </w:tcPr>
+          <w:p>
+            <w:pPr>
+              <w:spacing w:after="0"/>
+            </w:pPr>
+            <w:r/>
+            <w:r>
+              <w:rPr>
+                <w:rFonts w:ascii="微软雅黑" w:hAnsi="微软雅黑" w:eastAsia="微软雅黑"/>
+                <w:sz w:val="16"/>
+              </w:rPr>
+              <w:t>第 11 章</w:t>
+            </w:r>
+          </w:p>
+        </w:tc>
+        <w:tc>
+          <w:tcPr>
+            <w:tcW w:type="dxa" w:w="2494"/>
+          </w:tcPr>
+          <w:p>
+            <w:pPr>
+              <w:spacing w:after="0"/>
+            </w:pPr>
+            <w:r/>
+            <w:r>
+              <w:rPr>
+                <w:rFonts w:ascii="微软雅黑" w:hAnsi="微软雅黑" w:eastAsia="微软雅黑"/>
+                <w:sz w:val="16"/>
+              </w:rPr>
+              <w:t>不允许 ✗</w:t>
+            </w:r>
+          </w:p>
+        </w:tc>
+      </w:tr>
+      <w:tr>
+        <w:tc>
+          <w:tcPr>
+            <w:tcW w:type="dxa" w:w="2381"/>
+          </w:tcPr>
+          <w:p>
+            <w:pPr>
+              <w:spacing w:after="0"/>
+            </w:pPr>
+            <w:r/>
+            <w:r>
+              <w:rPr>
+                <w:rFonts w:ascii="Consolas" w:hAnsi="Consolas" w:eastAsia="微软雅黑"/>
+                <w:sz w:val="15"/>
+              </w:rPr>
+              <w:t>sqrt()</w:t>
+            </w:r>
+          </w:p>
+        </w:tc>
+        <w:tc>
+          <w:tcPr>
+            <w:tcW w:type="dxa" w:w="3061"/>
+          </w:tcPr>
+          <w:p>
+            <w:pPr>
+              <w:spacing w:after="0"/>
+            </w:pPr>
+            <w:r/>
+            <w:r>
+              <w:rPr>
+                <w:rFonts w:ascii="微软雅黑" w:hAnsi="微软雅黑" w:eastAsia="微软雅黑"/>
+                <w:sz w:val="16"/>
+              </w:rPr>
+              <w:t>16.10 数学库</w:t>
+            </w:r>
+          </w:p>
+        </w:tc>
+        <w:tc>
+          <w:tcPr>
+            <w:tcW w:type="dxa" w:w="1474"/>
+          </w:tcPr>
+          <w:p>
+            <w:pPr>
+              <w:spacing w:after="0"/>
+            </w:pPr>
+            <w:r/>
+            <w:r>
+              <w:rPr>
+                <w:rFonts w:ascii="微软雅黑" w:hAnsi="微软雅黑" w:eastAsia="微软雅黑"/>
+                <w:sz w:val="16"/>
+              </w:rPr>
+              <w:t>第 16 章</w:t>
+            </w:r>
+          </w:p>
+        </w:tc>
+        <w:tc>
+          <w:tcPr>
+            <w:tcW w:type="dxa" w:w="2494"/>
+          </w:tcPr>
+          <w:p>
+            <w:pPr>
+              <w:spacing w:after="0"/>
+            </w:pPr>
+            <w:r/>
+            <w:r>
+              <w:rPr>
+                <w:rFonts w:ascii="微软雅黑" w:hAnsi="微软雅黑" w:eastAsia="微软雅黑"/>
+                <w:sz w:val="16"/>
+              </w:rPr>
+              <w:t>不允许 ✗</w:t>
+            </w:r>
+          </w:p>
+        </w:tc>
+      </w:tr>
+      <w:tr>
+        <w:tc>
+          <w:tcPr>
+            <w:tcW w:type="dxa" w:w="2381"/>
+          </w:tcPr>
+          <w:p>
+            <w:pPr>
+              <w:spacing w:after="0"/>
+            </w:pPr>
+            <w:r/>
+            <w:r>
+              <w:rPr>
+                <w:rFonts w:ascii="Consolas" w:hAnsi="Consolas" w:eastAsia="微软雅黑"/>
+                <w:sz w:val="15"/>
+              </w:rPr>
+              <w:t>exit()</w:t>
+            </w:r>
+          </w:p>
+        </w:tc>
+        <w:tc>
+          <w:tcPr>
+            <w:tcW w:type="dxa" w:w="3061"/>
+          </w:tcPr>
+          <w:p>
+            <w:pPr>
+              <w:spacing w:after="0"/>
+            </w:pPr>
+            <w:r/>
+            <w:r>
+              <w:rPr>
+                <w:rFonts w:ascii="微软雅黑" w:hAnsi="微软雅黑" w:eastAsia="微软雅黑"/>
+                <w:sz w:val="16"/>
+              </w:rPr>
+              <w:t>16.11.1 exit() 和 atexit()</w:t>
+            </w:r>
+          </w:p>
+        </w:tc>
+        <w:tc>
+          <w:tcPr>
+            <w:tcW w:type="dxa" w:w="1474"/>
+          </w:tcPr>
+          <w:p>
+            <w:pPr>
+              <w:spacing w:after="0"/>
+            </w:pPr>
+            <w:r/>
+            <w:r>
+              <w:rPr>
+                <w:rFonts w:ascii="微软雅黑" w:hAnsi="微软雅黑" w:eastAsia="微软雅黑"/>
+                <w:sz w:val="16"/>
+              </w:rPr>
+              <w:t>第 16 章</w:t>
+            </w:r>
+          </w:p>
+        </w:tc>
+        <w:tc>
+          <w:tcPr>
+            <w:tcW w:type="dxa" w:w="2494"/>
+          </w:tcPr>
+          <w:p>
+            <w:pPr>
+              <w:spacing w:after="0"/>
+            </w:pPr>
+            <w:r/>
+            <w:r>
+              <w:rPr>
+                <w:rFonts w:ascii="微软雅黑" w:hAnsi="微软雅黑" w:eastAsia="微软雅黑"/>
+                <w:sz w:val="16"/>
+              </w:rPr>
+              <w:t>不允许 ✗</w:t>
+            </w:r>
+          </w:p>
+        </w:tc>
+      </w:tr>
+      <w:tr>
+        <w:tc>
+          <w:tcPr>
+            <w:tcW w:type="dxa" w:w="2381"/>
+          </w:tcPr>
+          <w:p>
+            <w:pPr>
+              <w:spacing w:after="0"/>
+            </w:pPr>
+            <w:r/>
+            <w:r>
+              <w:rPr>
+                <w:rFonts w:ascii="微软雅黑" w:hAnsi="微软雅黑" w:eastAsia="微软雅黑"/>
+                <w:sz w:val="16"/>
+              </w:rPr>
+              <w:t>自定义函数</w:t>
+            </w:r>
+          </w:p>
+        </w:tc>
+        <w:tc>
+          <w:tcPr>
+            <w:tcW w:type="dxa" w:w="3061"/>
+          </w:tcPr>
+          <w:p>
+            <w:pPr>
+              <w:spacing w:after="0"/>
+            </w:pPr>
+            <w:r/>
+            <w:r>
+              <w:rPr>
+                <w:rFonts w:ascii="微软雅黑" w:hAnsi="微软雅黑" w:eastAsia="微软雅黑"/>
+                <w:sz w:val="16"/>
+              </w:rPr>
+              <w:t>第 9 章 9.1 ~ 9.2</w:t>
+            </w:r>
+          </w:p>
+        </w:tc>
+        <w:tc>
+          <w:tcPr>
+            <w:tcW w:type="dxa" w:w="1474"/>
+          </w:tcPr>
+          <w:p>
+            <w:pPr>
+              <w:spacing w:after="0"/>
+            </w:pPr>
+            <w:r/>
+            <w:r>
+              <w:rPr>
+                <w:rFonts w:ascii="微软雅黑" w:hAnsi="微软雅黑" w:eastAsia="微软雅黑"/>
+                <w:sz w:val="16"/>
+              </w:rPr>
+              <w:t>第 9 章</w:t>
+            </w:r>
+          </w:p>
+        </w:tc>
+        <w:tc>
+          <w:tcPr>
+            <w:tcW w:type="dxa" w:w="2494"/>
+          </w:tcPr>
+          <w:p>
+            <w:pPr>
+              <w:spacing w:after="0"/>
+            </w:pPr>
+            <w:r/>
+            <w:r>
+              <w:rPr>
+                <w:rFonts w:ascii="微软雅黑" w:hAnsi="微软雅黑" w:eastAsia="微软雅黑"/>
+                <w:sz w:val="16"/>
+              </w:rPr>
+              <w:t>题册原文要求，但已从题册里删掉</w:t>
+            </w:r>
+          </w:p>
+        </w:tc>
+      </w:tr>
+    </w:tbl>
+    <w:p>
+      <w:pPr>
+        <w:spacing w:after="40"/>
+      </w:pPr>
+    </w:p>
+    <w:p>
+      <w:pPr>
+        <w:spacing w:after="80" w:before="0"/>
+      </w:pPr>
+      <w:r>
+        <w:rPr>
+          <w:rFonts w:ascii="微软雅黑" w:hAnsi="微软雅黑" w:eastAsia="微软雅黑"/>
+          <w:color w:val="803000"/>
+          <w:sz w:val="19"/>
+        </w:rPr>
+        <w:t xml:space="preserve">⚠ 第 9 题用了 </w:t>
+      </w:r>
+      <w:r>
+        <w:rPr>
+          <w:rFonts w:ascii="Consolas" w:hAnsi="Consolas" w:eastAsia="微软雅黑"/>
+          <w:color w:val="803000"/>
+          <w:sz w:val="17"/>
+        </w:rPr>
+        <w:t>rand</w:t>
+      </w:r>
+      <w:r>
+        <w:rPr>
+          <w:rFonts w:ascii="微软雅黑" w:hAnsi="微软雅黑" w:eastAsia="微软雅黑"/>
+          <w:color w:val="803000"/>
+          <w:sz w:val="19"/>
+        </w:rPr>
+        <w:t>/</w:t>
+      </w:r>
+      <w:r>
+        <w:rPr>
+          <w:rFonts w:ascii="Consolas" w:hAnsi="Consolas" w:eastAsia="微软雅黑"/>
+          <w:color w:val="803000"/>
+          <w:sz w:val="17"/>
+        </w:rPr>
+        <w:t>srand</w:t>
+      </w:r>
+      <w:r>
+        <w:rPr>
+          <w:rFonts w:ascii="微软雅黑" w:hAnsi="微软雅黑" w:eastAsia="微软雅黑"/>
+          <w:color w:val="803000"/>
+          <w:sz w:val="19"/>
+        </w:rPr>
+        <w:t>/</w:t>
+      </w:r>
+      <w:r>
+        <w:rPr>
+          <w:rFonts w:ascii="Consolas" w:hAnsi="Consolas" w:eastAsia="微软雅黑"/>
+          <w:color w:val="803000"/>
+          <w:sz w:val="17"/>
+        </w:rPr>
+        <w:t>time</w:t>
+      </w:r>
+      <w:r>
+        <w:rPr>
+          <w:rFonts w:ascii="微软雅黑" w:hAnsi="微软雅黑" w:eastAsia="微软雅黑"/>
+          <w:color w:val="803000"/>
+          <w:sz w:val="19"/>
+        </w:rPr>
+        <w:t>，严格说超出前八章 —— 但题册第 9 题明确写了「进阶（可选）：如果你已经学过 rand() 和 srand()，可以改用 srand(time(0)) + rand() % 100 + 1」，所以属于允许范围 ✓</w:t>
+      </w:r>
+    </w:p>
+    <w:p>
+      <w:pPr>
+        <w:spacing w:after="80" w:before="80"/>
+      </w:pPr>
+      <w:r>
+        <w:rPr>
+          <w:rFonts w:ascii="微软雅黑" w:hAnsi="微软雅黑" w:eastAsia="微软雅黑"/>
+          <w:color w:val="606060"/>
+          <w:sz w:val="19"/>
+        </w:rPr>
+        <w:t>其余几个（fgets / strcpy / strcmp / sqrt / exit）在自测册里都不该出现 ✗ —— 这正是题册开头那张「刻意没用到」的清单要说的。</w:t>
       </w:r>
     </w:p>
     <w:sectPr>

--- a/综合练习/C语言前八章总复习.docx
+++ b/综合练习/C语言前八章总复习.docx
@@ -24613,7 +24613,1782 @@
           <w:color w:val="606060"/>
           <w:sz w:val="19"/>
         </w:rPr>
-        <w:t>用途：宽度/精度需要在运行时决定时（比如按数据最大值算对齐宽度）。前八章题目用不着，知道即可。</w:t>
+        <w:t>★ 第 10 题的直方图正好要用它，所以这一条不是「知道即可」，是「必须掌握」。</w:t>
+      </w:r>
+    </w:p>
+    <w:p>
+      <w:pPr>
+        <w:spacing w:after="60" w:before="0"/>
+      </w:pPr>
+      <w:r>
+        <w:rPr>
+          <w:rFonts w:ascii="微软雅黑" w:hAnsi="微软雅黑" w:eastAsia="微软雅黑"/>
+          <w:b/>
+          <w:sz w:val="20"/>
+        </w:rPr>
+        <w:t xml:space="preserve">一句话：星号 </w:t>
+      </w:r>
+      <w:r>
+        <w:rPr>
+          <w:rFonts w:ascii="Consolas" w:hAnsi="Consolas" w:eastAsia="微软雅黑"/>
+          <w:b/>
+          <w:sz w:val="18"/>
+        </w:rPr>
+        <w:t>*</w:t>
+      </w:r>
+      <w:r>
+        <w:rPr>
+          <w:rFonts w:ascii="微软雅黑" w:hAnsi="微软雅黑" w:eastAsia="微软雅黑"/>
+          <w:b/>
+          <w:sz w:val="20"/>
+        </w:rPr>
+        <w:t xml:space="preserve"> 表示「这个宽度 / 精度去参数列表里拿」。</w:t>
+      </w:r>
+    </w:p>
+    <w:p>
+      <w:pPr>
+        <w:spacing w:after="60" w:before="0"/>
+      </w:pPr>
+      <w:r>
+        <w:rPr>
+          <w:rFonts w:ascii="微软雅黑" w:hAnsi="微软雅黑" w:eastAsia="微软雅黑"/>
+          <w:color w:val="1F3B73"/>
+          <w:sz w:val="21"/>
+        </w:rPr>
+        <w:t>速查表</w:t>
+      </w:r>
+    </w:p>
+    <w:tbl>
+      <w:tblPr>
+        <w:tblStyle w:val="TableGrid"/>
+        <w:jc w:val="center"/>
+        <w:tblLook w:firstColumn="1" w:firstRow="1" w:lastColumn="0" w:lastRow="0" w:noHBand="0" w:noVBand="1" w:val="04A0"/>
+        <w:tblLayout w:type="fixed"/>
+        <w:tblW w:w="9412" w:type="dxa"/>
+      </w:tblPr>
+      <w:tblGrid>
+        <w:gridCol w:w="1176"/>
+        <w:gridCol w:w="2588"/>
+        <w:gridCol w:w="1294"/>
+        <w:gridCol w:w="4353"/>
+      </w:tblGrid>
+      <w:tr>
+        <w:tc>
+          <w:tcPr>
+            <w:tcW w:type="dxa" w:w="1176"/>
+          </w:tcPr>
+          <w:p>
+            <w:pPr>
+              <w:spacing w:after="0"/>
+              <w:jc w:val="center"/>
+            </w:pPr>
+            <w:r/>
+            <w:r>
+              <w:rPr>
+                <w:rFonts w:ascii="微软雅黑" w:hAnsi="微软雅黑" w:eastAsia="微软雅黑"/>
+                <w:b/>
+                <w:sz w:val="16"/>
+              </w:rPr>
+              <w:t>写法</w:t>
+            </w:r>
+          </w:p>
+        </w:tc>
+        <w:tc>
+          <w:tcPr>
+            <w:tcW w:type="dxa" w:w="2588"/>
+          </w:tcPr>
+          <w:p>
+            <w:pPr>
+              <w:spacing w:after="0"/>
+              <w:jc w:val="center"/>
+            </w:pPr>
+            <w:r/>
+            <w:r>
+              <w:rPr>
+                <w:rFonts w:ascii="微软雅黑" w:hAnsi="微软雅黑" w:eastAsia="微软雅黑"/>
+                <w:b/>
+                <w:sz w:val="16"/>
+              </w:rPr>
+              <w:t>含义</w:t>
+            </w:r>
+          </w:p>
+        </w:tc>
+        <w:tc>
+          <w:tcPr>
+            <w:tcW w:type="dxa" w:w="1294"/>
+          </w:tcPr>
+          <w:p>
+            <w:pPr>
+              <w:spacing w:after="0"/>
+              <w:jc w:val="center"/>
+            </w:pPr>
+            <w:r/>
+            <w:r>
+              <w:rPr>
+                <w:rFonts w:ascii="微软雅黑" w:hAnsi="微软雅黑" w:eastAsia="微软雅黑"/>
+                <w:b/>
+                <w:sz w:val="16"/>
+              </w:rPr>
+              <w:t>额外参数</w:t>
+            </w:r>
+          </w:p>
+        </w:tc>
+        <w:tc>
+          <w:tcPr>
+            <w:tcW w:type="dxa" w:w="4353"/>
+          </w:tcPr>
+          <w:p>
+            <w:pPr>
+              <w:spacing w:after="0"/>
+              <w:jc w:val="center"/>
+            </w:pPr>
+            <w:r/>
+            <w:r>
+              <w:rPr>
+                <w:rFonts w:ascii="微软雅黑" w:hAnsi="微软雅黑" w:eastAsia="微软雅黑"/>
+                <w:b/>
+                <w:sz w:val="16"/>
+              </w:rPr>
+              <w:t>例子 → 结果</w:t>
+            </w:r>
+          </w:p>
+        </w:tc>
+      </w:tr>
+      <w:tr>
+        <w:tc>
+          <w:tcPr>
+            <w:tcW w:type="dxa" w:w="1176"/>
+          </w:tcPr>
+          <w:p>
+            <w:pPr>
+              <w:spacing w:after="0"/>
+            </w:pPr>
+            <w:r/>
+            <w:r>
+              <w:rPr>
+                <w:rFonts w:ascii="Consolas" w:hAnsi="Consolas" w:eastAsia="微软雅黑"/>
+                <w:sz w:val="15"/>
+              </w:rPr>
+              <w:t>%d</w:t>
+            </w:r>
+          </w:p>
+        </w:tc>
+        <w:tc>
+          <w:tcPr>
+            <w:tcW w:type="dxa" w:w="2588"/>
+          </w:tcPr>
+          <w:p>
+            <w:pPr>
+              <w:spacing w:after="0"/>
+            </w:pPr>
+            <w:r/>
+            <w:r>
+              <w:rPr>
+                <w:rFonts w:ascii="微软雅黑" w:hAnsi="微软雅黑" w:eastAsia="微软雅黑"/>
+                <w:sz w:val="16"/>
+              </w:rPr>
+              <w:t>普通输出</w:t>
+            </w:r>
+          </w:p>
+        </w:tc>
+        <w:tc>
+          <w:tcPr>
+            <w:tcW w:type="dxa" w:w="1294"/>
+          </w:tcPr>
+          <w:p>
+            <w:pPr>
+              <w:spacing w:after="0"/>
+            </w:pPr>
+            <w:r/>
+            <w:r>
+              <w:rPr>
+                <w:rFonts w:ascii="微软雅黑" w:hAnsi="微软雅黑" w:eastAsia="微软雅黑"/>
+                <w:sz w:val="16"/>
+              </w:rPr>
+              <w:t>无</w:t>
+            </w:r>
+          </w:p>
+        </w:tc>
+        <w:tc>
+          <w:tcPr>
+            <w:tcW w:type="dxa" w:w="4353"/>
+          </w:tcPr>
+          <w:p>
+            <w:pPr>
+              <w:spacing w:after="0"/>
+            </w:pPr>
+            <w:r/>
+            <w:r>
+              <w:rPr>
+                <w:rFonts w:ascii="Consolas" w:hAnsi="Consolas" w:eastAsia="微软雅黑"/>
+                <w:sz w:val="15"/>
+              </w:rPr>
+              <w:t>printf("%d", 42)</w:t>
+            </w:r>
+            <w:r>
+              <w:rPr>
+                <w:rFonts w:ascii="微软雅黑" w:hAnsi="微软雅黑" w:eastAsia="微软雅黑"/>
+                <w:sz w:val="16"/>
+              </w:rPr>
+              <w:t xml:space="preserve"> → </w:t>
+            </w:r>
+            <w:r>
+              <w:rPr>
+                <w:rFonts w:ascii="Consolas" w:hAnsi="Consolas" w:eastAsia="微软雅黑"/>
+                <w:sz w:val="15"/>
+              </w:rPr>
+              <w:t>42</w:t>
+            </w:r>
+          </w:p>
+        </w:tc>
+      </w:tr>
+      <w:tr>
+        <w:tc>
+          <w:tcPr>
+            <w:tcW w:type="dxa" w:w="1176"/>
+          </w:tcPr>
+          <w:p>
+            <w:pPr>
+              <w:spacing w:after="0"/>
+            </w:pPr>
+            <w:r/>
+            <w:r>
+              <w:rPr>
+                <w:rFonts w:ascii="Consolas" w:hAnsi="Consolas" w:eastAsia="微软雅黑"/>
+                <w:sz w:val="15"/>
+              </w:rPr>
+              <w:t>%5d</w:t>
+            </w:r>
+          </w:p>
+        </w:tc>
+        <w:tc>
+          <w:tcPr>
+            <w:tcW w:type="dxa" w:w="2588"/>
+          </w:tcPr>
+          <w:p>
+            <w:pPr>
+              <w:spacing w:after="0"/>
+            </w:pPr>
+            <w:r/>
+            <w:r>
+              <w:rPr>
+                <w:rFonts w:ascii="微软雅黑" w:hAnsi="微软雅黑" w:eastAsia="微软雅黑"/>
+                <w:sz w:val="16"/>
+              </w:rPr>
+              <w:t>宽度 5，右对齐</w:t>
+            </w:r>
+          </w:p>
+        </w:tc>
+        <w:tc>
+          <w:tcPr>
+            <w:tcW w:type="dxa" w:w="1294"/>
+          </w:tcPr>
+          <w:p>
+            <w:pPr>
+              <w:spacing w:after="0"/>
+            </w:pPr>
+            <w:r/>
+            <w:r>
+              <w:rPr>
+                <w:rFonts w:ascii="微软雅黑" w:hAnsi="微软雅黑" w:eastAsia="微软雅黑"/>
+                <w:sz w:val="16"/>
+              </w:rPr>
+              <w:t>无</w:t>
+            </w:r>
+          </w:p>
+        </w:tc>
+        <w:tc>
+          <w:tcPr>
+            <w:tcW w:type="dxa" w:w="4353"/>
+          </w:tcPr>
+          <w:p>
+            <w:pPr>
+              <w:spacing w:after="0"/>
+            </w:pPr>
+            <w:r/>
+            <w:r>
+              <w:rPr>
+                <w:rFonts w:ascii="Consolas" w:hAnsi="Consolas" w:eastAsia="微软雅黑"/>
+                <w:sz w:val="15"/>
+              </w:rPr>
+              <w:t xml:space="preserve">   42</w:t>
+            </w:r>
+          </w:p>
+        </w:tc>
+      </w:tr>
+      <w:tr>
+        <w:tc>
+          <w:tcPr>
+            <w:tcW w:type="dxa" w:w="1176"/>
+          </w:tcPr>
+          <w:p>
+            <w:pPr>
+              <w:spacing w:after="0"/>
+            </w:pPr>
+            <w:r/>
+            <w:r>
+              <w:rPr>
+                <w:rFonts w:ascii="Consolas" w:hAnsi="Consolas" w:eastAsia="微软雅黑"/>
+                <w:sz w:val="15"/>
+              </w:rPr>
+              <w:t>%-5d</w:t>
+            </w:r>
+          </w:p>
+        </w:tc>
+        <w:tc>
+          <w:tcPr>
+            <w:tcW w:type="dxa" w:w="2588"/>
+          </w:tcPr>
+          <w:p>
+            <w:pPr>
+              <w:spacing w:after="0"/>
+            </w:pPr>
+            <w:r/>
+            <w:r>
+              <w:rPr>
+                <w:rFonts w:ascii="微软雅黑" w:hAnsi="微软雅黑" w:eastAsia="微软雅黑"/>
+                <w:sz w:val="16"/>
+              </w:rPr>
+              <w:t>宽度 5，左对齐</w:t>
+            </w:r>
+          </w:p>
+        </w:tc>
+        <w:tc>
+          <w:tcPr>
+            <w:tcW w:type="dxa" w:w="1294"/>
+          </w:tcPr>
+          <w:p>
+            <w:pPr>
+              <w:spacing w:after="0"/>
+            </w:pPr>
+            <w:r/>
+            <w:r>
+              <w:rPr>
+                <w:rFonts w:ascii="微软雅黑" w:hAnsi="微软雅黑" w:eastAsia="微软雅黑"/>
+                <w:sz w:val="16"/>
+              </w:rPr>
+              <w:t>无</w:t>
+            </w:r>
+          </w:p>
+        </w:tc>
+        <w:tc>
+          <w:tcPr>
+            <w:tcW w:type="dxa" w:w="4353"/>
+          </w:tcPr>
+          <w:p>
+            <w:pPr>
+              <w:spacing w:after="0"/>
+            </w:pPr>
+            <w:r/>
+            <w:r>
+              <w:rPr>
+                <w:rFonts w:ascii="Consolas" w:hAnsi="Consolas" w:eastAsia="微软雅黑"/>
+                <w:sz w:val="15"/>
+              </w:rPr>
+              <w:t xml:space="preserve">42   </w:t>
+            </w:r>
+          </w:p>
+        </w:tc>
+      </w:tr>
+      <w:tr>
+        <w:tc>
+          <w:tcPr>
+            <w:tcW w:type="dxa" w:w="1176"/>
+          </w:tcPr>
+          <w:p>
+            <w:pPr>
+              <w:spacing w:after="0"/>
+            </w:pPr>
+            <w:r/>
+            <w:r>
+              <w:rPr>
+                <w:rFonts w:ascii="Consolas" w:hAnsi="Consolas" w:eastAsia="微软雅黑"/>
+                <w:b/>
+                <w:sz w:val="15"/>
+              </w:rPr>
+              <w:t>%*d</w:t>
+            </w:r>
+          </w:p>
+        </w:tc>
+        <w:tc>
+          <w:tcPr>
+            <w:tcW w:type="dxa" w:w="2588"/>
+          </w:tcPr>
+          <w:p>
+            <w:pPr>
+              <w:spacing w:after="0"/>
+            </w:pPr>
+            <w:r/>
+            <w:r>
+              <w:rPr>
+                <w:rFonts w:ascii="微软雅黑" w:hAnsi="微软雅黑" w:eastAsia="微软雅黑"/>
+                <w:b/>
+                <w:sz w:val="16"/>
+              </w:rPr>
+              <w:t>宽度从参数取</w:t>
+            </w:r>
+          </w:p>
+        </w:tc>
+        <w:tc>
+          <w:tcPr>
+            <w:tcW w:type="dxa" w:w="1294"/>
+          </w:tcPr>
+          <w:p>
+            <w:pPr>
+              <w:spacing w:after="0"/>
+            </w:pPr>
+            <w:r/>
+            <w:r>
+              <w:rPr>
+                <w:rFonts w:ascii="微软雅黑" w:hAnsi="微软雅黑" w:eastAsia="微软雅黑"/>
+                <w:b/>
+                <w:sz w:val="16"/>
+              </w:rPr>
+              <w:t>+1（宽度）</w:t>
+            </w:r>
+          </w:p>
+        </w:tc>
+        <w:tc>
+          <w:tcPr>
+            <w:tcW w:type="dxa" w:w="4353"/>
+          </w:tcPr>
+          <w:p>
+            <w:pPr>
+              <w:spacing w:after="0"/>
+            </w:pPr>
+            <w:r/>
+            <w:r>
+              <w:rPr>
+                <w:rFonts w:ascii="Consolas" w:hAnsi="Consolas" w:eastAsia="微软雅黑"/>
+                <w:sz w:val="15"/>
+              </w:rPr>
+              <w:t>printf("%*d", 5, 42)</w:t>
+            </w:r>
+            <w:r>
+              <w:rPr>
+                <w:rFonts w:ascii="微软雅黑" w:hAnsi="微软雅黑" w:eastAsia="微软雅黑"/>
+                <w:sz w:val="16"/>
+              </w:rPr>
+              <w:t xml:space="preserve"> → </w:t>
+            </w:r>
+            <w:r>
+              <w:rPr>
+                <w:rFonts w:ascii="Consolas" w:hAnsi="Consolas" w:eastAsia="微软雅黑"/>
+                <w:sz w:val="15"/>
+              </w:rPr>
+              <w:t xml:space="preserve">   42</w:t>
+            </w:r>
+          </w:p>
+        </w:tc>
+      </w:tr>
+      <w:tr>
+        <w:tc>
+          <w:tcPr>
+            <w:tcW w:type="dxa" w:w="1176"/>
+          </w:tcPr>
+          <w:p>
+            <w:pPr>
+              <w:spacing w:after="0"/>
+            </w:pPr>
+            <w:r/>
+            <w:r>
+              <w:rPr>
+                <w:rFonts w:ascii="Consolas" w:hAnsi="Consolas" w:eastAsia="微软雅黑"/>
+                <w:sz w:val="15"/>
+              </w:rPr>
+              <w:t>%-*d</w:t>
+            </w:r>
+          </w:p>
+        </w:tc>
+        <w:tc>
+          <w:tcPr>
+            <w:tcW w:type="dxa" w:w="2588"/>
+          </w:tcPr>
+          <w:p>
+            <w:pPr>
+              <w:spacing w:after="0"/>
+            </w:pPr>
+            <w:r/>
+            <w:r>
+              <w:rPr>
+                <w:rFonts w:ascii="微软雅黑" w:hAnsi="微软雅黑" w:eastAsia="微软雅黑"/>
+                <w:sz w:val="16"/>
+              </w:rPr>
+              <w:t>宽度从参数取，左对齐</w:t>
+            </w:r>
+          </w:p>
+        </w:tc>
+        <w:tc>
+          <w:tcPr>
+            <w:tcW w:type="dxa" w:w="1294"/>
+          </w:tcPr>
+          <w:p>
+            <w:pPr>
+              <w:spacing w:after="0"/>
+            </w:pPr>
+            <w:r/>
+            <w:r>
+              <w:rPr>
+                <w:rFonts w:ascii="微软雅黑" w:hAnsi="微软雅黑" w:eastAsia="微软雅黑"/>
+                <w:sz w:val="16"/>
+              </w:rPr>
+              <w:t>+1</w:t>
+            </w:r>
+          </w:p>
+        </w:tc>
+        <w:tc>
+          <w:tcPr>
+            <w:tcW w:type="dxa" w:w="4353"/>
+          </w:tcPr>
+          <w:p>
+            <w:pPr>
+              <w:spacing w:after="0"/>
+            </w:pPr>
+            <w:r/>
+            <w:r>
+              <w:rPr>
+                <w:rFonts w:ascii="Consolas" w:hAnsi="Consolas" w:eastAsia="微软雅黑"/>
+                <w:sz w:val="15"/>
+              </w:rPr>
+              <w:t>printf("%-*d", 5, 42)</w:t>
+            </w:r>
+            <w:r>
+              <w:rPr>
+                <w:rFonts w:ascii="微软雅黑" w:hAnsi="微软雅黑" w:eastAsia="微软雅黑"/>
+                <w:sz w:val="16"/>
+              </w:rPr>
+              <w:t xml:space="preserve"> → </w:t>
+            </w:r>
+            <w:r>
+              <w:rPr>
+                <w:rFonts w:ascii="Consolas" w:hAnsi="Consolas" w:eastAsia="微软雅黑"/>
+                <w:sz w:val="15"/>
+              </w:rPr>
+              <w:t xml:space="preserve">42   </w:t>
+            </w:r>
+          </w:p>
+        </w:tc>
+      </w:tr>
+      <w:tr>
+        <w:tc>
+          <w:tcPr>
+            <w:tcW w:type="dxa" w:w="1176"/>
+          </w:tcPr>
+          <w:p>
+            <w:pPr>
+              <w:spacing w:after="0"/>
+            </w:pPr>
+            <w:r/>
+            <w:r>
+              <w:rPr>
+                <w:rFonts w:ascii="Consolas" w:hAnsi="Consolas" w:eastAsia="微软雅黑"/>
+                <w:sz w:val="15"/>
+              </w:rPr>
+              <w:t>%.*f</w:t>
+            </w:r>
+          </w:p>
+        </w:tc>
+        <w:tc>
+          <w:tcPr>
+            <w:tcW w:type="dxa" w:w="2588"/>
+          </w:tcPr>
+          <w:p>
+            <w:pPr>
+              <w:spacing w:after="0"/>
+            </w:pPr>
+            <w:r/>
+            <w:r>
+              <w:rPr>
+                <w:rFonts w:ascii="微软雅黑" w:hAnsi="微软雅黑" w:eastAsia="微软雅黑"/>
+                <w:sz w:val="16"/>
+              </w:rPr>
+              <w:t>精度从参数取</w:t>
+            </w:r>
+          </w:p>
+        </w:tc>
+        <w:tc>
+          <w:tcPr>
+            <w:tcW w:type="dxa" w:w="1294"/>
+          </w:tcPr>
+          <w:p>
+            <w:pPr>
+              <w:spacing w:after="0"/>
+            </w:pPr>
+            <w:r/>
+            <w:r>
+              <w:rPr>
+                <w:rFonts w:ascii="微软雅黑" w:hAnsi="微软雅黑" w:eastAsia="微软雅黑"/>
+                <w:sz w:val="16"/>
+              </w:rPr>
+              <w:t>+1（精度）</w:t>
+            </w:r>
+          </w:p>
+        </w:tc>
+        <w:tc>
+          <w:tcPr>
+            <w:tcW w:type="dxa" w:w="4353"/>
+          </w:tcPr>
+          <w:p>
+            <w:pPr>
+              <w:spacing w:after="0"/>
+            </w:pPr>
+            <w:r/>
+            <w:r>
+              <w:rPr>
+                <w:rFonts w:ascii="Consolas" w:hAnsi="Consolas" w:eastAsia="微软雅黑"/>
+                <w:sz w:val="15"/>
+              </w:rPr>
+              <w:t>printf("%.*f", 2, 3.14159)</w:t>
+            </w:r>
+            <w:r>
+              <w:rPr>
+                <w:rFonts w:ascii="微软雅黑" w:hAnsi="微软雅黑" w:eastAsia="微软雅黑"/>
+                <w:sz w:val="16"/>
+              </w:rPr>
+              <w:t xml:space="preserve"> → </w:t>
+            </w:r>
+            <w:r>
+              <w:rPr>
+                <w:rFonts w:ascii="Consolas" w:hAnsi="Consolas" w:eastAsia="微软雅黑"/>
+                <w:sz w:val="15"/>
+              </w:rPr>
+              <w:t>3.14</w:t>
+            </w:r>
+          </w:p>
+        </w:tc>
+      </w:tr>
+      <w:tr>
+        <w:tc>
+          <w:tcPr>
+            <w:tcW w:type="dxa" w:w="1176"/>
+          </w:tcPr>
+          <w:p>
+            <w:pPr>
+              <w:spacing w:after="0"/>
+            </w:pPr>
+            <w:r/>
+            <w:r>
+              <w:rPr>
+                <w:rFonts w:ascii="Consolas" w:hAnsi="Consolas" w:eastAsia="微软雅黑"/>
+                <w:b/>
+                <w:sz w:val="15"/>
+              </w:rPr>
+              <w:t>%*.*f</w:t>
+            </w:r>
+          </w:p>
+        </w:tc>
+        <w:tc>
+          <w:tcPr>
+            <w:tcW w:type="dxa" w:w="2588"/>
+          </w:tcPr>
+          <w:p>
+            <w:pPr>
+              <w:spacing w:after="0"/>
+            </w:pPr>
+            <w:r/>
+            <w:r>
+              <w:rPr>
+                <w:rFonts w:ascii="微软雅黑" w:hAnsi="微软雅黑" w:eastAsia="微软雅黑"/>
+                <w:b/>
+                <w:sz w:val="16"/>
+              </w:rPr>
+              <w:t>宽度和精度都从参数取</w:t>
+            </w:r>
+          </w:p>
+        </w:tc>
+        <w:tc>
+          <w:tcPr>
+            <w:tcW w:type="dxa" w:w="1294"/>
+          </w:tcPr>
+          <w:p>
+            <w:pPr>
+              <w:spacing w:after="0"/>
+            </w:pPr>
+            <w:r/>
+            <w:r>
+              <w:rPr>
+                <w:rFonts w:ascii="微软雅黑" w:hAnsi="微软雅黑" w:eastAsia="微软雅黑"/>
+                <w:b/>
+                <w:sz w:val="16"/>
+              </w:rPr>
+              <w:t>+2</w:t>
+            </w:r>
+          </w:p>
+        </w:tc>
+        <w:tc>
+          <w:tcPr>
+            <w:tcW w:type="dxa" w:w="4353"/>
+          </w:tcPr>
+          <w:p>
+            <w:pPr>
+              <w:spacing w:after="0"/>
+            </w:pPr>
+            <w:r/>
+            <w:r>
+              <w:rPr>
+                <w:rFonts w:ascii="Consolas" w:hAnsi="Consolas" w:eastAsia="微软雅黑"/>
+                <w:sz w:val="15"/>
+              </w:rPr>
+              <w:t>printf("%*.*f", 8, 3, 3.14159)</w:t>
+            </w:r>
+            <w:r>
+              <w:rPr>
+                <w:rFonts w:ascii="微软雅黑" w:hAnsi="微软雅黑" w:eastAsia="微软雅黑"/>
+                <w:sz w:val="16"/>
+              </w:rPr>
+              <w:t xml:space="preserve"> → </w:t>
+            </w:r>
+            <w:r>
+              <w:rPr>
+                <w:rFonts w:ascii="Consolas" w:hAnsi="Consolas" w:eastAsia="微软雅黑"/>
+                <w:sz w:val="15"/>
+              </w:rPr>
+              <w:t xml:space="preserve">   3.142</w:t>
+            </w:r>
+          </w:p>
+        </w:tc>
+      </w:tr>
+    </w:tbl>
+    <w:p>
+      <w:pPr>
+        <w:spacing w:after="40"/>
+      </w:pPr>
+    </w:p>
+    <w:p>
+      <w:pPr>
+        <w:spacing w:after="60" w:before="0"/>
+      </w:pPr>
+      <w:r>
+        <w:rPr>
+          <w:rFonts w:ascii="微软雅黑" w:hAnsi="微软雅黑" w:eastAsia="微软雅黑"/>
+          <w:color w:val="1F3B73"/>
+          <w:sz w:val="21"/>
+        </w:rPr>
+        <w:t>参数顺序：宽度在前，值在后</w:t>
+      </w:r>
+    </w:p>
+    <w:p>
+      <w:pPr>
+        <w:spacing w:after="0" w:before="0"/>
+        <w:ind w:left="227"/>
+      </w:pPr>
+      <w:r>
+        <w:rPr>
+          <w:rFonts w:ascii="Consolas" w:hAnsi="Consolas" w:eastAsia="微软雅黑"/>
+          <w:sz w:val="16"/>
+        </w:rPr>
+        <w:t>printf("[%*d]", 5, 42);</w:t>
+      </w:r>
+    </w:p>
+    <w:p>
+      <w:pPr>
+        <w:spacing w:after="0" w:before="0"/>
+        <w:ind w:left="227"/>
+      </w:pPr>
+      <w:r>
+        <w:rPr>
+          <w:rFonts w:ascii="Consolas" w:hAnsi="Consolas" w:eastAsia="微软雅黑"/>
+          <w:sz w:val="16"/>
+        </w:rPr>
+        <w:t>//      ↑↑   ↑  ↑</w:t>
+      </w:r>
+    </w:p>
+    <w:p>
+      <w:pPr>
+        <w:spacing w:after="0" w:before="0"/>
+        <w:ind w:left="227"/>
+      </w:pPr>
+      <w:r>
+        <w:rPr>
+          <w:rFonts w:ascii="Consolas" w:hAnsi="Consolas" w:eastAsia="微软雅黑"/>
+          <w:sz w:val="16"/>
+        </w:rPr>
+        <w:t>//      ││   │  └─ 给 d 的【值】</w:t>
+      </w:r>
+    </w:p>
+    <w:p>
+      <w:pPr>
+        <w:spacing w:after="0" w:before="0"/>
+        <w:ind w:left="227"/>
+      </w:pPr>
+      <w:r>
+        <w:rPr>
+          <w:rFonts w:ascii="Consolas" w:hAnsi="Consolas" w:eastAsia="微软雅黑"/>
+          <w:sz w:val="16"/>
+        </w:rPr>
+        <w:t>//      ││   └──── 给 * 的【宽度】（必须先给）</w:t>
+      </w:r>
+    </w:p>
+    <w:p>
+      <w:pPr>
+        <w:spacing w:after="0" w:before="0"/>
+        <w:ind w:left="227"/>
+      </w:pPr>
+      <w:r>
+        <w:rPr>
+          <w:rFonts w:ascii="Consolas" w:hAnsi="Consolas" w:eastAsia="微软雅黑"/>
+          <w:sz w:val="16"/>
+        </w:rPr>
+        <w:t>//      └┴──────── 格式串</w:t>
+      </w:r>
+    </w:p>
+    <w:p>
+      <w:pPr>
+        <w:spacing w:after="0" w:before="0"/>
+        <w:ind w:left="227"/>
+      </w:pPr>
+      <w:r>
+        <w:rPr>
+          <w:rFonts w:ascii="Consolas" w:hAnsi="Consolas" w:eastAsia="微软雅黑"/>
+          <w:sz w:val="16"/>
+        </w:rPr>
+        <w:t xml:space="preserve"> </w:t>
+      </w:r>
+    </w:p>
+    <w:p>
+      <w:pPr>
+        <w:spacing w:after="0" w:before="0"/>
+        <w:ind w:left="227"/>
+      </w:pPr>
+      <w:r>
+        <w:rPr>
+          <w:rFonts w:ascii="Consolas" w:hAnsi="Consolas" w:eastAsia="微软雅黑"/>
+          <w:sz w:val="16"/>
+        </w:rPr>
+        <w:t>/* 宽度 1~8 循环输出（用 %5d 写死的话要写 8 个 printf）*/</w:t>
+      </w:r>
+    </w:p>
+    <w:p>
+      <w:pPr>
+        <w:spacing w:after="0" w:before="0"/>
+        <w:ind w:left="227"/>
+      </w:pPr>
+      <w:r>
+        <w:rPr>
+          <w:rFonts w:ascii="Consolas" w:hAnsi="Consolas" w:eastAsia="微软雅黑"/>
+          <w:sz w:val="16"/>
+        </w:rPr>
+        <w:t>/*  宽度 1: [42]       宽度 5: [   42]          */</w:t>
+      </w:r>
+    </w:p>
+    <w:p>
+      <w:pPr>
+        <w:spacing w:after="0" w:before="0"/>
+        <w:ind w:left="227"/>
+      </w:pPr>
+      <w:r>
+        <w:rPr>
+          <w:rFonts w:ascii="Consolas" w:hAnsi="Consolas" w:eastAsia="微软雅黑"/>
+          <w:sz w:val="16"/>
+        </w:rPr>
+        <w:t>/*  宽度 2: [42]       宽度 6: [    42]         */</w:t>
+      </w:r>
+    </w:p>
+    <w:p>
+      <w:pPr>
+        <w:spacing w:after="0" w:before="0"/>
+        <w:ind w:left="227"/>
+      </w:pPr>
+      <w:r>
+        <w:rPr>
+          <w:rFonts w:ascii="Consolas" w:hAnsi="Consolas" w:eastAsia="微软雅黑"/>
+          <w:sz w:val="16"/>
+        </w:rPr>
+        <w:t>/*  宽度 3: [ 42]      宽度 7: [     42]        */</w:t>
+      </w:r>
+    </w:p>
+    <w:p>
+      <w:pPr>
+        <w:spacing w:after="0" w:before="0"/>
+        <w:ind w:left="227"/>
+      </w:pPr>
+      <w:r>
+        <w:rPr>
+          <w:rFonts w:ascii="Consolas" w:hAnsi="Consolas" w:eastAsia="微软雅黑"/>
+          <w:sz w:val="16"/>
+        </w:rPr>
+        <w:t>/*  宽度 4: [  42]     宽度 8: [      42]       */</w:t>
+      </w:r>
+    </w:p>
+    <w:p>
+      <w:pPr>
+        <w:spacing w:after="40"/>
+      </w:pPr>
+    </w:p>
+    <w:p>
+      <w:pPr>
+        <w:spacing w:after="60" w:before="0"/>
+      </w:pPr>
+      <w:r>
+        <w:rPr>
+          <w:rFonts w:ascii="微软雅黑" w:hAnsi="微软雅黑" w:eastAsia="微软雅黑"/>
+          <w:color w:val="1F3B73"/>
+          <w:sz w:val="21"/>
+        </w:rPr>
+        <w:t>四条规则</w:t>
+      </w:r>
+    </w:p>
+    <w:p>
+      <w:pPr>
+        <w:spacing w:after="60" w:before="0"/>
+      </w:pPr>
+      <w:r>
+        <w:rPr>
+          <w:rFonts w:ascii="微软雅黑" w:hAnsi="微软雅黑" w:eastAsia="微软雅黑"/>
+          <w:sz w:val="20"/>
+        </w:rPr>
+        <w:t xml:space="preserve">① </w:t>
+      </w:r>
+      <w:r>
+        <w:rPr>
+          <w:rFonts w:ascii="微软雅黑" w:hAnsi="微软雅黑" w:eastAsia="微软雅黑"/>
+          <w:b/>
+          <w:sz w:val="20"/>
+        </w:rPr>
+        <w:t>宽度是最小宽度，不会截断</w:t>
+      </w:r>
+      <w:r>
+        <w:rPr>
+          <w:rFonts w:ascii="微软雅黑" w:hAnsi="微软雅黑" w:eastAsia="微软雅黑"/>
+          <w:sz w:val="20"/>
+        </w:rPr>
+        <w:t xml:space="preserve"> —— </w:t>
+      </w:r>
+      <w:r>
+        <w:rPr>
+          <w:rFonts w:ascii="Consolas" w:hAnsi="Consolas" w:eastAsia="微软雅黑"/>
+          <w:sz w:val="18"/>
+        </w:rPr>
+        <w:t>%*d</w:t>
+      </w:r>
+      <w:r>
+        <w:rPr>
+          <w:rFonts w:ascii="微软雅黑" w:hAnsi="微软雅黑" w:eastAsia="微软雅黑"/>
+          <w:sz w:val="20"/>
+        </w:rPr>
+        <w:t xml:space="preserve"> 宽度 1 输出 42，得到 </w:t>
+      </w:r>
+      <w:r>
+        <w:rPr>
+          <w:rFonts w:ascii="Consolas" w:hAnsi="Consolas" w:eastAsia="微软雅黑"/>
+          <w:sz w:val="18"/>
+        </w:rPr>
+        <w:t>42</w:t>
+      </w:r>
+      <w:r>
+        <w:rPr>
+          <w:rFonts w:ascii="微软雅黑" w:hAnsi="微软雅黑" w:eastAsia="微软雅黑"/>
+          <w:sz w:val="20"/>
+        </w:rPr>
+        <w:t xml:space="preserve">（不是 </w:t>
+      </w:r>
+      <w:r>
+        <w:rPr>
+          <w:rFonts w:ascii="Consolas" w:hAnsi="Consolas" w:eastAsia="微软雅黑"/>
+          <w:sz w:val="18"/>
+        </w:rPr>
+        <w:t>4</w:t>
+      </w:r>
+      <w:r>
+        <w:rPr>
+          <w:rFonts w:ascii="微软雅黑" w:hAnsi="微软雅黑" w:eastAsia="微软雅黑"/>
+          <w:sz w:val="20"/>
+        </w:rPr>
+        <w:t>）</w:t>
+      </w:r>
+    </w:p>
+    <w:p>
+      <w:pPr>
+        <w:spacing w:after="60" w:before="0"/>
+      </w:pPr>
+      <w:r>
+        <w:rPr>
+          <w:rFonts w:ascii="微软雅黑" w:hAnsi="微软雅黑" w:eastAsia="微软雅黑"/>
+          <w:sz w:val="20"/>
+        </w:rPr>
+        <w:t xml:space="preserve">② </w:t>
+      </w:r>
+      <w:r>
+        <w:rPr>
+          <w:rFonts w:ascii="微软雅黑" w:hAnsi="微软雅黑" w:eastAsia="微软雅黑"/>
+          <w:b/>
+          <w:sz w:val="20"/>
+        </w:rPr>
+        <w:t>负号算在宽度里</w:t>
+      </w:r>
+      <w:r>
+        <w:rPr>
+          <w:rFonts w:ascii="微软雅黑" w:hAnsi="微软雅黑" w:eastAsia="微软雅黑"/>
+          <w:sz w:val="20"/>
+        </w:rPr>
+        <w:t xml:space="preserve"> —— </w:t>
+      </w:r>
+      <w:r>
+        <w:rPr>
+          <w:rFonts w:ascii="Consolas" w:hAnsi="Consolas" w:eastAsia="微软雅黑"/>
+          <w:sz w:val="18"/>
+        </w:rPr>
+        <w:t>%*d</w:t>
+      </w:r>
+      <w:r>
+        <w:rPr>
+          <w:rFonts w:ascii="微软雅黑" w:hAnsi="微软雅黑" w:eastAsia="微软雅黑"/>
+          <w:sz w:val="20"/>
+        </w:rPr>
+        <w:t xml:space="preserve"> 宽度 5 输出 -42，得到 </w:t>
+      </w:r>
+      <w:r>
+        <w:rPr>
+          <w:rFonts w:ascii="Consolas" w:hAnsi="Consolas" w:eastAsia="微软雅黑"/>
+          <w:sz w:val="18"/>
+        </w:rPr>
+        <w:t xml:space="preserve">  -42</w:t>
+      </w:r>
+      <w:r>
+        <w:rPr>
+          <w:rFonts w:ascii="微软雅黑" w:hAnsi="微软雅黑" w:eastAsia="微软雅黑"/>
+          <w:sz w:val="20"/>
+        </w:rPr>
+        <w:t>（负号占一格）</w:t>
+      </w:r>
+    </w:p>
+    <w:p>
+      <w:pPr>
+        <w:spacing w:after="60" w:before="0"/>
+      </w:pPr>
+      <w:r>
+        <w:rPr>
+          <w:rFonts w:ascii="微软雅黑" w:hAnsi="微软雅黑" w:eastAsia="微软雅黑"/>
+          <w:sz w:val="20"/>
+        </w:rPr>
+        <w:t xml:space="preserve">③ </w:t>
+      </w:r>
+      <w:r>
+        <w:rPr>
+          <w:rFonts w:ascii="Consolas" w:hAnsi="Consolas" w:eastAsia="微软雅黑"/>
+          <w:b/>
+          <w:sz w:val="18"/>
+        </w:rPr>
+        <w:t>%-*d</w:t>
+      </w:r>
+      <w:r>
+        <w:rPr>
+          <w:rFonts w:ascii="微软雅黑" w:hAnsi="微软雅黑" w:eastAsia="微软雅黑"/>
+          <w:b/>
+          <w:sz w:val="20"/>
+        </w:rPr>
+        <w:t xml:space="preserve"> 是左对齐</w:t>
+      </w:r>
+      <w:r>
+        <w:rPr>
+          <w:rFonts w:ascii="微软雅黑" w:hAnsi="微软雅黑" w:eastAsia="微软雅黑"/>
+          <w:sz w:val="20"/>
+        </w:rPr>
+        <w:t xml:space="preserve"> —— 宽度 8 输出 42，得到 </w:t>
+      </w:r>
+      <w:r>
+        <w:rPr>
+          <w:rFonts w:ascii="Consolas" w:hAnsi="Consolas" w:eastAsia="微软雅黑"/>
+          <w:sz w:val="18"/>
+        </w:rPr>
+        <w:t xml:space="preserve">42      </w:t>
+      </w:r>
+    </w:p>
+    <w:p>
+      <w:pPr>
+        <w:spacing w:after="60" w:before="0"/>
+      </w:pPr>
+      <w:r>
+        <w:rPr>
+          <w:rFonts w:ascii="微软雅黑" w:hAnsi="微软雅黑" w:eastAsia="微软雅黑"/>
+          <w:sz w:val="20"/>
+        </w:rPr>
+        <w:t xml:space="preserve">④ </w:t>
+      </w:r>
+      <w:r>
+        <w:rPr>
+          <w:rFonts w:ascii="微软雅黑" w:hAnsi="微软雅黑" w:eastAsia="微软雅黑"/>
+          <w:b/>
+          <w:sz w:val="20"/>
+        </w:rPr>
+        <w:t>两个星号时：先宽度，后精度</w:t>
+      </w:r>
+      <w:r>
+        <w:rPr>
+          <w:rFonts w:ascii="微软雅黑" w:hAnsi="微软雅黑" w:eastAsia="微软雅黑"/>
+          <w:sz w:val="20"/>
+        </w:rPr>
+        <w:t xml:space="preserve"> —— </w:t>
+      </w:r>
+      <w:r>
+        <w:rPr>
+          <w:rFonts w:ascii="Consolas" w:hAnsi="Consolas" w:eastAsia="微软雅黑"/>
+          <w:sz w:val="18"/>
+        </w:rPr>
+        <w:t>%*.*f</w:t>
+      </w:r>
+      <w:r>
+        <w:rPr>
+          <w:rFonts w:ascii="微软雅黑" w:hAnsi="微软雅黑" w:eastAsia="微软雅黑"/>
+          <w:sz w:val="20"/>
+        </w:rPr>
+        <w:t xml:space="preserve"> 的参数是 </w:t>
+      </w:r>
+      <w:r>
+        <w:rPr>
+          <w:rFonts w:ascii="Consolas" w:hAnsi="Consolas" w:eastAsia="微软雅黑"/>
+          <w:sz w:val="18"/>
+        </w:rPr>
+        <w:t>宽度, 精度, 值</w:t>
+      </w:r>
+    </w:p>
+    <w:p>
+      <w:pPr>
+        <w:spacing w:after="60" w:before="0"/>
+      </w:pPr>
+      <w:r>
+        <w:rPr>
+          <w:rFonts w:ascii="微软雅黑" w:hAnsi="微软雅黑" w:eastAsia="微软雅黑"/>
+          <w:color w:val="1F3B73"/>
+          <w:sz w:val="21"/>
+        </w:rPr>
+        <w:t>两个不会报编译错误的错（最危险）</w:t>
+      </w:r>
+    </w:p>
+    <w:tbl>
+      <w:tblPr>
+        <w:tblStyle w:val="TableGrid"/>
+        <w:jc w:val="center"/>
+        <w:tblLook w:firstColumn="1" w:firstRow="1" w:lastColumn="0" w:lastRow="0" w:noHBand="0" w:noVBand="1" w:val="04A0"/>
+        <w:tblLayout w:type="fixed"/>
+        <w:tblW w:w="9412" w:type="dxa"/>
+      </w:tblPr>
+      <w:tblGrid>
+        <w:gridCol w:w="1882"/>
+        <w:gridCol w:w="2823"/>
+        <w:gridCol w:w="4706"/>
+      </w:tblGrid>
+      <w:tr>
+        <w:tc>
+          <w:tcPr>
+            <w:tcW w:type="dxa" w:w="1882"/>
+          </w:tcPr>
+          <w:p>
+            <w:pPr>
+              <w:spacing w:after="0"/>
+              <w:jc w:val="center"/>
+            </w:pPr>
+            <w:r/>
+            <w:r>
+              <w:rPr>
+                <w:rFonts w:ascii="微软雅黑" w:hAnsi="微软雅黑" w:eastAsia="微软雅黑"/>
+                <w:b/>
+                <w:sz w:val="16"/>
+              </w:rPr>
+              <w:t>错误</w:t>
+            </w:r>
+          </w:p>
+        </w:tc>
+        <w:tc>
+          <w:tcPr>
+            <w:tcW w:type="dxa" w:w="2823"/>
+          </w:tcPr>
+          <w:p>
+            <w:pPr>
+              <w:spacing w:after="0"/>
+              <w:jc w:val="center"/>
+            </w:pPr>
+            <w:r/>
+            <w:r>
+              <w:rPr>
+                <w:rFonts w:ascii="微软雅黑" w:hAnsi="微软雅黑" w:eastAsia="微软雅黑"/>
+                <w:b/>
+                <w:sz w:val="16"/>
+              </w:rPr>
+              <w:t>代码</w:t>
+            </w:r>
+          </w:p>
+        </w:tc>
+        <w:tc>
+          <w:tcPr>
+            <w:tcW w:type="dxa" w:w="4706"/>
+          </w:tcPr>
+          <w:p>
+            <w:pPr>
+              <w:spacing w:after="0"/>
+              <w:jc w:val="center"/>
+            </w:pPr>
+            <w:r/>
+            <w:r>
+              <w:rPr>
+                <w:rFonts w:ascii="微软雅黑" w:hAnsi="微软雅黑" w:eastAsia="微软雅黑"/>
+                <w:b/>
+                <w:sz w:val="16"/>
+              </w:rPr>
+              <w:t>后果</w:t>
+            </w:r>
+          </w:p>
+        </w:tc>
+      </w:tr>
+      <w:tr>
+        <w:tc>
+          <w:tcPr>
+            <w:tcW w:type="dxa" w:w="1882"/>
+          </w:tcPr>
+          <w:p>
+            <w:pPr>
+              <w:spacing w:after="0"/>
+            </w:pPr>
+            <w:r/>
+            <w:r>
+              <w:rPr>
+                <w:rFonts w:ascii="微软雅黑" w:hAnsi="微软雅黑" w:eastAsia="微软雅黑"/>
+                <w:b/>
+                <w:sz w:val="16"/>
+              </w:rPr>
+              <w:t>少给宽度参数</w:t>
+            </w:r>
+          </w:p>
+        </w:tc>
+        <w:tc>
+          <w:tcPr>
+            <w:tcW w:type="dxa" w:w="2823"/>
+          </w:tcPr>
+          <w:p>
+            <w:pPr>
+              <w:spacing w:after="0"/>
+            </w:pPr>
+            <w:r/>
+            <w:r>
+              <w:rPr>
+                <w:rFonts w:ascii="Consolas" w:hAnsi="Consolas" w:eastAsia="微软雅黑"/>
+                <w:sz w:val="15"/>
+              </w:rPr>
+              <w:t>printf("%*d", 42)</w:t>
+            </w:r>
+          </w:p>
+        </w:tc>
+        <w:tc>
+          <w:tcPr>
+            <w:tcW w:type="dxa" w:w="4706"/>
+          </w:tcPr>
+          <w:p>
+            <w:pPr>
+              <w:spacing w:after="0"/>
+            </w:pPr>
+            <w:r/>
+            <w:r>
+              <w:rPr>
+                <w:rFonts w:ascii="Consolas" w:hAnsi="Consolas" w:eastAsia="微软雅黑"/>
+                <w:sz w:val="15"/>
+              </w:rPr>
+              <w:t>*</w:t>
+            </w:r>
+            <w:r>
+              <w:rPr>
+                <w:rFonts w:ascii="微软雅黑" w:hAnsi="微软雅黑" w:eastAsia="微软雅黑"/>
+                <w:sz w:val="16"/>
+              </w:rPr>
+              <w:t xml:space="preserve"> 把 42 当成宽度，</w:t>
+            </w:r>
+            <w:r>
+              <w:rPr>
+                <w:rFonts w:ascii="Consolas" w:hAnsi="Consolas" w:eastAsia="微软雅黑"/>
+                <w:sz w:val="15"/>
+              </w:rPr>
+              <w:t>d</w:t>
+            </w:r>
+            <w:r>
+              <w:rPr>
+                <w:rFonts w:ascii="微软雅黑" w:hAnsi="微软雅黑" w:eastAsia="微软雅黑"/>
+                <w:sz w:val="16"/>
+              </w:rPr>
+              <w:t xml:space="preserve"> 读到</w:t>
+            </w:r>
+            <w:r>
+              <w:rPr>
+                <w:rFonts w:ascii="微软雅黑" w:hAnsi="微软雅黑" w:eastAsia="微软雅黑"/>
+                <w:b/>
+                <w:sz w:val="16"/>
+              </w:rPr>
+              <w:t>栈上的垃圾值</w:t>
+            </w:r>
+          </w:p>
+        </w:tc>
+      </w:tr>
+      <w:tr>
+        <w:tc>
+          <w:tcPr>
+            <w:tcW w:type="dxa" w:w="1882"/>
+          </w:tcPr>
+          <w:p>
+            <w:pPr>
+              <w:spacing w:after="0"/>
+            </w:pPr>
+            <w:r/>
+            <w:r>
+              <w:rPr>
+                <w:rFonts w:ascii="微软雅黑" w:hAnsi="微软雅黑" w:eastAsia="微软雅黑"/>
+                <w:b/>
+                <w:sz w:val="16"/>
+              </w:rPr>
+              <w:t>参数顺序颠倒</w:t>
+            </w:r>
+          </w:p>
+        </w:tc>
+        <w:tc>
+          <w:tcPr>
+            <w:tcW w:type="dxa" w:w="2823"/>
+          </w:tcPr>
+          <w:p>
+            <w:pPr>
+              <w:spacing w:after="0"/>
+            </w:pPr>
+            <w:r/>
+            <w:r>
+              <w:rPr>
+                <w:rFonts w:ascii="Consolas" w:hAnsi="Consolas" w:eastAsia="微软雅黑"/>
+                <w:sz w:val="15"/>
+              </w:rPr>
+              <w:t>printf("%*d", 42, 6)</w:t>
+            </w:r>
+            <w:r>
+              <w:rPr>
+                <w:rFonts w:ascii="微软雅黑" w:hAnsi="微软雅黑" w:eastAsia="微软雅黑"/>
+                <w:sz w:val="16"/>
+              </w:rPr>
+              <w:t xml:space="preserve"> 本意是输出 42</w:t>
+            </w:r>
+          </w:p>
+        </w:tc>
+        <w:tc>
+          <w:tcPr>
+            <w:tcW w:type="dxa" w:w="4706"/>
+          </w:tcPr>
+          <w:p>
+            <w:pPr>
+              <w:spacing w:after="0"/>
+            </w:pPr>
+            <w:r/>
+            <w:r>
+              <w:rPr>
+                <w:rFonts w:ascii="微软雅黑" w:hAnsi="微软雅黑" w:eastAsia="微软雅黑"/>
+                <w:sz w:val="16"/>
+              </w:rPr>
+              <w:t>宽度变 42、值变 6 —— 输出一大串空格加一个 6</w:t>
+            </w:r>
+          </w:p>
+        </w:tc>
+      </w:tr>
+    </w:tbl>
+    <w:p>
+      <w:pPr>
+        <w:spacing w:after="40"/>
+      </w:pPr>
+    </w:p>
+    <w:p>
+      <w:pPr>
+        <w:spacing w:after="60" w:before="0"/>
+      </w:pPr>
+      <w:r>
+        <w:rPr>
+          <w:rFonts w:ascii="微软雅黑" w:hAnsi="微软雅黑" w:eastAsia="微软雅黑"/>
+          <w:b/>
+          <w:sz w:val="20"/>
+        </w:rPr>
+        <w:t>为什么编译器不管</w:t>
+      </w:r>
+      <w:r>
+        <w:rPr>
+          <w:rFonts w:ascii="微软雅黑" w:hAnsi="微软雅黑" w:eastAsia="微软雅黑"/>
+          <w:sz w:val="20"/>
+        </w:rPr>
+        <w:t>：</w:t>
+      </w:r>
+      <w:r>
+        <w:rPr>
+          <w:rFonts w:ascii="Consolas" w:hAnsi="Consolas" w:eastAsia="微软雅黑"/>
+          <w:sz w:val="18"/>
+        </w:rPr>
+        <w:t>printf</w:t>
+      </w:r>
+      <w:r>
+        <w:rPr>
+          <w:rFonts w:ascii="微软雅黑" w:hAnsi="微软雅黑" w:eastAsia="微软雅黑"/>
+          <w:sz w:val="20"/>
+        </w:rPr>
+        <w:t xml:space="preserve"> 是</w:t>
+      </w:r>
+      <w:r>
+        <w:rPr>
+          <w:rFonts w:ascii="微软雅黑" w:hAnsi="微软雅黑" w:eastAsia="微软雅黑"/>
+          <w:b/>
+          <w:sz w:val="20"/>
+        </w:rPr>
+        <w:t>可变参数函数</w:t>
+      </w:r>
+      <w:r>
+        <w:rPr>
+          <w:rFonts w:ascii="微软雅黑" w:hAnsi="微软雅黑" w:eastAsia="微软雅黑"/>
+          <w:sz w:val="20"/>
+        </w:rPr>
+        <w:t>（参数个数不定），编译器只能检查格式串本身，管不了「格式串要几个参数、你实际给了几个」。</w:t>
+      </w:r>
+    </w:p>
+    <w:p>
+      <w:pPr>
+        <w:spacing w:after="60" w:before="0"/>
+      </w:pPr>
+      <w:r>
+        <w:rPr>
+          <w:rFonts w:ascii="微软雅黑" w:hAnsi="微软雅黑" w:eastAsia="微软雅黑"/>
+          <w:color w:val="803000"/>
+          <w:sz w:val="19"/>
+        </w:rPr>
+        <w:t xml:space="preserve">★ 所以用 </w:t>
+      </w:r>
+      <w:r>
+        <w:rPr>
+          <w:rFonts w:ascii="Consolas" w:hAnsi="Consolas" w:eastAsia="微软雅黑"/>
+          <w:color w:val="803000"/>
+          <w:sz w:val="18"/>
+        </w:rPr>
+        <w:t>%*d</w:t>
+      </w:r>
+      <w:r>
+        <w:rPr>
+          <w:rFonts w:ascii="微软雅黑" w:hAnsi="微软雅黑" w:eastAsia="微软雅黑"/>
+          <w:color w:val="803000"/>
+          <w:sz w:val="19"/>
+        </w:rPr>
+        <w:t xml:space="preserve"> 时，</w:t>
+      </w:r>
+      <w:r>
+        <w:rPr>
+          <w:rFonts w:ascii="微软雅黑" w:hAnsi="微软雅黑" w:eastAsia="微软雅黑"/>
+          <w:b/>
+          <w:color w:val="803000"/>
+          <w:sz w:val="19"/>
+        </w:rPr>
+        <w:t>每多一个星号就要多给一个参数</w:t>
+      </w:r>
+      <w:r>
+        <w:rPr>
+          <w:rFonts w:ascii="微软雅黑" w:hAnsi="微软雅黑" w:eastAsia="微软雅黑"/>
+          <w:color w:val="803000"/>
+          <w:sz w:val="19"/>
+        </w:rPr>
+        <w:t>，而且</w:t>
+      </w:r>
+      <w:r>
+        <w:rPr>
+          <w:rFonts w:ascii="微软雅黑" w:hAnsi="微软雅黑" w:eastAsia="微软雅黑"/>
+          <w:b/>
+          <w:color w:val="803000"/>
+          <w:sz w:val="19"/>
+        </w:rPr>
+        <w:t>给错了不报错</w:t>
+      </w:r>
+      <w:r>
+        <w:rPr>
+          <w:rFonts w:ascii="微软雅黑" w:hAnsi="微软雅黑" w:eastAsia="微软雅黑"/>
+          <w:color w:val="803000"/>
+          <w:sz w:val="19"/>
+        </w:rPr>
+        <w:t xml:space="preserve">，只会输出垃圾 —— 这比 </w:t>
+      </w:r>
+      <w:r>
+        <w:rPr>
+          <w:rFonts w:ascii="Consolas" w:hAnsi="Consolas" w:eastAsia="微软雅黑"/>
+          <w:color w:val="803000"/>
+          <w:sz w:val="18"/>
+        </w:rPr>
+        <w:t>%5d</w:t>
+      </w:r>
+      <w:r>
+        <w:rPr>
+          <w:rFonts w:ascii="微软雅黑" w:hAnsi="微软雅黑" w:eastAsia="微软雅黑"/>
+          <w:color w:val="803000"/>
+          <w:sz w:val="19"/>
+        </w:rPr>
+        <w:t xml:space="preserve"> 危险得多。</w:t>
+      </w:r>
+    </w:p>
+    <w:p>
+      <w:pPr>
+        <w:spacing w:after="60" w:before="0"/>
+      </w:pPr>
+      <w:r>
+        <w:rPr>
+          <w:rFonts w:ascii="微软雅黑" w:hAnsi="微软雅黑" w:eastAsia="微软雅黑"/>
+          <w:color w:val="1F3B73"/>
+          <w:sz w:val="21"/>
+        </w:rPr>
+        <w:t>第 10 题直方图里的用法</w:t>
+      </w:r>
+    </w:p>
+    <w:p>
+      <w:pPr>
+        <w:spacing w:after="0" w:before="0"/>
+        <w:ind w:left="227"/>
+      </w:pPr>
+      <w:r>
+        <w:rPr>
+          <w:rFonts w:ascii="Consolas" w:hAnsi="Consolas" w:eastAsia="微软雅黑"/>
+          <w:sz w:val="16"/>
+        </w:rPr>
+        <w:t>printf("%*d-%*d | ", w, lo, w, hi);</w:t>
+      </w:r>
+    </w:p>
+    <w:p>
+      <w:pPr>
+        <w:spacing w:after="0" w:before="0"/>
+        <w:ind w:left="227"/>
+      </w:pPr>
+      <w:r>
+        <w:rPr>
+          <w:rFonts w:ascii="Consolas" w:hAnsi="Consolas" w:eastAsia="微软雅黑"/>
+          <w:sz w:val="16"/>
+        </w:rPr>
+        <w:t xml:space="preserve"> </w:t>
+      </w:r>
+    </w:p>
+    <w:p>
+      <w:pPr>
+        <w:spacing w:after="0" w:before="0"/>
+        <w:ind w:left="227"/>
+      </w:pPr>
+      <w:r>
+        <w:rPr>
+          <w:rFonts w:ascii="Consolas" w:hAnsi="Consolas" w:eastAsia="微软雅黑"/>
+          <w:sz w:val="16"/>
+        </w:rPr>
+        <w:t>/*   %*d  → 宽度 w，值 lo        */</w:t>
+      </w:r>
+    </w:p>
+    <w:p>
+      <w:pPr>
+        <w:spacing w:after="0" w:before="0"/>
+        <w:ind w:left="227"/>
+      </w:pPr>
+      <w:r>
+        <w:rPr>
+          <w:rFonts w:ascii="Consolas" w:hAnsi="Consolas" w:eastAsia="微软雅黑"/>
+          <w:sz w:val="16"/>
+        </w:rPr>
+        <w:t>/*     -  → 原样输出             */</w:t>
+      </w:r>
+    </w:p>
+    <w:p>
+      <w:pPr>
+        <w:spacing w:after="0" w:before="0"/>
+        <w:ind w:left="227"/>
+      </w:pPr>
+      <w:r>
+        <w:rPr>
+          <w:rFonts w:ascii="Consolas" w:hAnsi="Consolas" w:eastAsia="微软雅黑"/>
+          <w:sz w:val="16"/>
+        </w:rPr>
+        <w:t>/*   %*d  → 宽度 w，值 hi        */</w:t>
+      </w:r>
+    </w:p>
+    <w:p>
+      <w:pPr>
+        <w:spacing w:after="0" w:before="0"/>
+        <w:ind w:left="227"/>
+      </w:pPr>
+      <w:r>
+        <w:rPr>
+          <w:rFonts w:ascii="Consolas" w:hAnsi="Consolas" w:eastAsia="微软雅黑"/>
+          <w:sz w:val="16"/>
+        </w:rPr>
+        <w:t>/*     |  → 原样输出             */</w:t>
+      </w:r>
+    </w:p>
+    <w:p>
+      <w:pPr>
+        <w:spacing w:after="0" w:before="0"/>
+        <w:ind w:left="227"/>
+      </w:pPr>
+      <w:r>
+        <w:rPr>
+          <w:rFonts w:ascii="Consolas" w:hAnsi="Consolas" w:eastAsia="微软雅黑"/>
+          <w:sz w:val="16"/>
+        </w:rPr>
+        <w:t xml:space="preserve"> </w:t>
+      </w:r>
+    </w:p>
+    <w:p>
+      <w:pPr>
+        <w:spacing w:after="0" w:before="0"/>
+        <w:ind w:left="227"/>
+      </w:pPr>
+      <w:r>
+        <w:rPr>
+          <w:rFonts w:ascii="Consolas" w:hAnsi="Consolas" w:eastAsia="微软雅黑"/>
+          <w:sz w:val="16"/>
+        </w:rPr>
+        <w:t>/* 实测三种数据量（w 随最大值位数变化）*/</w:t>
+      </w:r>
+    </w:p>
+    <w:p>
+      <w:pPr>
+        <w:spacing w:after="0" w:before="0"/>
+        <w:ind w:left="227"/>
+      </w:pPr>
+      <w:r>
+        <w:rPr>
+          <w:rFonts w:ascii="Consolas" w:hAnsi="Consolas" w:eastAsia="微软雅黑"/>
+          <w:sz w:val="16"/>
+        </w:rPr>
+        <w:t>/*   w=2  lo=3      hi=5      -&gt; " 3- 5 | "          */</w:t>
+      </w:r>
+    </w:p>
+    <w:p>
+      <w:pPr>
+        <w:spacing w:after="0" w:before="0"/>
+        <w:ind w:left="227"/>
+      </w:pPr>
+      <w:r>
+        <w:rPr>
+          <w:rFonts w:ascii="Consolas" w:hAnsi="Consolas" w:eastAsia="微软雅黑"/>
+          <w:sz w:val="16"/>
+        </w:rPr>
+        <w:t>/*   w=5  lo=1001   hi=2000   -&gt; " 1001- 2000 | "    */</w:t>
+      </w:r>
+    </w:p>
+    <w:p>
+      <w:pPr>
+        <w:spacing w:after="0" w:before="0"/>
+        <w:ind w:left="227"/>
+      </w:pPr>
+      <w:r>
+        <w:rPr>
+          <w:rFonts w:ascii="Consolas" w:hAnsi="Consolas" w:eastAsia="微软雅黑"/>
+          <w:sz w:val="16"/>
+        </w:rPr>
+        <w:t>/*   w=6  lo=10001  hi=20000  -&gt; " 10001- 20000 | "  */</w:t>
+      </w:r>
+    </w:p>
+    <w:p>
+      <w:pPr>
+        <w:spacing w:after="0" w:before="0"/>
+        <w:ind w:left="227"/>
+      </w:pPr>
+      <w:r>
+        <w:rPr>
+          <w:rFonts w:ascii="Consolas" w:hAnsi="Consolas" w:eastAsia="微软雅黑"/>
+          <w:sz w:val="16"/>
+        </w:rPr>
+        <w:t>/* 三行的 - 和 | 始终对齐在同一列 */</w:t>
+      </w:r>
+    </w:p>
+    <w:p>
+      <w:pPr>
+        <w:spacing w:after="40"/>
+      </w:pPr>
+    </w:p>
+    <w:p>
+      <w:pPr>
+        <w:spacing w:after="60" w:before="0"/>
+      </w:pPr>
+      <w:r>
+        <w:rPr>
+          <w:rFonts w:ascii="微软雅黑" w:hAnsi="微软雅黑" w:eastAsia="微软雅黑"/>
+          <w:b/>
+          <w:color w:val="803000"/>
+          <w:sz w:val="19"/>
+        </w:rPr>
+        <w:t>为什么用它</w:t>
+      </w:r>
+      <w:r>
+        <w:rPr>
+          <w:rFonts w:ascii="微软雅黑" w:hAnsi="微软雅黑" w:eastAsia="微软雅黑"/>
+          <w:color w:val="803000"/>
+          <w:sz w:val="19"/>
+        </w:rPr>
+        <w:t xml:space="preserve">：数据范围可能是 1~9（标签 </w:t>
+      </w:r>
+      <w:r>
+        <w:rPr>
+          <w:rFonts w:ascii="Consolas" w:hAnsi="Consolas" w:eastAsia="微软雅黑"/>
+          <w:color w:val="803000"/>
+          <w:sz w:val="18"/>
+        </w:rPr>
+        <w:t>1-3</w:t>
+      </w:r>
+      <w:r>
+        <w:rPr>
+          <w:rFonts w:ascii="微软雅黑" w:hAnsi="微软雅黑" w:eastAsia="微软雅黑"/>
+          <w:color w:val="803000"/>
+          <w:sz w:val="19"/>
+        </w:rPr>
+        <w:t xml:space="preserve">），也可能到 1000000（标签 </w:t>
+      </w:r>
+      <w:r>
+        <w:rPr>
+          <w:rFonts w:ascii="Consolas" w:hAnsi="Consolas" w:eastAsia="微软雅黑"/>
+          <w:color w:val="803000"/>
+          <w:sz w:val="18"/>
+        </w:rPr>
+        <w:t>900001-1000000</w:t>
+      </w:r>
+      <w:r>
+        <w:rPr>
+          <w:rFonts w:ascii="微软雅黑" w:hAnsi="微软雅黑" w:eastAsia="微软雅黑"/>
+          <w:color w:val="803000"/>
+          <w:sz w:val="19"/>
+        </w:rPr>
+        <w:t xml:space="preserve">）。用固定 </w:t>
+      </w:r>
+      <w:r>
+        <w:rPr>
+          <w:rFonts w:ascii="Consolas" w:hAnsi="Consolas" w:eastAsia="微软雅黑"/>
+          <w:color w:val="803000"/>
+          <w:sz w:val="18"/>
+        </w:rPr>
+        <w:t>%10d</w:t>
+      </w:r>
+      <w:r>
+        <w:rPr>
+          <w:rFonts w:ascii="微软雅黑" w:hAnsi="微软雅黑" w:eastAsia="微软雅黑"/>
+          <w:color w:val="803000"/>
+          <w:sz w:val="19"/>
+        </w:rPr>
+        <w:t xml:space="preserve"> 会白占 20 列，把单行撑到 130 字符，控制台 80 列装不下；用 </w:t>
+      </w:r>
+      <w:r>
+        <w:rPr>
+          <w:rFonts w:ascii="Consolas" w:hAnsi="Consolas" w:eastAsia="微软雅黑"/>
+          <w:color w:val="803000"/>
+          <w:sz w:val="18"/>
+        </w:rPr>
+        <w:t>%*d</w:t>
+      </w:r>
+      <w:r>
+        <w:rPr>
+          <w:rFonts w:ascii="微软雅黑" w:hAnsi="微软雅黑" w:eastAsia="微软雅黑"/>
+          <w:color w:val="803000"/>
+          <w:sz w:val="19"/>
+        </w:rPr>
+        <w:t xml:space="preserve"> 则宽度</w:t>
+      </w:r>
+      <w:r>
+        <w:rPr>
+          <w:rFonts w:ascii="微软雅黑" w:hAnsi="微软雅黑" w:eastAsia="微软雅黑"/>
+          <w:b/>
+          <w:color w:val="803000"/>
+          <w:sz w:val="19"/>
+        </w:rPr>
+        <w:t>自动跟着数字位数走</w:t>
+      </w:r>
+      <w:r>
+        <w:rPr>
+          <w:rFonts w:ascii="微软雅黑" w:hAnsi="微软雅黑" w:eastAsia="微软雅黑"/>
+          <w:color w:val="803000"/>
+          <w:sz w:val="19"/>
+        </w:rPr>
+        <w:t xml:space="preserve"> —— 既省地方又保证对齐。</w:t>
       </w:r>
     </w:p>
     <w:p>
